--- a/project_status_October_6/status/meljahmi_RBE550_October_6_status.docx
+++ b/project_status_October_6/status/meljahmi_RBE550_October_6_status.docx
@@ -180,7 +180,7 @@
         <w:t xml:space="preserve"> </w:t>
       </w:r>
       <w:r>
-        <w:t>This project began with a narrow focus: implementing and benchmarking five classical grid-based search algorithms—Breadth-First Search (BFS), Dijkstra’s algorithm, A*, Theta*, and Jump Point Search (JPS). These methods remain the immediate scope, providing a well-understood testbed where trade-offs in runtime, path length, and node expansions can be compared. The framework is implemented in ROS 2 with Python, with utilities for random obstacle generation, ASCII map loading, start/goal specification, and reproducible benchmarking. At this stage, BFS and A* are implemented and tested, showing the expected contrast between exhaustive exploration and heuristic-guided efficiency. While the foundation is grid-based, the architecture is deliberately extensible: its unified planner interface and benchmarking harness could support future extensions to incremental graph searches for dynamic maps, and even policy-based algorithms from reinforcement learning.</w:t>
+        <w:t>This project began with a narrow focus: implementing and benchmarking five classical grid-based search algorithms—Breadth-First Search (BFS), Dijkstra’s algorithm, A*, Theta*, and Jump Point Search (JPS). These methods remain the immediate scope, providing a well-understood testbed where trade-offs in runtime, path length, and node expansions can be compared. The framework is implemented in ROS 2 with Python, with utilities for random obstacle generation, ASCII map loading, start/goal specification, and reproducible benchmarking. At this stage, BFS and A* are integrated, with benchmarks contrasting uniform-cost exploration against heuristic-guided search under both Manhattan and Euclidean distance heuristics. These comparisons highlight how cost models and heuristic selection affect efficiency and path quality. While the foundation is grid-based, the architecture is deliberately extensible: its unified planner interface and benchmarking harness could support future extensions to incremental graph searches for dynamic maps, and even policy-based algorithms from reinforcement learning.</w:t>
       </w:r>
       <w:r>
         <w:rPr>
@@ -210,10 +210,7 @@
         <w:rPr>
           <w:i w:val="0"/>
         </w:rPr>
-        <w:t>Grid-based motion planning, Breadth-First Search (BFS), Dijkstra’s algorithm, A* algorithm, Theta*, Jump Point Search (JPS), incremental search, policy-based planning, reinforcement learning, benchmarking framework, ROS 2</w:t>
-      </w:r>
-      <w:r>
-        <w:t>.</w:t>
+        <w:t>Grid-based motion planning, Breadth-First Search (BFS), Dijkstra’s algorithm, A* algorithm, Manhattan heuristic, Euclidean heuristic, Theta*, Jump Point Search (JPS), incremental search, policy-based planning, reinforcement learning, benchmarking framework, ROS 2.</w:t>
       </w:r>
     </w:p>
     <w:p>
@@ -245,6 +242,7 @@
     <w:p>
       <w:pPr>
         <w:pStyle w:val="NoSpacing"/>
+        <w:ind w:firstLine="36pt"/>
         <w:jc w:val="start"/>
         <w:rPr>
           <w:sz w:val="18"/>
@@ -256,56 +254,54 @@
       <w:pPr>
         <w:pStyle w:val="NoSpacing"/>
         <w:jc w:val="start"/>
-      </w:pPr>
-      <w:r>
-        <w:rPr>
-          <w:sz w:val="18"/>
-          <w:szCs w:val="18"/>
-        </w:rPr>
-        <w:t>Classical grid-based planners such as Breadth-First Search (BFS), Dijkstra’s algorithm, and A* are widely studied because they guarantee optimal solutions under appropriate cost models. More advanced methods such as Theta* and Jump Point Search (JPS) further improve efficiency by reducing node expansions or enabling any-angle paths. Each algorithm exhibits trade-offs in runtime, memory</w:t>
-      </w:r>
-      <w:r>
-        <w:t xml:space="preserve"> usage, and path quality, making systematic evaluation important for both education and practical deployment.</w:t>
+        <w:rPr>
+          <w:sz w:val="18"/>
+          <w:szCs w:val="18"/>
+        </w:rPr>
+      </w:pPr>
+      <w:r>
+        <w:rPr>
+          <w:sz w:val="18"/>
+          <w:szCs w:val="18"/>
+        </w:rPr>
+        <w:t xml:space="preserve">Classical grid-based planners such as Breadth-First Search (BFS), Dijkstra’s algorithm, and A* are widely studied because they guarantee optimal solutions under appropriate cost models. BFS explores in uniform steps without considering costs, while Dijkstra extends this to weighted graphs by </w:t>
+      </w:r>
+      <w:r>
+        <w:t xml:space="preserve">minimizing cumulative cost. A* further introduces heuristics, and its performance depends strongly on the heuristic function chosen—for example, Manhattan distance is consistent with 4-connected grids, while </w:t>
+      </w:r>
+      <w:r>
+        <w:rPr>
+          <w:sz w:val="18"/>
+          <w:szCs w:val="18"/>
+        </w:rPr>
+        <w:t>Euclidean distance matches 8-connected grids where diagonal moves cost √2. More advanced methods such as Theta* and Jump Point Search (JPS) improve efficiency by reducing node expansions or enabling any-angle paths. Each algorithm exhibits trade-offs in runtime, memory usage, and path quality, making systematic evaluation important for both education and practical deployment.</w:t>
       </w:r>
     </w:p>
     <w:p>
       <w:pPr>
         <w:pStyle w:val="NoSpacing"/>
         <w:jc w:val="start"/>
-        <w:rPr>
-          <w:sz w:val="18"/>
-          <w:szCs w:val="18"/>
-        </w:rPr>
-      </w:pPr>
-      <w:r>
-        <w:rPr>
-          <w:sz w:val="18"/>
-          <w:szCs w:val="18"/>
-        </w:rPr>
-        <w:t xml:space="preserve">This project began with a deliberately narrow focus: to implement and benchmark these five classical grid-based planners in a consistent setting. Implemented in ROS 2 with Python, the </w:t>
-      </w:r>
-      <w:r>
-        <w:rPr>
-          <w:sz w:val="18"/>
-          <w:szCs w:val="18"/>
-        </w:rPr>
-        <w:t>framework provides random obstacle generation, ASCII map loading, start/goal specification, and benchmarking utilities. Algorithms can be executed under identical conditions, and metrics such as path length, number of turns, nodes expanded, runtime, and memory consumption are recorded.</w:t>
-      </w:r>
+      </w:pPr>
     </w:p>
     <w:p>
       <w:pPr>
         <w:pStyle w:val="NoSpacing"/>
         <w:jc w:val="start"/>
-        <w:rPr>
-          <w:sz w:val="18"/>
-          <w:szCs w:val="18"/>
-        </w:rPr>
-      </w:pPr>
+      </w:pPr>
+      <w:r>
+        <w:t>This project began with a deliberately narrow focus: to implement and benchmark these five classical grid-based planners in a consistent setting. Implemented in ROS 2 with Python, the framework provides random obstacle generation, ASCII map loading, start/goal specification, and benchmarking utilities. Algorithms can be executed under identical conditions, and metrics such as path length, number of turns, nodes expanded, runtime, and memory consumption are recorded.</w:t>
+      </w:r>
     </w:p>
     <w:p>
       <w:pPr>
         <w:pStyle w:val="NoSpacing"/>
         <w:jc w:val="start"/>
+      </w:pPr>
+    </w:p>
+    <w:p>
+      <w:pPr>
+        <w:pStyle w:val="NoSpacing"/>
+        <w:jc w:val="start"/>
         <w:rPr>
           <w:sz w:val="18"/>
           <w:szCs w:val="18"/>
@@ -318,6 +314,15 @@
         </w:rPr>
         <w:t>By October 6, the framework will include initial implementations of BFS and A*, enabling preliminary results on random and structured maps. Dijkstra, Theta*, and JPS will be added in subsequent iterations. While the near-term scope is restricted to grid-based graph searches, the architecture is flexible and extensible: the same benchmarking structure could, in future work, support incremental planners for dynamic maps or even policy-based approaches from reinforcement learning.</w:t>
       </w:r>
+    </w:p>
+    <w:p>
+      <w:pPr>
+        <w:jc w:val="start"/>
+        <w:rPr>
+          <w:sz w:val="18"/>
+          <w:szCs w:val="18"/>
+        </w:rPr>
+      </w:pPr>
     </w:p>
     <w:p>
       <w:pPr>
@@ -390,6 +395,7 @@
           <w:sz w:val="18"/>
           <w:szCs w:val="18"/>
         </w:rPr>
+        <w:lastRenderedPageBreak/>
         <w:t>Dijkstra’s Algorithm</w:t>
       </w:r>
     </w:p>
@@ -447,14 +453,7 @@
           <w:sz w:val="18"/>
           <w:szCs w:val="18"/>
         </w:rPr>
-        <w:t>A* improves on Dijkstra by adding a heuristic estimate of cost-to-go (e.g., Manhattan or Euclidean distance). A* reduces the number of expansions while still guaranteeing an optimal path if the heuristic is admissible</w:t>
-      </w:r>
-      <w:r>
-        <w:rPr>
-          <w:sz w:val="18"/>
-          <w:szCs w:val="18"/>
-        </w:rPr>
-        <w:t>.</w:t>
+        <w:t>A* improves on Dijkstra by adding a heuristic estimate of cost-to-go, enabling the search to focus on states that appear closer to the goal. Its effectiveness depends on both the cost model and the heuristic function. For 4-connected grids with unit step costs, the Manhattan distance is admissible and consistent. For 8-connected grids, where diagonal moves are allowed with cost √2, the Euclidean distance provides a more accurate admissible heuristic. These variations highlight that A* is not a single method but a family of approaches, and the choice of heuristic directly influences runtime, node expansions, and overall efficiency while still preserving optimality.</w:t>
       </w:r>
     </w:p>
     <w:p>
@@ -487,15 +486,7 @@
           <w:sz w:val="18"/>
           <w:szCs w:val="18"/>
         </w:rPr>
-        <w:t xml:space="preserve">Theta* is a variation of A* that allows any-angle shortcuts rather than restricting paths to grid edges. This reduces unnecessary turns </w:t>
-      </w:r>
-      <w:r>
-        <w:rPr>
-          <w:sz w:val="18"/>
-          <w:szCs w:val="18"/>
-        </w:rPr>
-        <w:lastRenderedPageBreak/>
-        <w:t>and often produces shorter, more natural-looking paths, while maintaining efficiency</w:t>
+        <w:t>Theta* is a variation of A* that allows any-angle shortcuts rather than restricting paths to grid edges. This reduces unnecessary turns and often produces shorter, more natural-looking paths, while maintaining efficiency</w:t>
       </w:r>
       <w:r>
         <w:rPr>
@@ -535,7 +526,23 @@
           <w:sz w:val="18"/>
           <w:szCs w:val="18"/>
         </w:rPr>
-        <w:t>PS is an optimization for uniform-cost grids that skips over symmetric intermediate states. By “jumping” directly to critical nodes, JPS dramatically reduces the number of expansions while preserving optimality</w:t>
+        <w:t xml:space="preserve">PS is an optimization for uniform-cost grids that </w:t>
+      </w:r>
+      <w:proofErr w:type="gramStart"/>
+      <w:r>
+        <w:rPr>
+          <w:sz w:val="18"/>
+          <w:szCs w:val="18"/>
+        </w:rPr>
+        <w:t>skips</w:t>
+      </w:r>
+      <w:proofErr w:type="gramEnd"/>
+      <w:r>
+        <w:rPr>
+          <w:sz w:val="18"/>
+          <w:szCs w:val="18"/>
+        </w:rPr>
+        <w:t xml:space="preserve"> over symmetric intermediate states. By “jumping” directly to critical nodes, JPS dramatically reduces the number of expansions while preserving optimality</w:t>
       </w:r>
       <w:r>
         <w:rPr>
@@ -1112,7 +1119,23 @@
           <w:sz w:val="18"/>
           <w:szCs w:val="18"/>
         </w:rPr>
-        <w:t xml:space="preserve">def plan(grid, start, goal, </w:t>
+        <w:t xml:space="preserve">def </w:t>
+      </w:r>
+      <w:proofErr w:type="gramStart"/>
+      <w:r>
+        <w:rPr>
+          <w:sz w:val="18"/>
+          <w:szCs w:val="18"/>
+        </w:rPr>
+        <w:t>plan(</w:t>
+      </w:r>
+      <w:proofErr w:type="gramEnd"/>
+      <w:r>
+        <w:rPr>
+          <w:sz w:val="18"/>
+          <w:szCs w:val="18"/>
+        </w:rPr>
+        <w:t xml:space="preserve">grid, start, goal, </w:t>
       </w:r>
       <w:proofErr w:type="spellStart"/>
       <w:r>
@@ -1334,6 +1357,7 @@
     </w:p>
     <w:p>
       <w:pPr>
+        <w:ind w:firstLine="14.40pt"/>
         <w:jc w:val="start"/>
         <w:rPr>
           <w:sz w:val="18"/>
@@ -1345,87 +1369,7 @@
           <w:sz w:val="18"/>
           <w:szCs w:val="18"/>
         </w:rPr>
-        <w:t xml:space="preserve">At this stage, </w:t>
-      </w:r>
-      <w:r>
-        <w:rPr>
-          <w:b/>
-          <w:bCs/>
-          <w:sz w:val="18"/>
-          <w:szCs w:val="18"/>
-        </w:rPr>
-        <w:t>Breadth-First Search (BFS)</w:t>
-      </w:r>
-      <w:r>
-        <w:rPr>
-          <w:sz w:val="18"/>
-          <w:szCs w:val="18"/>
-        </w:rPr>
-        <w:t xml:space="preserve"> and </w:t>
-      </w:r>
-      <w:r>
-        <w:rPr>
-          <w:b/>
-          <w:bCs/>
-          <w:sz w:val="18"/>
-          <w:szCs w:val="18"/>
-        </w:rPr>
-        <w:t>A*</w:t>
-      </w:r>
-      <w:r>
-        <w:rPr>
-          <w:sz w:val="18"/>
-          <w:szCs w:val="18"/>
-        </w:rPr>
-        <w:t xml:space="preserve"> are being integrated as baseline algorithms. BFS is implemented with a queue-based frontier, while A* uses a priority queue guided by Euclidean distance as a heuristic. Additional algorithms—</w:t>
-      </w:r>
-      <w:r>
-        <w:rPr>
-          <w:b/>
-          <w:bCs/>
-          <w:sz w:val="18"/>
-          <w:szCs w:val="18"/>
-        </w:rPr>
-        <w:t>Dijkstra</w:t>
-      </w:r>
-      <w:r>
-        <w:rPr>
-          <w:sz w:val="18"/>
-          <w:szCs w:val="18"/>
-        </w:rPr>
-        <w:t xml:space="preserve">, </w:t>
-      </w:r>
-      <w:r>
-        <w:rPr>
-          <w:b/>
-          <w:bCs/>
-          <w:sz w:val="18"/>
-          <w:szCs w:val="18"/>
-        </w:rPr>
-        <w:t>Theta*</w:t>
-      </w:r>
-      <w:r>
-        <w:rPr>
-          <w:sz w:val="18"/>
-          <w:szCs w:val="18"/>
-        </w:rPr>
-        <w:t xml:space="preserve">, and </w:t>
-      </w:r>
-      <w:r>
-        <w:rPr>
-          <w:b/>
-          <w:bCs/>
-          <w:sz w:val="18"/>
-          <w:szCs w:val="18"/>
-        </w:rPr>
-        <w:t>Jump Point Search (JPS)</w:t>
-      </w:r>
-      <w:r>
-        <w:rPr>
-          <w:sz w:val="18"/>
-          <w:szCs w:val="18"/>
-        </w:rPr>
-        <w:t>—will be incorporated using the same interface to enable fair comparisons.</w:t>
+        <w:t>At this stage, Breadth-First Search (BFS) and A* are being integrated as baseline algorithms. BFS is implemented with a queue-based frontier and uniform step costs. A* uses a priority queue guided by admissible heuristics, with support for both Manhattan distance (appropriate for 4-connected grids with unit costs) and Euclidean distance (appropriate for 8-connected grids with diagonal moves costing √2). This allows benchmarking of multiple A* variants to study how heuristic selection influences efficiency and path quality. Additional algorithms—Dijkstra, Theta*, and Jump Point Search (JPS)—will be incorporated using the same interface to enable fair comparisons.</w:t>
       </w:r>
     </w:p>
     <w:p>
@@ -1537,7 +1481,10 @@
         <w:t>. Class diagram of algorithm modules, showing BFS and A</w:t>
       </w:r>
       <w:r>
-        <w:t xml:space="preserve"> planners inheriting from a common base planner interface.*</w:t>
+        <w:t xml:space="preserve"> planners inheriting from a common base planner </w:t>
+      </w:r>
+      <w:r>
+        <w:t>interface. *</w:t>
       </w:r>
     </w:p>
     <w:p>
@@ -1584,7 +1531,7 @@
       <w:pPr>
         <w:numPr>
           <w:ilvl w:val="0"/>
-          <w:numId w:val="31"/>
+          <w:numId w:val="32"/>
         </w:numPr>
         <w:jc w:val="start"/>
         <w:rPr>
@@ -1594,26 +1541,17 @@
       </w:pPr>
       <w:r>
         <w:rPr>
-          <w:b/>
-          <w:bCs/>
-          <w:sz w:val="18"/>
-          <w:szCs w:val="18"/>
-        </w:rPr>
-        <w:t>Runtime</w:t>
-      </w:r>
-      <w:r>
-        <w:rPr>
-          <w:sz w:val="18"/>
-          <w:szCs w:val="18"/>
-        </w:rPr>
-        <w:t xml:space="preserve"> measured in milliseconds.</w:t>
+          <w:sz w:val="18"/>
+          <w:szCs w:val="18"/>
+        </w:rPr>
+        <w:t>Runtime measured in milliseconds</w:t>
       </w:r>
     </w:p>
     <w:p>
       <w:pPr>
         <w:numPr>
           <w:ilvl w:val="0"/>
-          <w:numId w:val="31"/>
+          <w:numId w:val="32"/>
         </w:numPr>
         <w:jc w:val="start"/>
         <w:rPr>
@@ -1623,26 +1561,17 @@
       </w:pPr>
       <w:r>
         <w:rPr>
-          <w:b/>
-          <w:bCs/>
-          <w:sz w:val="18"/>
-          <w:szCs w:val="18"/>
-        </w:rPr>
-        <w:t>Nodes expanded</w:t>
-      </w:r>
-      <w:r>
-        <w:rPr>
-          <w:sz w:val="18"/>
-          <w:szCs w:val="18"/>
-        </w:rPr>
-        <w:t xml:space="preserve"> during search.</w:t>
+          <w:sz w:val="18"/>
+          <w:szCs w:val="18"/>
+        </w:rPr>
+        <w:t>Nodes expanded during search</w:t>
       </w:r>
     </w:p>
     <w:p>
       <w:pPr>
         <w:numPr>
           <w:ilvl w:val="0"/>
-          <w:numId w:val="31"/>
+          <w:numId w:val="32"/>
         </w:numPr>
         <w:jc w:val="start"/>
         <w:rPr>
@@ -1652,26 +1581,17 @@
       </w:pPr>
       <w:r>
         <w:rPr>
-          <w:b/>
-          <w:bCs/>
-          <w:sz w:val="18"/>
-          <w:szCs w:val="18"/>
-        </w:rPr>
-        <w:t>Path length</w:t>
-      </w:r>
-      <w:r>
-        <w:rPr>
-          <w:sz w:val="18"/>
-          <w:szCs w:val="18"/>
-        </w:rPr>
-        <w:t xml:space="preserve"> (number of steps).</w:t>
+          <w:sz w:val="18"/>
+          <w:szCs w:val="18"/>
+        </w:rPr>
+        <w:t>Path length (number of steps)</w:t>
       </w:r>
     </w:p>
     <w:p>
       <w:pPr>
         <w:numPr>
           <w:ilvl w:val="0"/>
-          <w:numId w:val="31"/>
+          <w:numId w:val="32"/>
         </w:numPr>
         <w:jc w:val="start"/>
         <w:rPr>
@@ -1681,26 +1601,17 @@
       </w:pPr>
       <w:r>
         <w:rPr>
-          <w:b/>
-          <w:bCs/>
-          <w:sz w:val="18"/>
-          <w:szCs w:val="18"/>
-        </w:rPr>
-        <w:t>Number of turns</w:t>
-      </w:r>
-      <w:r>
-        <w:rPr>
-          <w:sz w:val="18"/>
-          <w:szCs w:val="18"/>
-        </w:rPr>
-        <w:t xml:space="preserve"> (optional, for later integration).</w:t>
+          <w:sz w:val="18"/>
+          <w:szCs w:val="18"/>
+        </w:rPr>
+        <w:t>Number of turns (optional, for later integration)</w:t>
       </w:r>
     </w:p>
     <w:p>
       <w:pPr>
         <w:numPr>
           <w:ilvl w:val="0"/>
-          <w:numId w:val="31"/>
+          <w:numId w:val="32"/>
         </w:numPr>
         <w:jc w:val="start"/>
         <w:rPr>
@@ -1710,19 +1621,10 @@
       </w:pPr>
       <w:r>
         <w:rPr>
-          <w:b/>
-          <w:bCs/>
-          <w:sz w:val="18"/>
-          <w:szCs w:val="18"/>
-        </w:rPr>
-        <w:t>Memory usage</w:t>
-      </w:r>
-      <w:r>
-        <w:rPr>
-          <w:sz w:val="18"/>
-          <w:szCs w:val="18"/>
-        </w:rPr>
-        <w:t xml:space="preserve"> of open and closed lists.</w:t>
+          <w:sz w:val="18"/>
+          <w:szCs w:val="18"/>
+        </w:rPr>
+        <w:t>Memory usage of open and closed lists</w:t>
       </w:r>
     </w:p>
     <w:p>
@@ -1738,8 +1640,23 @@
           <w:sz w:val="18"/>
           <w:szCs w:val="18"/>
         </w:rPr>
-        <w:lastRenderedPageBreak/>
-        <w:t>Each run reports results in a structured format, printed to the console and optionally saved for later analysis. The harness ensures that all planners are evaluated under identical conditions.</w:t>
+        <w:t xml:space="preserve">Each run reports results in a structured format, printed to the console and optionally saved for later analysis. The harness ensures that all planners are evaluated under identical conditions. </w:t>
+      </w:r>
+      <w:proofErr w:type="gramStart"/>
+      <w:r>
+        <w:rPr>
+          <w:sz w:val="18"/>
+          <w:szCs w:val="18"/>
+        </w:rPr>
+        <w:t>In particular, it</w:t>
+      </w:r>
+      <w:proofErr w:type="gramEnd"/>
+      <w:r>
+        <w:rPr>
+          <w:sz w:val="18"/>
+          <w:szCs w:val="18"/>
+        </w:rPr>
+        <w:t xml:space="preserve"> supports varying the cost model (4-connected vs. 8-connected grids) and heuristic functions (Manhattan vs. Euclidean) so that differences between algorithmic approaches can be measured systematically.</w:t>
       </w:r>
     </w:p>
     <w:p>
@@ -1871,14 +1788,7 @@
           <w:sz w:val="18"/>
           <w:szCs w:val="18"/>
         </w:rPr>
-        <w:t>I</w:t>
-      </w:r>
-      <w:r>
-        <w:rPr>
-          <w:sz w:val="18"/>
-          <w:szCs w:val="18"/>
-        </w:rPr>
-        <w:t>V</w:t>
+        <w:t>IV</w:t>
       </w:r>
       <w:r>
         <w:rPr>
@@ -2704,6 +2614,155 @@
     </w:lvl>
   </w:abstractNum>
   <w:abstractNum w:abstractNumId="12" w15:restartNumberingAfterBreak="0">
+    <w:nsid w:val="0D260FBE"/>
+    <w:multiLevelType w:val="multilevel"/>
+    <w:tmpl w:val="1D48CE8C"/>
+    <w:lvl w:ilvl="0">
+      <w:start w:val="1"/>
+      <w:numFmt w:val="bullet"/>
+      <w:lvlText w:val=""/>
+      <w:lvlJc w:val="start"/>
+      <w:pPr>
+        <w:tabs>
+          <w:tab w:val="num" w:pos="36pt"/>
+        </w:tabs>
+        <w:ind w:start="36pt" w:hanging="18pt"/>
+      </w:pPr>
+      <w:rPr>
+        <w:rFonts w:ascii="Symbol" w:hAnsi="Symbol" w:hint="default"/>
+        <w:sz w:val="20"/>
+      </w:rPr>
+    </w:lvl>
+    <w:lvl w:ilvl="1" w:tentative="1">
+      <w:start w:val="1"/>
+      <w:numFmt w:val="bullet"/>
+      <w:lvlText w:val="o"/>
+      <w:lvlJc w:val="start"/>
+      <w:pPr>
+        <w:tabs>
+          <w:tab w:val="num" w:pos="72pt"/>
+        </w:tabs>
+        <w:ind w:start="72pt" w:hanging="18pt"/>
+      </w:pPr>
+      <w:rPr>
+        <w:rFonts w:ascii="Courier New" w:hAnsi="Courier New" w:hint="default"/>
+        <w:sz w:val="20"/>
+      </w:rPr>
+    </w:lvl>
+    <w:lvl w:ilvl="2" w:tentative="1">
+      <w:start w:val="1"/>
+      <w:numFmt w:val="bullet"/>
+      <w:lvlText w:val=""/>
+      <w:lvlJc w:val="start"/>
+      <w:pPr>
+        <w:tabs>
+          <w:tab w:val="num" w:pos="108pt"/>
+        </w:tabs>
+        <w:ind w:start="108pt" w:hanging="18pt"/>
+      </w:pPr>
+      <w:rPr>
+        <w:rFonts w:ascii="Wingdings" w:hAnsi="Wingdings" w:hint="default"/>
+        <w:sz w:val="20"/>
+      </w:rPr>
+    </w:lvl>
+    <w:lvl w:ilvl="3" w:tentative="1">
+      <w:start w:val="1"/>
+      <w:numFmt w:val="bullet"/>
+      <w:lvlText w:val=""/>
+      <w:lvlJc w:val="start"/>
+      <w:pPr>
+        <w:tabs>
+          <w:tab w:val="num" w:pos="144pt"/>
+        </w:tabs>
+        <w:ind w:start="144pt" w:hanging="18pt"/>
+      </w:pPr>
+      <w:rPr>
+        <w:rFonts w:ascii="Wingdings" w:hAnsi="Wingdings" w:hint="default"/>
+        <w:sz w:val="20"/>
+      </w:rPr>
+    </w:lvl>
+    <w:lvl w:ilvl="4" w:tentative="1">
+      <w:start w:val="1"/>
+      <w:numFmt w:val="bullet"/>
+      <w:lvlText w:val=""/>
+      <w:lvlJc w:val="start"/>
+      <w:pPr>
+        <w:tabs>
+          <w:tab w:val="num" w:pos="180pt"/>
+        </w:tabs>
+        <w:ind w:start="180pt" w:hanging="18pt"/>
+      </w:pPr>
+      <w:rPr>
+        <w:rFonts w:ascii="Wingdings" w:hAnsi="Wingdings" w:hint="default"/>
+        <w:sz w:val="20"/>
+      </w:rPr>
+    </w:lvl>
+    <w:lvl w:ilvl="5" w:tentative="1">
+      <w:start w:val="1"/>
+      <w:numFmt w:val="bullet"/>
+      <w:lvlText w:val=""/>
+      <w:lvlJc w:val="start"/>
+      <w:pPr>
+        <w:tabs>
+          <w:tab w:val="num" w:pos="216pt"/>
+        </w:tabs>
+        <w:ind w:start="216pt" w:hanging="18pt"/>
+      </w:pPr>
+      <w:rPr>
+        <w:rFonts w:ascii="Wingdings" w:hAnsi="Wingdings" w:hint="default"/>
+        <w:sz w:val="20"/>
+      </w:rPr>
+    </w:lvl>
+    <w:lvl w:ilvl="6" w:tentative="1">
+      <w:start w:val="1"/>
+      <w:numFmt w:val="bullet"/>
+      <w:lvlText w:val=""/>
+      <w:lvlJc w:val="start"/>
+      <w:pPr>
+        <w:tabs>
+          <w:tab w:val="num" w:pos="252pt"/>
+        </w:tabs>
+        <w:ind w:start="252pt" w:hanging="18pt"/>
+      </w:pPr>
+      <w:rPr>
+        <w:rFonts w:ascii="Wingdings" w:hAnsi="Wingdings" w:hint="default"/>
+        <w:sz w:val="20"/>
+      </w:rPr>
+    </w:lvl>
+    <w:lvl w:ilvl="7" w:tentative="1">
+      <w:start w:val="1"/>
+      <w:numFmt w:val="bullet"/>
+      <w:lvlText w:val=""/>
+      <w:lvlJc w:val="start"/>
+      <w:pPr>
+        <w:tabs>
+          <w:tab w:val="num" w:pos="288pt"/>
+        </w:tabs>
+        <w:ind w:start="288pt" w:hanging="18pt"/>
+      </w:pPr>
+      <w:rPr>
+        <w:rFonts w:ascii="Wingdings" w:hAnsi="Wingdings" w:hint="default"/>
+        <w:sz w:val="20"/>
+      </w:rPr>
+    </w:lvl>
+    <w:lvl w:ilvl="8" w:tentative="1">
+      <w:start w:val="1"/>
+      <w:numFmt w:val="bullet"/>
+      <w:lvlText w:val=""/>
+      <w:lvlJc w:val="start"/>
+      <w:pPr>
+        <w:tabs>
+          <w:tab w:val="num" w:pos="324pt"/>
+        </w:tabs>
+        <w:ind w:start="324pt" w:hanging="18pt"/>
+      </w:pPr>
+      <w:rPr>
+        <w:rFonts w:ascii="Wingdings" w:hAnsi="Wingdings" w:hint="default"/>
+        <w:sz w:val="20"/>
+      </w:rPr>
+    </w:lvl>
+  </w:abstractNum>
+  <w:abstractNum w:abstractNumId="13" w15:restartNumberingAfterBreak="0">
     <w:nsid w:val="186217F3"/>
     <w:multiLevelType w:val="hybridMultilevel"/>
     <w:tmpl w:val="E10AEFFE"/>
@@ -2816,7 +2875,7 @@
       </w:rPr>
     </w:lvl>
   </w:abstractNum>
-  <w:abstractNum w:abstractNumId="13" w15:restartNumberingAfterBreak="0">
+  <w:abstractNum w:abstractNumId="14" w15:restartNumberingAfterBreak="0">
     <w:nsid w:val="1E177E97"/>
     <w:multiLevelType w:val="hybridMultilevel"/>
     <w:tmpl w:val="A6463BCE"/>
@@ -2902,7 +2961,7 @@
       </w:pPr>
     </w:lvl>
   </w:abstractNum>
-  <w:abstractNum w:abstractNumId="14" w15:restartNumberingAfterBreak="0">
+  <w:abstractNum w:abstractNumId="15" w15:restartNumberingAfterBreak="0">
     <w:nsid w:val="20AF0333"/>
     <w:multiLevelType w:val="hybridMultilevel"/>
     <w:tmpl w:val="CB0E7F4E"/>
@@ -3044,7 +3103,7 @@
       </w:rPr>
     </w:lvl>
   </w:abstractNum>
-  <w:abstractNum w:abstractNumId="15" w15:restartNumberingAfterBreak="0">
+  <w:abstractNum w:abstractNumId="16" w15:restartNumberingAfterBreak="0">
     <w:nsid w:val="26943618"/>
     <w:multiLevelType w:val="multilevel"/>
     <w:tmpl w:val="F74E2C36"/>
@@ -3193,7 +3252,7 @@
       </w:rPr>
     </w:lvl>
   </w:abstractNum>
-  <w:abstractNum w:abstractNumId="16" w15:restartNumberingAfterBreak="0">
+  <w:abstractNum w:abstractNumId="17" w15:restartNumberingAfterBreak="0">
     <w:nsid w:val="26FE1FCF"/>
     <w:multiLevelType w:val="hybridMultilevel"/>
     <w:tmpl w:val="33826962"/>
@@ -3354,7 +3413,7 @@
       </w:rPr>
     </w:lvl>
   </w:abstractNum>
-  <w:abstractNum w:abstractNumId="17" w15:restartNumberingAfterBreak="0">
+  <w:abstractNum w:abstractNumId="18" w15:restartNumberingAfterBreak="0">
     <w:nsid w:val="37660336"/>
     <w:multiLevelType w:val="hybridMultilevel"/>
     <w:tmpl w:val="754EAC84"/>
@@ -3495,7 +3554,7 @@
       </w:rPr>
     </w:lvl>
   </w:abstractNum>
-  <w:abstractNum w:abstractNumId="18" w15:restartNumberingAfterBreak="0">
+  <w:abstractNum w:abstractNumId="19" w15:restartNumberingAfterBreak="0">
     <w:nsid w:val="39E54FC6"/>
     <w:multiLevelType w:val="singleLevel"/>
     <w:tmpl w:val="5B7288D4"/>
@@ -3515,7 +3574,7 @@
       </w:rPr>
     </w:lvl>
   </w:abstractNum>
-  <w:abstractNum w:abstractNumId="19" w15:restartNumberingAfterBreak="0">
+  <w:abstractNum w:abstractNumId="20" w15:restartNumberingAfterBreak="0">
     <w:nsid w:val="3BDD560A"/>
     <w:multiLevelType w:val="hybridMultilevel"/>
     <w:tmpl w:val="EC5C338C"/>
@@ -3628,7 +3687,7 @@
       </w:rPr>
     </w:lvl>
   </w:abstractNum>
-  <w:abstractNum w:abstractNumId="20" w15:restartNumberingAfterBreak="0">
+  <w:abstractNum w:abstractNumId="21" w15:restartNumberingAfterBreak="0">
     <w:nsid w:val="4189603E"/>
     <w:multiLevelType w:val="multilevel"/>
     <w:tmpl w:val="0AB06E12"/>
@@ -3835,7 +3894,7 @@
       </w:rPr>
     </w:lvl>
   </w:abstractNum>
-  <w:abstractNum w:abstractNumId="21" w15:restartNumberingAfterBreak="0">
+  <w:abstractNum w:abstractNumId="22" w15:restartNumberingAfterBreak="0">
     <w:nsid w:val="41C01C63"/>
     <w:multiLevelType w:val="multilevel"/>
     <w:tmpl w:val="58CAB6CE"/>
@@ -3984,7 +4043,7 @@
       </w:rPr>
     </w:lvl>
   </w:abstractNum>
-  <w:abstractNum w:abstractNumId="22" w15:restartNumberingAfterBreak="0">
+  <w:abstractNum w:abstractNumId="23" w15:restartNumberingAfterBreak="0">
     <w:nsid w:val="493C3F76"/>
     <w:multiLevelType w:val="hybridMultilevel"/>
     <w:tmpl w:val="9A9E418C"/>
@@ -4095,7 +4154,7 @@
       </w:pPr>
     </w:lvl>
   </w:abstractNum>
-  <w:abstractNum w:abstractNumId="23" w15:restartNumberingAfterBreak="0">
+  <w:abstractNum w:abstractNumId="24" w15:restartNumberingAfterBreak="0">
     <w:nsid w:val="52CA544A"/>
     <w:multiLevelType w:val="singleLevel"/>
     <w:tmpl w:val="AED6D67E"/>
@@ -4122,7 +4181,7 @@
       </w:rPr>
     </w:lvl>
   </w:abstractNum>
-  <w:abstractNum w:abstractNumId="24" w15:restartNumberingAfterBreak="0">
+  <w:abstractNum w:abstractNumId="25" w15:restartNumberingAfterBreak="0">
     <w:nsid w:val="59851F56"/>
     <w:multiLevelType w:val="multilevel"/>
     <w:tmpl w:val="C6368F24"/>
@@ -4271,7 +4330,7 @@
       </w:rPr>
     </w:lvl>
   </w:abstractNum>
-  <w:abstractNum w:abstractNumId="25" w15:restartNumberingAfterBreak="0">
+  <w:abstractNum w:abstractNumId="26" w15:restartNumberingAfterBreak="0">
     <w:nsid w:val="6C402C58"/>
     <w:multiLevelType w:val="hybridMultilevel"/>
     <w:tmpl w:val="9A1CA078"/>
@@ -4416,7 +4475,7 @@
       </w:rPr>
     </w:lvl>
   </w:abstractNum>
-  <w:abstractNum w:abstractNumId="26" w15:restartNumberingAfterBreak="0">
+  <w:abstractNum w:abstractNumId="27" w15:restartNumberingAfterBreak="0">
     <w:nsid w:val="6CD32DA8"/>
     <w:multiLevelType w:val="singleLevel"/>
     <w:tmpl w:val="166470C2"/>
@@ -4443,40 +4502,40 @@
     </w:lvl>
   </w:abstractNum>
   <w:num w:numId="1" w16cid:durableId="940377641">
+    <w:abstractNumId w:val="18"/>
+  </w:num>
+  <w:num w:numId="2" w16cid:durableId="1397439891">
+    <w:abstractNumId w:val="26"/>
+  </w:num>
+  <w:num w:numId="3" w16cid:durableId="539585121">
     <w:abstractNumId w:val="17"/>
   </w:num>
-  <w:num w:numId="2" w16cid:durableId="1397439891">
-    <w:abstractNumId w:val="25"/>
-  </w:num>
-  <w:num w:numId="3" w16cid:durableId="539585121">
-    <w:abstractNumId w:val="16"/>
-  </w:num>
   <w:num w:numId="4" w16cid:durableId="1505513160">
-    <w:abstractNumId w:val="20"/>
+    <w:abstractNumId w:val="21"/>
   </w:num>
   <w:num w:numId="5" w16cid:durableId="978925957">
-    <w:abstractNumId w:val="20"/>
+    <w:abstractNumId w:val="21"/>
   </w:num>
   <w:num w:numId="6" w16cid:durableId="1721400726">
-    <w:abstractNumId w:val="20"/>
+    <w:abstractNumId w:val="21"/>
   </w:num>
   <w:num w:numId="7" w16cid:durableId="687826470">
-    <w:abstractNumId w:val="20"/>
+    <w:abstractNumId w:val="21"/>
   </w:num>
   <w:num w:numId="8" w16cid:durableId="143812469">
-    <w:abstractNumId w:val="23"/>
+    <w:abstractNumId w:val="24"/>
   </w:num>
   <w:num w:numId="9" w16cid:durableId="1364867722">
-    <w:abstractNumId w:val="26"/>
+    <w:abstractNumId w:val="27"/>
   </w:num>
   <w:num w:numId="10" w16cid:durableId="2029989048">
-    <w:abstractNumId w:val="18"/>
+    <w:abstractNumId w:val="19"/>
   </w:num>
   <w:num w:numId="11" w16cid:durableId="642739898">
-    <w:abstractNumId w:val="14"/>
+    <w:abstractNumId w:val="15"/>
   </w:num>
   <w:num w:numId="12" w16cid:durableId="1272741182">
-    <w:abstractNumId w:val="13"/>
+    <w:abstractNumId w:val="14"/>
   </w:num>
   <w:num w:numId="13" w16cid:durableId="851069540">
     <w:abstractNumId w:val="0"/>
@@ -4512,28 +4571,31 @@
     <w:abstractNumId w:val="1"/>
   </w:num>
   <w:num w:numId="24" w16cid:durableId="1366640472">
+    <w:abstractNumId w:val="23"/>
+  </w:num>
+  <w:num w:numId="25" w16cid:durableId="1917282883">
+    <w:abstractNumId w:val="24"/>
+  </w:num>
+  <w:num w:numId="26" w16cid:durableId="1466772736">
+    <w:abstractNumId w:val="13"/>
+  </w:num>
+  <w:num w:numId="27" w16cid:durableId="1057825152">
     <w:abstractNumId w:val="22"/>
   </w:num>
-  <w:num w:numId="25" w16cid:durableId="1917282883">
-    <w:abstractNumId w:val="23"/>
-  </w:num>
-  <w:num w:numId="26" w16cid:durableId="1466772736">
-    <w:abstractNumId w:val="12"/>
-  </w:num>
-  <w:num w:numId="27" w16cid:durableId="1057825152">
-    <w:abstractNumId w:val="21"/>
-  </w:num>
   <w:num w:numId="28" w16cid:durableId="1769081536">
-    <w:abstractNumId w:val="24"/>
+    <w:abstractNumId w:val="25"/>
   </w:num>
   <w:num w:numId="29" w16cid:durableId="913012818">
-    <w:abstractNumId w:val="19"/>
+    <w:abstractNumId w:val="20"/>
   </w:num>
   <w:num w:numId="30" w16cid:durableId="1016923067">
-    <w:abstractNumId w:val="15"/>
+    <w:abstractNumId w:val="16"/>
   </w:num>
   <w:num w:numId="31" w16cid:durableId="115874739">
     <w:abstractNumId w:val="11"/>
+  </w:num>
+  <w:num w:numId="32" w16cid:durableId="734859783">
+    <w:abstractNumId w:val="12"/>
   </w:num>
 </w:numbering>
 </file>

--- a/project_status_October_6/status/meljahmi_RBE550_October_6_status.docx
+++ b/project_status_October_6/status/meljahmi_RBE550_October_6_status.docx
@@ -1809,6 +1809,583 @@
     </w:p>
     <w:p>
       <w:pPr>
+        <w:jc w:val="start"/>
+        <w:rPr>
+          <w:sz w:val="18"/>
+          <w:szCs w:val="18"/>
+        </w:rPr>
+      </w:pPr>
+      <w:r>
+        <w:rPr>
+          <w:sz w:val="18"/>
+          <w:szCs w:val="18"/>
+        </w:rPr>
+        <w:t>Table I reports early results on a 64×64 random grid with 20% obstacle fill (seeded for reproducibility). BFS expands substantially more nodes than A*, while A* with an admissible heuristic significantly reduces expansion and runtime. With 8-connected moves and Euclidean distance, A* produces shorter paths with further efficiency gains.</w:t>
+      </w:r>
+    </w:p>
+    <w:p>
+      <w:pPr>
+        <w:jc w:val="start"/>
+        <w:rPr>
+          <w:sz w:val="18"/>
+          <w:szCs w:val="18"/>
+        </w:rPr>
+      </w:pPr>
+    </w:p>
+    <w:tbl>
+      <w:tblPr>
+        <w:tblStyle w:val="TableGrid"/>
+        <w:tblW w:w="279.80pt" w:type="dxa"/>
+        <w:tblLook w:firstRow="1" w:lastRow="0" w:firstColumn="1" w:lastColumn="0" w:noHBand="0" w:noVBand="1"/>
+      </w:tblPr>
+      <w:tblGrid>
+        <w:gridCol w:w="966"/>
+        <w:gridCol w:w="1146"/>
+        <w:gridCol w:w="986"/>
+        <w:gridCol w:w="726"/>
+        <w:gridCol w:w="936"/>
+        <w:gridCol w:w="836"/>
+      </w:tblGrid>
+      <w:tr>
+        <w:tc>
+          <w:tcPr>
+            <w:tcW w:w="48.30pt" w:type="dxa"/>
+          </w:tcPr>
+          <w:p>
+            <w:pPr>
+              <w:jc w:val="start"/>
+              <w:rPr>
+                <w:sz w:val="18"/>
+                <w:szCs w:val="18"/>
+              </w:rPr>
+            </w:pPr>
+            <w:r>
+              <w:rPr>
+                <w:sz w:val="18"/>
+                <w:szCs w:val="18"/>
+              </w:rPr>
+              <w:t>Algorithm</w:t>
+            </w:r>
+          </w:p>
+        </w:tc>
+        <w:tc>
+          <w:tcPr>
+            <w:tcW w:w="57.30pt" w:type="dxa"/>
+          </w:tcPr>
+          <w:p>
+            <w:pPr>
+              <w:jc w:val="start"/>
+              <w:rPr>
+                <w:sz w:val="18"/>
+                <w:szCs w:val="18"/>
+              </w:rPr>
+            </w:pPr>
+            <w:r>
+              <w:rPr>
+                <w:sz w:val="18"/>
+                <w:szCs w:val="18"/>
+              </w:rPr>
+              <w:t>Connectivity</w:t>
+            </w:r>
+          </w:p>
+        </w:tc>
+        <w:tc>
+          <w:tcPr>
+            <w:tcW w:w="49.30pt" w:type="dxa"/>
+          </w:tcPr>
+          <w:p>
+            <w:pPr>
+              <w:jc w:val="start"/>
+              <w:rPr>
+                <w:sz w:val="18"/>
+                <w:szCs w:val="18"/>
+              </w:rPr>
+            </w:pPr>
+            <w:r>
+              <w:rPr>
+                <w:sz w:val="18"/>
+                <w:szCs w:val="18"/>
+              </w:rPr>
+              <w:t>Heuristic</w:t>
+            </w:r>
+          </w:p>
+        </w:tc>
+        <w:tc>
+          <w:tcPr>
+            <w:tcW w:w="36.30pt" w:type="dxa"/>
+          </w:tcPr>
+          <w:p>
+            <w:pPr>
+              <w:jc w:val="start"/>
+              <w:rPr>
+                <w:sz w:val="18"/>
+                <w:szCs w:val="18"/>
+              </w:rPr>
+            </w:pPr>
+            <w:r>
+              <w:rPr>
+                <w:sz w:val="18"/>
+                <w:szCs w:val="18"/>
+              </w:rPr>
+              <w:t>Path Length</w:t>
+            </w:r>
+          </w:p>
+        </w:tc>
+        <w:tc>
+          <w:tcPr>
+            <w:tcW w:w="46.80pt" w:type="dxa"/>
+          </w:tcPr>
+          <w:p>
+            <w:pPr>
+              <w:jc w:val="start"/>
+              <w:rPr>
+                <w:sz w:val="18"/>
+                <w:szCs w:val="18"/>
+              </w:rPr>
+            </w:pPr>
+            <w:r>
+              <w:rPr>
+                <w:sz w:val="18"/>
+                <w:szCs w:val="18"/>
+              </w:rPr>
+              <w:t>Nodes Expanded</w:t>
+            </w:r>
+          </w:p>
+        </w:tc>
+        <w:tc>
+          <w:tcPr>
+            <w:tcW w:w="41.80pt" w:type="dxa"/>
+          </w:tcPr>
+          <w:p>
+            <w:pPr>
+              <w:jc w:val="start"/>
+              <w:rPr>
+                <w:sz w:val="18"/>
+                <w:szCs w:val="18"/>
+              </w:rPr>
+            </w:pPr>
+            <w:r>
+              <w:rPr>
+                <w:sz w:val="18"/>
+                <w:szCs w:val="18"/>
+              </w:rPr>
+              <w:t>Runtime (</w:t>
+            </w:r>
+            <w:proofErr w:type="spellStart"/>
+            <w:r>
+              <w:rPr>
+                <w:sz w:val="18"/>
+                <w:szCs w:val="18"/>
+              </w:rPr>
+              <w:t>ms</w:t>
+            </w:r>
+            <w:proofErr w:type="spellEnd"/>
+            <w:r>
+              <w:rPr>
+                <w:sz w:val="18"/>
+                <w:szCs w:val="18"/>
+              </w:rPr>
+              <w:t>)</w:t>
+            </w:r>
+          </w:p>
+        </w:tc>
+      </w:tr>
+      <w:tr>
+        <w:tc>
+          <w:tcPr>
+            <w:tcW w:w="48.30pt" w:type="dxa"/>
+          </w:tcPr>
+          <w:p>
+            <w:pPr>
+              <w:jc w:val="start"/>
+              <w:rPr>
+                <w:sz w:val="18"/>
+                <w:szCs w:val="18"/>
+              </w:rPr>
+            </w:pPr>
+            <w:r>
+              <w:rPr>
+                <w:sz w:val="18"/>
+                <w:szCs w:val="18"/>
+              </w:rPr>
+              <w:t>BFS</w:t>
+            </w:r>
+          </w:p>
+        </w:tc>
+        <w:tc>
+          <w:tcPr>
+            <w:tcW w:w="57.30pt" w:type="dxa"/>
+          </w:tcPr>
+          <w:p>
+            <w:pPr>
+              <w:jc w:val="start"/>
+              <w:rPr>
+                <w:sz w:val="18"/>
+                <w:szCs w:val="18"/>
+              </w:rPr>
+            </w:pPr>
+            <w:r>
+              <w:rPr>
+                <w:sz w:val="18"/>
+                <w:szCs w:val="18"/>
+              </w:rPr>
+              <w:t>4</w:t>
+            </w:r>
+          </w:p>
+        </w:tc>
+        <w:tc>
+          <w:tcPr>
+            <w:tcW w:w="49.30pt" w:type="dxa"/>
+          </w:tcPr>
+          <w:p>
+            <w:pPr>
+              <w:jc w:val="start"/>
+              <w:rPr>
+                <w:sz w:val="18"/>
+                <w:szCs w:val="18"/>
+              </w:rPr>
+            </w:pPr>
+            <w:r>
+              <w:rPr>
+                <w:sz w:val="18"/>
+                <w:szCs w:val="18"/>
+              </w:rPr>
+              <w:t>-</w:t>
+            </w:r>
+          </w:p>
+        </w:tc>
+        <w:tc>
+          <w:tcPr>
+            <w:tcW w:w="36.30pt" w:type="dxa"/>
+          </w:tcPr>
+          <w:p>
+            <w:pPr>
+              <w:jc w:val="start"/>
+              <w:rPr>
+                <w:sz w:val="18"/>
+                <w:szCs w:val="18"/>
+              </w:rPr>
+            </w:pPr>
+            <w:r>
+              <w:rPr>
+                <w:sz w:val="18"/>
+                <w:szCs w:val="18"/>
+              </w:rPr>
+              <w:t>64</w:t>
+            </w:r>
+          </w:p>
+        </w:tc>
+        <w:tc>
+          <w:tcPr>
+            <w:tcW w:w="46.80pt" w:type="dxa"/>
+          </w:tcPr>
+          <w:p>
+            <w:pPr>
+              <w:jc w:val="start"/>
+              <w:rPr>
+                <w:sz w:val="18"/>
+                <w:szCs w:val="18"/>
+              </w:rPr>
+            </w:pPr>
+            <w:r>
+              <w:rPr>
+                <w:sz w:val="18"/>
+                <w:szCs w:val="18"/>
+              </w:rPr>
+              <w:t>2155</w:t>
+            </w:r>
+          </w:p>
+        </w:tc>
+        <w:tc>
+          <w:tcPr>
+            <w:tcW w:w="41.80pt" w:type="dxa"/>
+          </w:tcPr>
+          <w:p>
+            <w:pPr>
+              <w:jc w:val="start"/>
+              <w:rPr>
+                <w:sz w:val="18"/>
+                <w:szCs w:val="18"/>
+              </w:rPr>
+            </w:pPr>
+            <w:r>
+              <w:rPr>
+                <w:sz w:val="18"/>
+                <w:szCs w:val="18"/>
+              </w:rPr>
+              <w:t>2.39</w:t>
+            </w:r>
+          </w:p>
+        </w:tc>
+      </w:tr>
+      <w:tr>
+        <w:tc>
+          <w:tcPr>
+            <w:tcW w:w="48.30pt" w:type="dxa"/>
+          </w:tcPr>
+          <w:p>
+            <w:pPr>
+              <w:jc w:val="start"/>
+              <w:rPr>
+                <w:sz w:val="18"/>
+                <w:szCs w:val="18"/>
+              </w:rPr>
+            </w:pPr>
+            <w:r>
+              <w:rPr>
+                <w:sz w:val="18"/>
+                <w:szCs w:val="18"/>
+              </w:rPr>
+              <w:t>A*</w:t>
+            </w:r>
+          </w:p>
+        </w:tc>
+        <w:tc>
+          <w:tcPr>
+            <w:tcW w:w="57.30pt" w:type="dxa"/>
+          </w:tcPr>
+          <w:p>
+            <w:pPr>
+              <w:jc w:val="start"/>
+              <w:rPr>
+                <w:sz w:val="18"/>
+                <w:szCs w:val="18"/>
+              </w:rPr>
+            </w:pPr>
+            <w:r>
+              <w:rPr>
+                <w:sz w:val="18"/>
+                <w:szCs w:val="18"/>
+              </w:rPr>
+              <w:t>4</w:t>
+            </w:r>
+          </w:p>
+        </w:tc>
+        <w:tc>
+          <w:tcPr>
+            <w:tcW w:w="49.30pt" w:type="dxa"/>
+          </w:tcPr>
+          <w:p>
+            <w:pPr>
+              <w:jc w:val="start"/>
+              <w:rPr>
+                <w:sz w:val="18"/>
+                <w:szCs w:val="18"/>
+              </w:rPr>
+            </w:pPr>
+            <w:r>
+              <w:rPr>
+                <w:sz w:val="18"/>
+                <w:szCs w:val="18"/>
+              </w:rPr>
+              <w:t>Manhattan</w:t>
+            </w:r>
+          </w:p>
+        </w:tc>
+        <w:tc>
+          <w:tcPr>
+            <w:tcW w:w="36.30pt" w:type="dxa"/>
+          </w:tcPr>
+          <w:p>
+            <w:pPr>
+              <w:jc w:val="start"/>
+              <w:rPr>
+                <w:sz w:val="18"/>
+                <w:szCs w:val="18"/>
+              </w:rPr>
+            </w:pPr>
+            <w:r>
+              <w:rPr>
+                <w:sz w:val="18"/>
+                <w:szCs w:val="18"/>
+              </w:rPr>
+              <w:t>64</w:t>
+            </w:r>
+          </w:p>
+        </w:tc>
+        <w:tc>
+          <w:tcPr>
+            <w:tcW w:w="46.80pt" w:type="dxa"/>
+          </w:tcPr>
+          <w:p>
+            <w:pPr>
+              <w:jc w:val="start"/>
+              <w:rPr>
+                <w:sz w:val="18"/>
+                <w:szCs w:val="18"/>
+              </w:rPr>
+            </w:pPr>
+            <w:r>
+              <w:rPr>
+                <w:sz w:val="18"/>
+                <w:szCs w:val="18"/>
+              </w:rPr>
+              <w:t>910</w:t>
+            </w:r>
+          </w:p>
+        </w:tc>
+        <w:tc>
+          <w:tcPr>
+            <w:tcW w:w="41.80pt" w:type="dxa"/>
+          </w:tcPr>
+          <w:p>
+            <w:pPr>
+              <w:jc w:val="start"/>
+              <w:rPr>
+                <w:sz w:val="18"/>
+                <w:szCs w:val="18"/>
+              </w:rPr>
+            </w:pPr>
+            <w:r>
+              <w:rPr>
+                <w:sz w:val="18"/>
+                <w:szCs w:val="18"/>
+              </w:rPr>
+              <w:t>1.93</w:t>
+            </w:r>
+          </w:p>
+        </w:tc>
+      </w:tr>
+      <w:tr>
+        <w:tc>
+          <w:tcPr>
+            <w:tcW w:w="48.30pt" w:type="dxa"/>
+          </w:tcPr>
+          <w:p>
+            <w:pPr>
+              <w:jc w:val="start"/>
+              <w:rPr>
+                <w:sz w:val="18"/>
+                <w:szCs w:val="18"/>
+              </w:rPr>
+            </w:pPr>
+            <w:r>
+              <w:rPr>
+                <w:sz w:val="18"/>
+                <w:szCs w:val="18"/>
+              </w:rPr>
+              <w:t>A*</w:t>
+            </w:r>
+          </w:p>
+        </w:tc>
+        <w:tc>
+          <w:tcPr>
+            <w:tcW w:w="57.30pt" w:type="dxa"/>
+          </w:tcPr>
+          <w:p>
+            <w:pPr>
+              <w:jc w:val="start"/>
+              <w:rPr>
+                <w:sz w:val="18"/>
+                <w:szCs w:val="18"/>
+              </w:rPr>
+            </w:pPr>
+            <w:r>
+              <w:rPr>
+                <w:sz w:val="18"/>
+                <w:szCs w:val="18"/>
+              </w:rPr>
+              <w:t>8</w:t>
+            </w:r>
+          </w:p>
+        </w:tc>
+        <w:tc>
+          <w:tcPr>
+            <w:tcW w:w="49.30pt" w:type="dxa"/>
+          </w:tcPr>
+          <w:p>
+            <w:pPr>
+              <w:jc w:val="start"/>
+              <w:rPr>
+                <w:sz w:val="18"/>
+                <w:szCs w:val="18"/>
+              </w:rPr>
+            </w:pPr>
+            <w:r>
+              <w:rPr>
+                <w:sz w:val="18"/>
+                <w:szCs w:val="18"/>
+              </w:rPr>
+              <w:t>Euclidean</w:t>
+            </w:r>
+          </w:p>
+        </w:tc>
+        <w:tc>
+          <w:tcPr>
+            <w:tcW w:w="36.30pt" w:type="dxa"/>
+          </w:tcPr>
+          <w:p>
+            <w:pPr>
+              <w:jc w:val="start"/>
+              <w:rPr>
+                <w:sz w:val="18"/>
+                <w:szCs w:val="18"/>
+              </w:rPr>
+            </w:pPr>
+            <w:r>
+              <w:rPr>
+                <w:sz w:val="18"/>
+                <w:szCs w:val="18"/>
+              </w:rPr>
+              <w:t>45</w:t>
+            </w:r>
+          </w:p>
+        </w:tc>
+        <w:tc>
+          <w:tcPr>
+            <w:tcW w:w="46.80pt" w:type="dxa"/>
+          </w:tcPr>
+          <w:p>
+            <w:pPr>
+              <w:jc w:val="start"/>
+              <w:rPr>
+                <w:sz w:val="18"/>
+                <w:szCs w:val="18"/>
+              </w:rPr>
+            </w:pPr>
+            <w:r>
+              <w:rPr>
+                <w:sz w:val="18"/>
+                <w:szCs w:val="18"/>
+              </w:rPr>
+              <w:t>455</w:t>
+            </w:r>
+          </w:p>
+        </w:tc>
+        <w:tc>
+          <w:tcPr>
+            <w:tcW w:w="41.80pt" w:type="dxa"/>
+          </w:tcPr>
+          <w:p>
+            <w:pPr>
+              <w:jc w:val="start"/>
+              <w:rPr>
+                <w:sz w:val="18"/>
+                <w:szCs w:val="18"/>
+              </w:rPr>
+            </w:pPr>
+            <w:r>
+              <w:rPr>
+                <w:sz w:val="18"/>
+                <w:szCs w:val="18"/>
+              </w:rPr>
+              <w:t>1.81</w:t>
+            </w:r>
+          </w:p>
+        </w:tc>
+      </w:tr>
+    </w:tbl>
+    <w:p>
+      <w:pPr>
+        <w:jc w:val="start"/>
+        <w:rPr>
+          <w:sz w:val="18"/>
+          <w:szCs w:val="18"/>
+        </w:rPr>
+      </w:pPr>
+    </w:p>
+    <w:p>
+      <w:pPr>
         <w:pStyle w:val="Heading1"/>
       </w:pPr>
       <w:r>
@@ -1817,18 +2394,153 @@
     </w:p>
     <w:p>
       <w:pPr>
+        <w:pStyle w:val="NoSpacing"/>
+        <w:jc w:val="start"/>
+        <w:rPr>
+          <w:sz w:val="18"/>
+          <w:szCs w:val="18"/>
+        </w:rPr>
+      </w:pPr>
+      <w:r>
+        <w:rPr>
+          <w:sz w:val="18"/>
+          <w:szCs w:val="18"/>
+        </w:rPr>
+        <w:t>The immediate challenge is extending the current framework to incorporate the remaining planned algorithms—Dijkstra’s algorithm, Theta*, and Jump Point Search (JPS). Each requires careful integration into the common planner interface so that results remain directly comparable across methods. Beyond implementing the algorithms, additional effort is needed to ensure that metrics such as number of turns, memory consumption of open and closed lists, and success rates over multiple random seeds are systematically recorded and analyzed.</w:t>
+      </w:r>
+    </w:p>
+    <w:p>
+      <w:pPr>
+        <w:pStyle w:val="NoSpacing"/>
+        <w:jc w:val="start"/>
+      </w:pPr>
+    </w:p>
+    <w:p>
+      <w:pPr>
+        <w:pStyle w:val="NoSpacing"/>
+        <w:jc w:val="start"/>
+        <w:rPr>
+          <w:sz w:val="18"/>
+          <w:szCs w:val="18"/>
+        </w:rPr>
+      </w:pPr>
+      <w:r>
+        <w:t>Another challenge is expanding the scope of benchmarking. While preliminary results have been demonstrated on a single seeded random grid, the framework should be exercised across grids of different sizes, obstacle densities, and structured ASCII maps. T</w:t>
+      </w:r>
+      <w:r>
+        <w:rPr>
+          <w:sz w:val="18"/>
+          <w:szCs w:val="18"/>
+        </w:rPr>
+        <w:t>his will enable a more comprehensive comparison and reduce the influence of any one map configuration. CSV logging and automated plotting will also be added to support aggregate statistics and reproducible figures.</w:t>
+      </w:r>
+    </w:p>
+    <w:p>
+      <w:pPr>
+        <w:pStyle w:val="NoSpacing"/>
+        <w:jc w:val="start"/>
+      </w:pPr>
+    </w:p>
+    <w:p>
+      <w:pPr>
+        <w:pStyle w:val="NoSpacing"/>
+        <w:jc w:val="start"/>
+        <w:rPr>
+          <w:sz w:val="18"/>
+          <w:szCs w:val="18"/>
+        </w:rPr>
+      </w:pPr>
+      <w:r>
+        <w:rPr>
+          <w:sz w:val="18"/>
+          <w:szCs w:val="18"/>
+        </w:rPr>
+        <w:lastRenderedPageBreak/>
+        <w:t>Future iterations will focus on broadening the range of evaluated approaches. Variants of A* with weighted heuristics (</w:t>
+      </w:r>
+      <w:proofErr w:type="spellStart"/>
+      <w:r>
+        <w:rPr>
+          <w:sz w:val="18"/>
+          <w:szCs w:val="18"/>
+        </w:rPr>
+        <w:t>wA</w:t>
+      </w:r>
+      <w:proofErr w:type="spellEnd"/>
+      <w:r>
+        <w:rPr>
+          <w:sz w:val="18"/>
+          <w:szCs w:val="18"/>
+        </w:rPr>
+        <w:t>*) can be used to study suboptimality–efficiency trade-offs. Theta* will highlight the effect of allowing any-angle shortcuts, and JPS will demonstrate pruning-based acceleration in uniform-cost grids. Beyond the five core algorithms, the extensible design allows exploration of incremental search algorithms such as D* Lite, and in the longer term, policy-based methods inspired by reinforcement learning.</w:t>
+      </w:r>
+    </w:p>
+    <w:p>
+      <w:pPr>
+        <w:jc w:val="start"/>
+      </w:pPr>
+    </w:p>
+    <w:p>
+      <w:pPr>
         <w:pStyle w:val="Heading1"/>
       </w:pPr>
       <w:r>
         <w:t>Conclusion</w:t>
       </w:r>
     </w:p>
-    <w:p/>
-    <w:p/>
-    <w:p>
-      <w:pPr>
-        <w:pStyle w:val="BodyText"/>
-      </w:pPr>
+    <w:p>
+      <w:pPr>
+        <w:pStyle w:val="NoSpacing"/>
+        <w:jc w:val="start"/>
+        <w:rPr>
+          <w:sz w:val="18"/>
+          <w:szCs w:val="18"/>
+        </w:rPr>
+      </w:pPr>
+      <w:r>
+        <w:rPr>
+          <w:sz w:val="18"/>
+          <w:szCs w:val="18"/>
+        </w:rPr>
+        <w:t>This project presents an extensible benchmarking framework for grid-based motion planning, developed in ROS 2 with Python. The framework provides consistent interfaces, reproducible experiment setup, and metrics reporting across multiple planners. Early experiments have confirmed the functionality of the system and demonstrated how cost models and heuristic choices influence search efficiency and path quality.</w:t>
+      </w:r>
+    </w:p>
+    <w:p>
+      <w:pPr>
+        <w:pStyle w:val="NoSpacing"/>
+        <w:jc w:val="start"/>
+        <w:rPr>
+          <w:sz w:val="18"/>
+          <w:szCs w:val="18"/>
+        </w:rPr>
+      </w:pPr>
+    </w:p>
+    <w:p>
+      <w:pPr>
+        <w:pStyle w:val="NoSpacing"/>
+        <w:jc w:val="start"/>
+        <w:rPr>
+          <w:sz w:val="18"/>
+          <w:szCs w:val="18"/>
+        </w:rPr>
+      </w:pPr>
+      <w:r>
+        <w:rPr>
+          <w:sz w:val="18"/>
+          <w:szCs w:val="18"/>
+        </w:rPr>
+        <w:t xml:space="preserve">Although only a subset of the planned algorithms has been integrated so far, the foundation is in place for systematic evaluation of Breadth-First Search, Dijkstra’s algorithm, A*, Theta*, and Jump Point Search. The framework is deliberately designed to support additional planners, richer metrics, and automated analysis. Future iterations will expand both the algorithm set and the benchmarking scope, ultimately enabling a comprehensive study of classical </w:t>
+      </w:r>
+      <w:r>
+        <w:t xml:space="preserve">search </w:t>
+      </w:r>
+      <w:r>
+        <w:rPr>
+          <w:sz w:val="18"/>
+          <w:szCs w:val="18"/>
+        </w:rPr>
+        <w:t>methods and their trade-offs in runtime, path quality, and memory usage.</w:t>
+      </w:r>
     </w:p>
     <w:p>
       <w:pPr>
@@ -5019,6 +5731,7 @@
   <w:style w:type="character" w:default="1" w:styleId="DefaultParagraphFont">
     <w:name w:val="Default Paragraph Font"/>
     <w:uiPriority w:val="1"/>
+    <w:semiHidden/>
     <w:unhideWhenUsed/>
   </w:style>
   <w:style w:type="table" w:default="1" w:styleId="TableNormal">
@@ -5390,6 +6103,21 @@
       <w:contextualSpacing/>
     </w:pPr>
   </w:style>
+  <w:style w:type="table" w:styleId="TableGrid">
+    <w:name w:val="Table Grid"/>
+    <w:basedOn w:val="TableNormal"/>
+    <w:rsid w:val="004C2968"/>
+    <w:tblPr>
+      <w:tblBorders>
+        <w:top w:val="single" w:sz="4" w:space="0" w:color="auto"/>
+        <w:start w:val="single" w:sz="4" w:space="0" w:color="auto"/>
+        <w:bottom w:val="single" w:sz="4" w:space="0" w:color="auto"/>
+        <w:end w:val="single" w:sz="4" w:space="0" w:color="auto"/>
+        <w:insideH w:val="single" w:sz="4" w:space="0" w:color="auto"/>
+        <w:insideV w:val="single" w:sz="4" w:space="0" w:color="auto"/>
+      </w:tblBorders>
+    </w:tblPr>
+  </w:style>
 </w:styles>
 </file>
 

--- a/project_status_October_6/status/meljahmi_RBE550_October_6_status.docx
+++ b/project_status_October_6/status/meljahmi_RBE550_October_6_status.docx
@@ -15,23 +15,7 @@
           <w:sz w:val="56"/>
           <w:szCs w:val="56"/>
         </w:rPr>
-        <w:t>A Benchmarking Framework for Grid-Based Motion Planning: BFS, Dijkstra, A*, Theta*, and Jump Point Search</w:t>
-      </w:r>
-    </w:p>
-    <w:p>
-      <w:pPr>
-        <w:pStyle w:val="NoSpacing"/>
-        <w:rPr>
-          <w:sz w:val="28"/>
-          <w:szCs w:val="28"/>
-        </w:rPr>
-      </w:pPr>
-      <w:r>
-        <w:rPr>
-          <w:sz w:val="28"/>
-          <w:szCs w:val="28"/>
-        </w:rPr>
-        <w:t>Preliminary Evaluation in ROS 2 with Python: Runtime, Path Optimality, and Memory Analysis</w:t>
+        <w:t>A Benchmarking Framework for Grid-Based Motion Planning: BFS, Dijkstra, A*, Theta*, and JPS — Preliminary Evaluation in ROS 2 (Runtime, Path Quality, Memory)</w:t>
       </w:r>
     </w:p>
     <w:p>
@@ -158,16 +142,24 @@
         <w:rPr>
           <w:i/>
           <w:iCs/>
+          <w:sz w:val="20"/>
+          <w:szCs w:val="20"/>
         </w:rPr>
       </w:pPr>
       <w:r>
         <w:rPr>
           <w:i/>
           <w:iCs/>
+          <w:sz w:val="24"/>
+          <w:szCs w:val="24"/>
         </w:rPr>
         <w:t>Abstract</w:t>
       </w:r>
       <w:r>
+        <w:rPr>
+          <w:sz w:val="20"/>
+          <w:szCs w:val="20"/>
+        </w:rPr>
         <w:t>—</w:t>
       </w:r>
       <w:r>
@@ -180,21 +172,74 @@
         <w:t xml:space="preserve"> </w:t>
       </w:r>
       <w:r>
+        <w:rPr>
+          <w:sz w:val="20"/>
+          <w:szCs w:val="20"/>
+        </w:rPr>
         <w:t>This project began with a narrow focus: implementing and benchmarking five classical grid-based search algorithms—Breadth-First Search (BFS), Dijkstra’s algorithm, A*, Theta*, and Jump Point Search (JPS). These methods remain the immediate scope, providing a well-understood testbed where trade-offs in runtime, path length, and node expansions can be compared. The framework is implemented in ROS 2 with Python, with utilities for random obstacle generation, ASCII map loading, start/goal specification, and reproducible benchmarking. At this stage, BFS and A* are integrated, with benchmarks contrasting uniform-cost exploration against heuristic-guided search under both Manhattan and Euclidean distance heuristics. These comparisons highlight how cost models and heuristic selection affect efficiency and path quality. While the foundation is grid-based, the architecture is deliberately extensible: its unified planner interface and benchmarking harness could support future extensions to incremental graph searches for dynamic maps, and even policy-based algorithms from reinforcement learning.</w:t>
       </w:r>
       <w:r>
         <w:rPr>
           <w:iCs/>
+          <w:sz w:val="20"/>
+          <w:szCs w:val="20"/>
         </w:rPr>
         <w:t xml:space="preserve"> </w:t>
       </w:r>
+      <w:r>
+        <w:rPr>
+          <w:iCs/>
+          <w:sz w:val="20"/>
+          <w:szCs w:val="20"/>
+        </w:rPr>
+        <w:t xml:space="preserve"> </w:t>
+      </w:r>
+      <w:r>
+        <w:rPr>
+          <w:iCs/>
+          <w:sz w:val="20"/>
+          <w:szCs w:val="20"/>
+        </w:rPr>
+        <w:t xml:space="preserve">Manhattan </w:t>
+      </w:r>
+      <w:r>
+        <w:rPr>
+          <w:iCs/>
+          <w:sz w:val="20"/>
+          <w:szCs w:val="20"/>
+        </w:rPr>
+        <w:t xml:space="preserve">is used </w:t>
+      </w:r>
+      <w:r>
+        <w:rPr>
+          <w:iCs/>
+          <w:sz w:val="20"/>
+          <w:szCs w:val="20"/>
+        </w:rPr>
+        <w:t>for 4-connected grids with unit costs and Euclidean for 8-connected grids with √2 diagonal costs to maintain heuristic admissibility and consistency.</w:t>
+      </w:r>
     </w:p>
     <w:p>
       <w:pPr>
         <w:pStyle w:val="Keywords"/>
-      </w:pPr>
-      <w:r>
-        <w:t>Keywords—</w:t>
+        <w:rPr>
+          <w:sz w:val="20"/>
+          <w:szCs w:val="20"/>
+        </w:rPr>
+      </w:pPr>
+      <w:r>
+        <w:rPr>
+          <w:sz w:val="24"/>
+          <w:szCs w:val="24"/>
+        </w:rPr>
+        <w:t>Keywords</w:t>
+      </w:r>
+      <w:r>
+        <w:rPr>
+          <w:sz w:val="20"/>
+          <w:szCs w:val="20"/>
+        </w:rPr>
+        <w:t>—</w:t>
       </w:r>
       <w:r>
         <w:rPr>
@@ -209,6 +254,8 @@
       <w:r>
         <w:rPr>
           <w:i w:val="0"/>
+          <w:sz w:val="20"/>
+          <w:szCs w:val="20"/>
         </w:rPr>
         <w:t>Grid-based motion planning, Breadth-First Search (BFS), Dijkstra’s algorithm, A* algorithm, Manhattan heuristic, Euclidean heuristic, Theta*, Jump Point Search (JPS), incremental search, policy-based planning, reinforcement learning, benchmarking framework, ROS 2.</w:t>
       </w:r>
@@ -216,8 +263,16 @@
     <w:p>
       <w:pPr>
         <w:pStyle w:val="Heading1"/>
-      </w:pPr>
-      <w:r>
+        <w:rPr>
+          <w:sz w:val="24"/>
+          <w:szCs w:val="24"/>
+        </w:rPr>
+      </w:pPr>
+      <w:r>
+        <w:rPr>
+          <w:sz w:val="24"/>
+          <w:szCs w:val="24"/>
+        </w:rPr>
         <w:t>Introduction</w:t>
       </w:r>
     </w:p>
@@ -226,17 +281,12 @@
         <w:pStyle w:val="NoSpacing"/>
         <w:ind w:firstLine="36pt"/>
         <w:jc w:val="start"/>
-        <w:rPr>
-          <w:sz w:val="18"/>
-          <w:szCs w:val="18"/>
-        </w:rPr>
-      </w:pPr>
-      <w:r>
-        <w:rPr>
-          <w:sz w:val="18"/>
-          <w:szCs w:val="18"/>
-        </w:rPr>
-        <w:t>Path planning is a fundamental problem in robotics and artificial intelligence. Mobile robots, manipulators, and autonomous agents must be able to navigate from an initial configuration to a goal while avoiding obstacles. Among the many approaches to path planning, grid-based search provides a simple yet powerful model: the workspace is discretized into cells that are either free or occupied, and algorithms explore this graph to connect the start and goal states.</w:t>
+      </w:pPr>
+      <w:r>
+        <w:t xml:space="preserve">Path planning is a fundamental problem in robotics and artificial intelligence. Mobile robots, manipulators, and autonomous agents must be able to navigate from an initial configuration to a goal while avoiding obstacles. Among the many approaches to path planning, grid-based search provides </w:t>
+      </w:r>
+      <w:r>
+        <w:t>a simple yet powerful model: the workspace is discretized into cells that are either free or occupied, and algorithms explore this graph to connect the start and goal states.</w:t>
       </w:r>
     </w:p>
     <w:p>
@@ -244,37 +294,15 @@
         <w:pStyle w:val="NoSpacing"/>
         <w:ind w:firstLine="36pt"/>
         <w:jc w:val="start"/>
-        <w:rPr>
-          <w:sz w:val="18"/>
-          <w:szCs w:val="18"/>
-        </w:rPr>
       </w:pPr>
     </w:p>
     <w:p>
       <w:pPr>
         <w:pStyle w:val="NoSpacing"/>
         <w:jc w:val="start"/>
-        <w:rPr>
-          <w:sz w:val="18"/>
-          <w:szCs w:val="18"/>
-        </w:rPr>
-      </w:pPr>
-      <w:r>
-        <w:rPr>
-          <w:sz w:val="18"/>
-          <w:szCs w:val="18"/>
-        </w:rPr>
-        <w:t xml:space="preserve">Classical grid-based planners such as Breadth-First Search (BFS), Dijkstra’s algorithm, and A* are widely studied because they guarantee optimal solutions under appropriate cost models. BFS explores in uniform steps without considering costs, while Dijkstra extends this to weighted graphs by </w:t>
-      </w:r>
-      <w:r>
-        <w:t xml:space="preserve">minimizing cumulative cost. A* further introduces heuristics, and its performance depends strongly on the heuristic function chosen—for example, Manhattan distance is consistent with 4-connected grids, while </w:t>
-      </w:r>
-      <w:r>
-        <w:rPr>
-          <w:sz w:val="18"/>
-          <w:szCs w:val="18"/>
-        </w:rPr>
-        <w:t>Euclidean distance matches 8-connected grids where diagonal moves cost √2. More advanced methods such as Theta* and Jump Point Search (JPS) improve efficiency by reducing node expansions or enabling any-angle paths. Each algorithm exhibits trade-offs in runtime, memory usage, and path quality, making systematic evaluation important for both education and practical deployment.</w:t>
+      </w:pPr>
+      <w:r>
+        <w:t>Classical grid-based planners such as Breadth-First Search (BFS), Dijkstra’s algorithm, and A* are widely studied because they guarantee optimal solutions under appropriate cost models. BFS explores in uniform steps without considering costs, while Dijkstra extends this to weighted graphs by minimizing cumulative cost. A* further introduces heuristics, and its performance depends strongly on the heuristic function chosen—for example, Manhattan distance is consistent with 4-connected grids, while Euclidean distance matches 8-connected grids where diagonal moves cost √2. More advanced methods such as Theta* and Jump Point Search (JPS) improve efficiency by reducing node expansions or enabling any-angle paths. Each algorithm exhibits trade-offs in runtime, memory usage, and path quality, making systematic evaluation important for both education and practical deployment.</w:t>
       </w:r>
     </w:p>
     <w:p>
@@ -302,33 +330,37 @@
       <w:pPr>
         <w:pStyle w:val="NoSpacing"/>
         <w:jc w:val="start"/>
-        <w:rPr>
-          <w:sz w:val="18"/>
-          <w:szCs w:val="18"/>
-        </w:rPr>
-      </w:pPr>
-      <w:r>
-        <w:rPr>
-          <w:sz w:val="18"/>
-          <w:szCs w:val="18"/>
-        </w:rPr>
-        <w:t>By October 6, the framework will include initial implementations of BFS and A*, enabling preliminary results on random and structured maps. Dijkstra, Theta*, and JPS will be added in subsequent iterations. While the near-term scope is restricted to grid-based graph searches, the architecture is flexible and extensible: the same benchmarking structure could, in future work, support incremental planners for dynamic maps or even policy-based approaches from reinforcement learning.</w:t>
-      </w:r>
-    </w:p>
-    <w:p>
-      <w:pPr>
-        <w:jc w:val="start"/>
-        <w:rPr>
-          <w:sz w:val="18"/>
-          <w:szCs w:val="18"/>
-        </w:rPr>
-      </w:pPr>
+      </w:pPr>
+      <w:r>
+        <w:t xml:space="preserve">As of </w:t>
+      </w:r>
+      <w:r>
+        <w:t>October 6, the framework include</w:t>
+      </w:r>
+      <w:r>
+        <w:t>s</w:t>
+      </w:r>
+      <w:r>
+        <w:t xml:space="preserve"> initial implementations of BFS and A*, enabling preliminary results on random and structured maps. Dijkstra, Theta*, and JPS will be added in subsequent iterations. While the near-term scope is restricted to grid-based graph searches, the architecture is flexible and extensible: the same benchmarking structure could, in future work, support incremental planners for </w:t>
+      </w:r>
+      <w:r>
+        <w:lastRenderedPageBreak/>
+        <w:t>dynamic maps or even policy-based approaches from reinforcement learning.</w:t>
+      </w:r>
     </w:p>
     <w:p>
       <w:pPr>
         <w:pStyle w:val="Heading1"/>
-      </w:pPr>
-      <w:r>
+        <w:rPr>
+          <w:sz w:val="24"/>
+          <w:szCs w:val="24"/>
+        </w:rPr>
+      </w:pPr>
+      <w:r>
+        <w:rPr>
+          <w:sz w:val="24"/>
+          <w:szCs w:val="24"/>
+        </w:rPr>
         <w:t>Background</w:t>
       </w:r>
     </w:p>
@@ -336,16 +368,8 @@
       <w:pPr>
         <w:ind w:firstLine="18pt"/>
         <w:jc w:val="start"/>
-        <w:rPr>
-          <w:sz w:val="18"/>
-          <w:szCs w:val="18"/>
-        </w:rPr>
-      </w:pPr>
-      <w:r>
-        <w:rPr>
-          <w:sz w:val="18"/>
-          <w:szCs w:val="18"/>
-        </w:rPr>
+      </w:pPr>
+      <w:r>
         <w:t>Grid-based path planning treats the environment as a discrete occupancy grid where each free cell corresponds to a vertex in a graph and edges connect neighboring cells. Search algorithms then explore this graph to connect a start cell and a goal cell. Several classical algorithms are widely studied:</w:t>
       </w:r>
     </w:p>
@@ -353,14 +377,14 @@
       <w:pPr>
         <w:pStyle w:val="Heading2"/>
         <w:rPr>
-          <w:sz w:val="18"/>
-          <w:szCs w:val="18"/>
-        </w:rPr>
-      </w:pPr>
-      <w:r>
-        <w:rPr>
-          <w:sz w:val="18"/>
-          <w:szCs w:val="18"/>
+          <w:sz w:val="22"/>
+          <w:szCs w:val="22"/>
+        </w:rPr>
+      </w:pPr>
+      <w:r>
+        <w:rPr>
+          <w:sz w:val="22"/>
+          <w:szCs w:val="22"/>
         </w:rPr>
         <w:t>Breadth-First Search (BFS)</w:t>
       </w:r>
@@ -369,16 +393,8 @@
       <w:pPr>
         <w:ind w:firstLine="14.40pt"/>
         <w:jc w:val="start"/>
-        <w:rPr>
-          <w:sz w:val="18"/>
-          <w:szCs w:val="18"/>
-        </w:rPr>
-      </w:pPr>
-      <w:r>
-        <w:rPr>
-          <w:sz w:val="18"/>
-          <w:szCs w:val="18"/>
-        </w:rPr>
+      </w:pPr>
+      <w:r>
         <w:t>BFS explores the grid in layers outward from the start, guaranteeing the shortest path in terms of number of steps when all moves have equal cost. Its drawback is high memory usage, since all frontier nodes are stored.</w:t>
       </w:r>
     </w:p>
@@ -386,16 +402,15 @@
       <w:pPr>
         <w:pStyle w:val="Heading2"/>
         <w:rPr>
-          <w:sz w:val="18"/>
-          <w:szCs w:val="18"/>
-        </w:rPr>
-      </w:pPr>
-      <w:r>
-        <w:rPr>
-          <w:sz w:val="18"/>
-          <w:szCs w:val="18"/>
-        </w:rPr>
-        <w:lastRenderedPageBreak/>
+          <w:sz w:val="22"/>
+          <w:szCs w:val="22"/>
+        </w:rPr>
+      </w:pPr>
+      <w:r>
+        <w:rPr>
+          <w:sz w:val="22"/>
+          <w:szCs w:val="22"/>
+        </w:rPr>
         <w:t>Dijkstra’s Algorithm</w:t>
       </w:r>
     </w:p>
@@ -403,23 +418,11 @@
       <w:pPr>
         <w:ind w:firstLine="14.40pt"/>
         <w:jc w:val="start"/>
-        <w:rPr>
-          <w:sz w:val="18"/>
-          <w:szCs w:val="18"/>
-        </w:rPr>
-      </w:pPr>
-      <w:r>
-        <w:rPr>
-          <w:sz w:val="18"/>
-          <w:szCs w:val="18"/>
-        </w:rPr>
+      </w:pPr>
+      <w:r>
         <w:t>Dijkstra extends BFS to weighted graphs by maintaining a priority queue over cumulative path cost. It guarantees an optimal path in graphs with positive edge weights but tends to expand many nodes because it does not use heuristics</w:t>
       </w:r>
       <w:r>
-        <w:rPr>
-          <w:sz w:val="18"/>
-          <w:szCs w:val="18"/>
-        </w:rPr>
         <w:t>.</w:t>
       </w:r>
     </w:p>
@@ -427,32 +430,38 @@
       <w:pPr>
         <w:pStyle w:val="Heading2"/>
         <w:rPr>
-          <w:sz w:val="18"/>
-          <w:szCs w:val="18"/>
-        </w:rPr>
-      </w:pPr>
-      <w:r>
-        <w:rPr>
-          <w:sz w:val="18"/>
-          <w:szCs w:val="18"/>
-        </w:rPr>
-        <w:t>A*Algorithm</w:t>
+          <w:sz w:val="22"/>
+          <w:szCs w:val="22"/>
+        </w:rPr>
+      </w:pPr>
+      <w:r>
+        <w:rPr>
+          <w:sz w:val="22"/>
+          <w:szCs w:val="22"/>
+        </w:rPr>
+        <w:t>A*</w:t>
+      </w:r>
+      <w:r>
+        <w:rPr>
+          <w:sz w:val="22"/>
+          <w:szCs w:val="22"/>
+        </w:rPr>
+        <w:t xml:space="preserve"> </w:t>
+      </w:r>
+      <w:r>
+        <w:rPr>
+          <w:sz w:val="22"/>
+          <w:szCs w:val="22"/>
+        </w:rPr>
+        <w:t>Algorithm</w:t>
       </w:r>
     </w:p>
     <w:p>
       <w:pPr>
         <w:ind w:firstLine="14.40pt"/>
         <w:jc w:val="start"/>
-        <w:rPr>
-          <w:sz w:val="18"/>
-          <w:szCs w:val="18"/>
-        </w:rPr>
-      </w:pPr>
-      <w:r>
-        <w:rPr>
-          <w:sz w:val="18"/>
-          <w:szCs w:val="18"/>
-        </w:rPr>
+      </w:pPr>
+      <w:r>
         <w:t>A* improves on Dijkstra by adding a heuristic estimate of cost-to-go, enabling the search to focus on states that appear closer to the goal. Its effectiveness depends on both the cost model and the heuristic function. For 4-connected grids with unit step costs, the Manhattan distance is admissible and consistent. For 8-connected grids, where diagonal moves are allowed with cost √2, the Euclidean distance provides a more accurate admissible heuristic. These variations highlight that A* is not a single method but a family of approaches, and the choice of heuristic directly influences runtime, node expansions, and overall efficiency while still preserving optimality.</w:t>
       </w:r>
     </w:p>
@@ -460,14 +469,14 @@
       <w:pPr>
         <w:pStyle w:val="Heading2"/>
         <w:rPr>
-          <w:sz w:val="18"/>
-          <w:szCs w:val="18"/>
-        </w:rPr>
-      </w:pPr>
-      <w:r>
-        <w:rPr>
-          <w:sz w:val="18"/>
-          <w:szCs w:val="18"/>
+          <w:sz w:val="22"/>
+          <w:szCs w:val="22"/>
+        </w:rPr>
+      </w:pPr>
+      <w:r>
+        <w:rPr>
+          <w:sz w:val="22"/>
+          <w:szCs w:val="22"/>
         </w:rPr>
         <w:t>Theta* Algorithm</w:t>
       </w:r>
@@ -476,23 +485,11 @@
       <w:pPr>
         <w:ind w:firstLine="14.40pt"/>
         <w:jc w:val="start"/>
-        <w:rPr>
-          <w:sz w:val="18"/>
-          <w:szCs w:val="18"/>
-        </w:rPr>
-      </w:pPr>
-      <w:r>
-        <w:rPr>
-          <w:sz w:val="18"/>
-          <w:szCs w:val="18"/>
-        </w:rPr>
+      </w:pPr>
+      <w:r>
         <w:t>Theta* is a variation of A* that allows any-angle shortcuts rather than restricting paths to grid edges. This reduces unnecessary turns and often produces shorter, more natural-looking paths, while maintaining efficiency</w:t>
       </w:r>
       <w:r>
-        <w:rPr>
-          <w:sz w:val="18"/>
-          <w:szCs w:val="18"/>
-        </w:rPr>
         <w:t>.</w:t>
       </w:r>
     </w:p>
@@ -500,55 +497,44 @@
       <w:pPr>
         <w:pStyle w:val="Heading2"/>
         <w:rPr>
-          <w:sz w:val="18"/>
-          <w:szCs w:val="18"/>
-        </w:rPr>
-      </w:pPr>
-      <w:r>
-        <w:rPr>
-          <w:sz w:val="18"/>
-          <w:szCs w:val="18"/>
-        </w:rPr>
-        <w:t>Jump Point Search (JOS)</w:t>
+          <w:sz w:val="22"/>
+          <w:szCs w:val="22"/>
+        </w:rPr>
+      </w:pPr>
+      <w:r>
+        <w:rPr>
+          <w:sz w:val="22"/>
+          <w:szCs w:val="22"/>
+        </w:rPr>
+        <w:t>Jump Point Search (J</w:t>
+      </w:r>
+      <w:r>
+        <w:rPr>
+          <w:sz w:val="22"/>
+          <w:szCs w:val="22"/>
+        </w:rPr>
+        <w:t>P</w:t>
+      </w:r>
+      <w:r>
+        <w:rPr>
+          <w:sz w:val="22"/>
+          <w:szCs w:val="22"/>
+        </w:rPr>
+        <w:t>S)</w:t>
       </w:r>
     </w:p>
     <w:p>
       <w:pPr>
         <w:ind w:firstLine="14.40pt"/>
         <w:jc w:val="start"/>
-        <w:rPr>
-          <w:sz w:val="18"/>
-          <w:szCs w:val="18"/>
-        </w:rPr>
-      </w:pPr>
-      <w:r>
-        <w:rPr>
-          <w:sz w:val="18"/>
-          <w:szCs w:val="18"/>
-        </w:rPr>
-        <w:t xml:space="preserve">PS is an optimization for uniform-cost grids that </w:t>
-      </w:r>
-      <w:proofErr w:type="gramStart"/>
-      <w:r>
-        <w:rPr>
-          <w:sz w:val="18"/>
-          <w:szCs w:val="18"/>
-        </w:rPr>
-        <w:t>skips</w:t>
-      </w:r>
-      <w:proofErr w:type="gramEnd"/>
-      <w:r>
-        <w:rPr>
-          <w:sz w:val="18"/>
-          <w:szCs w:val="18"/>
-        </w:rPr>
-        <w:t xml:space="preserve"> over symmetric intermediate states. By “jumping” directly to critical nodes, JPS dramatically reduces the number of expansions while preserving optimality</w:t>
-      </w:r>
-      <w:r>
-        <w:rPr>
-          <w:sz w:val="18"/>
-          <w:szCs w:val="18"/>
-        </w:rPr>
+      </w:pPr>
+      <w:r>
+        <w:t>J</w:t>
+      </w:r>
+      <w:r>
+        <w:t>PS is an optimization for uniform-cost grids that skips over symmetric intermediate states. By “jumping” directly to critical nodes, JPS dramatically reduces the number of expansions while preserving optimality</w:t>
+      </w:r>
+      <w:r>
         <w:t>.</w:t>
       </w:r>
     </w:p>
@@ -556,14 +542,14 @@
       <w:pPr>
         <w:pStyle w:val="Heading2"/>
         <w:rPr>
-          <w:sz w:val="18"/>
-          <w:szCs w:val="18"/>
-        </w:rPr>
-      </w:pPr>
-      <w:r>
-        <w:rPr>
-          <w:sz w:val="18"/>
-          <w:szCs w:val="18"/>
+          <w:sz w:val="22"/>
+          <w:szCs w:val="22"/>
+        </w:rPr>
+      </w:pPr>
+      <w:r>
+        <w:rPr>
+          <w:sz w:val="22"/>
+          <w:szCs w:val="22"/>
         </w:rPr>
         <w:t>Beyond Classical Grid Search</w:t>
       </w:r>
@@ -572,48 +558,27 @@
       <w:pPr>
         <w:ind w:firstLine="14.40pt"/>
         <w:jc w:val="start"/>
-        <w:rPr>
-          <w:sz w:val="18"/>
-          <w:szCs w:val="18"/>
-        </w:rPr>
-      </w:pPr>
-      <w:r>
-        <w:rPr>
-          <w:sz w:val="18"/>
-          <w:szCs w:val="18"/>
-        </w:rPr>
-        <w:t>Although the immediate scope of this project is restricted to the five grid-based planners above, robotics often requires planning in environments that are partially known or dynamic. Incremental algorithms such as D* and D* Lite update solutions efficiently when obstacles are discovered, while reinforcement learning methods such as Dyna-Q maintain policy-based decision structures through interaction with the environment. These approaches are not implemented here, but the framework is designed to be flexible and could support them in future work.</w:t>
+      </w:pPr>
+      <w:r>
+        <w:t xml:space="preserve">Although the immediate scope of this project is restricted to the five grid-based planners above, robotics often requires planning in environments that are partially known or dynamic. Incremental algorithms such as D* and D* Lite update solutions efficiently when obstacles are discovered, while reinforcement learning methods such as Dyna-Q maintain policy-based decision structures through interaction with the environment. These approaches are not implemented here, but </w:t>
+      </w:r>
+      <w:r>
+        <w:t>the framework is designed to be flexible and could support them in future work.</w:t>
       </w:r>
     </w:p>
     <w:p>
       <w:pPr>
         <w:jc w:val="start"/>
-        <w:rPr>
-          <w:sz w:val="18"/>
-          <w:szCs w:val="18"/>
-        </w:rPr>
       </w:pPr>
     </w:p>
     <w:p>
       <w:pPr>
         <w:jc w:val="start"/>
-        <w:rPr>
-          <w:sz w:val="18"/>
-          <w:szCs w:val="18"/>
-        </w:rPr>
-      </w:pPr>
-      <w:r>
-        <w:rPr>
-          <w:sz w:val="18"/>
-          <w:szCs w:val="18"/>
-        </w:rPr>
+      </w:pPr>
+      <w:r>
         <w:t xml:space="preserve">Evaluation of all these algorithms typically considers metrics such </w:t>
       </w:r>
       <w:r>
-        <w:rPr>
-          <w:sz w:val="18"/>
-          <w:szCs w:val="18"/>
-        </w:rPr>
         <w:t>as:</w:t>
       </w:r>
     </w:p>
@@ -625,16 +590,8 @@
           <w:numId w:val="29"/>
         </w:numPr>
         <w:jc w:val="start"/>
-        <w:rPr>
-          <w:sz w:val="18"/>
-          <w:szCs w:val="18"/>
-        </w:rPr>
-      </w:pPr>
-      <w:r>
-        <w:rPr>
-          <w:sz w:val="18"/>
-          <w:szCs w:val="18"/>
-        </w:rPr>
+      </w:pPr>
+      <w:r>
         <w:t>Path length (or cost)</w:t>
       </w:r>
     </w:p>
@@ -646,16 +603,8 @@
           <w:numId w:val="29"/>
         </w:numPr>
         <w:jc w:val="start"/>
-        <w:rPr>
-          <w:sz w:val="18"/>
-          <w:szCs w:val="18"/>
-        </w:rPr>
-      </w:pPr>
-      <w:r>
-        <w:rPr>
-          <w:sz w:val="18"/>
-          <w:szCs w:val="18"/>
-        </w:rPr>
+      </w:pPr>
+      <w:r>
         <w:t>Number of turns</w:t>
       </w:r>
     </w:p>
@@ -667,16 +616,8 @@
           <w:numId w:val="29"/>
         </w:numPr>
         <w:jc w:val="start"/>
-        <w:rPr>
-          <w:sz w:val="18"/>
-          <w:szCs w:val="18"/>
-        </w:rPr>
-      </w:pPr>
-      <w:r>
-        <w:rPr>
-          <w:sz w:val="18"/>
-          <w:szCs w:val="18"/>
-        </w:rPr>
+      </w:pPr>
+      <w:r>
         <w:t>Runtime performance</w:t>
       </w:r>
     </w:p>
@@ -688,16 +629,8 @@
           <w:numId w:val="29"/>
         </w:numPr>
         <w:jc w:val="start"/>
-        <w:rPr>
-          <w:sz w:val="18"/>
-          <w:szCs w:val="18"/>
-        </w:rPr>
-      </w:pPr>
-      <w:r>
-        <w:rPr>
-          <w:sz w:val="18"/>
-          <w:szCs w:val="18"/>
-        </w:rPr>
+      </w:pPr>
+      <w:r>
         <w:t>Nodes expanded</w:t>
       </w:r>
     </w:p>
@@ -709,41 +642,47 @@
           <w:numId w:val="29"/>
         </w:numPr>
         <w:jc w:val="start"/>
-        <w:rPr>
-          <w:sz w:val="18"/>
-          <w:szCs w:val="18"/>
-        </w:rPr>
-      </w:pPr>
-      <w:r>
-        <w:rPr>
-          <w:sz w:val="18"/>
-          <w:szCs w:val="18"/>
-        </w:rPr>
+      </w:pPr>
+      <w:r>
         <w:t>Memory consumption of open/closed lists</w:t>
       </w:r>
     </w:p>
     <w:p>
       <w:pPr>
         <w:pStyle w:val="Heading1"/>
-      </w:pPr>
-      <w:r>
-        <w:t>Methdology</w:t>
+        <w:rPr>
+          <w:sz w:val="24"/>
+          <w:szCs w:val="24"/>
+        </w:rPr>
+      </w:pPr>
+      <w:r>
+        <w:rPr>
+          <w:sz w:val="24"/>
+          <w:szCs w:val="24"/>
+        </w:rPr>
+        <w:t>Meth</w:t>
+      </w:r>
+      <w:r>
+        <w:rPr>
+          <w:sz w:val="24"/>
+          <w:szCs w:val="24"/>
+        </w:rPr>
+        <w:t>o</w:t>
+      </w:r>
+      <w:r>
+        <w:rPr>
+          <w:sz w:val="24"/>
+          <w:szCs w:val="24"/>
+        </w:rPr>
+        <w:t>dology</w:t>
       </w:r>
     </w:p>
     <w:p>
       <w:pPr>
         <w:ind w:firstLine="36pt"/>
         <w:jc w:val="start"/>
-        <w:rPr>
-          <w:sz w:val="18"/>
-          <w:szCs w:val="18"/>
-        </w:rPr>
-      </w:pPr>
-      <w:r>
-        <w:rPr>
-          <w:sz w:val="18"/>
-          <w:szCs w:val="18"/>
-        </w:rPr>
+      </w:pPr>
+      <w:r>
         <w:t>The goal of this project is not only to implement individual planning algorithms, but to develop a consistent and extensible benchmarking framework. This section describes the design choices, software environment, and evaluation setup.</w:t>
       </w:r>
     </w:p>
@@ -751,14 +690,14 @@
       <w:pPr>
         <w:pStyle w:val="Heading2"/>
         <w:rPr>
-          <w:sz w:val="18"/>
-          <w:szCs w:val="18"/>
-        </w:rPr>
-      </w:pPr>
-      <w:r>
-        <w:rPr>
-          <w:sz w:val="18"/>
-          <w:szCs w:val="18"/>
+          <w:sz w:val="22"/>
+          <w:szCs w:val="22"/>
+        </w:rPr>
+      </w:pPr>
+      <w:r>
+        <w:rPr>
+          <w:sz w:val="22"/>
+          <w:szCs w:val="22"/>
         </w:rPr>
         <w:t>Software Environment</w:t>
       </w:r>
@@ -766,80 +705,62 @@
     <w:p>
       <w:pPr>
         <w:jc w:val="start"/>
-        <w:rPr>
-          <w:sz w:val="18"/>
-          <w:szCs w:val="18"/>
-        </w:rPr>
-      </w:pPr>
-      <w:r>
-        <w:rPr>
-          <w:sz w:val="18"/>
-          <w:szCs w:val="18"/>
-        </w:rPr>
+      </w:pPr>
+      <w:r>
         <w:t xml:space="preserve">The framework is implemented in </w:t>
       </w:r>
       <w:r>
         <w:rPr>
           <w:b/>
           <w:bCs/>
-          <w:sz w:val="18"/>
-          <w:szCs w:val="18"/>
         </w:rPr>
         <w:t>ROS 2 Humble</w:t>
       </w:r>
       <w:r>
-        <w:rPr>
-          <w:sz w:val="18"/>
-          <w:szCs w:val="18"/>
-        </w:rPr>
         <w:t xml:space="preserve"> using </w:t>
       </w:r>
       <w:r>
         <w:rPr>
           <w:b/>
           <w:bCs/>
-          <w:sz w:val="18"/>
-          <w:szCs w:val="18"/>
         </w:rPr>
         <w:t>Python 3.10</w:t>
       </w:r>
       <w:r>
-        <w:rPr>
-          <w:sz w:val="18"/>
-          <w:szCs w:val="18"/>
-        </w:rPr>
         <w:t xml:space="preserve">. A custom ROS 2 package, </w:t>
       </w:r>
       <w:r>
         <w:rPr>
           <w:i/>
           <w:iCs/>
-          <w:sz w:val="18"/>
-          <w:szCs w:val="18"/>
         </w:rPr>
         <w:t>rbe550_grid_bench</w:t>
       </w:r>
       <w:r>
-        <w:rPr>
-          <w:sz w:val="18"/>
-          <w:szCs w:val="18"/>
-        </w:rPr>
         <w:t xml:space="preserve">, provides the benchmarking utilities and planner implementations. The build system is based on </w:t>
       </w:r>
       <w:r>
         <w:rPr>
-          <w:i/>
-          <w:iCs/>
-          <w:sz w:val="18"/>
-          <w:szCs w:val="18"/>
-        </w:rPr>
-        <w:t>colon</w:t>
-      </w:r>
-      <w:r>
-        <w:rPr>
-          <w:sz w:val="18"/>
-          <w:szCs w:val="18"/>
-        </w:rPr>
+          <w:b/>
+          <w:bCs/>
+        </w:rPr>
+        <w:t>col</w:t>
+      </w:r>
+      <w:r>
+        <w:rPr>
+          <w:b/>
+          <w:bCs/>
+        </w:rPr>
+        <w:t>c</w:t>
+      </w:r>
+      <w:r>
+        <w:rPr>
+          <w:b/>
+          <w:bCs/>
+        </w:rPr>
+        <w:t>on</w:t>
+      </w:r>
+      <w:r>
         <w:t>, and helper scripts (build.sh and run.sh) simplify compilation, environment setup, and experiment execution.</w:t>
       </w:r>
     </w:p>
@@ -917,86 +838,59 @@
       </w:r>
     </w:p>
     <w:p>
-      <w:pPr>
+      <w:r>
+        <w:t>Figure I. Execution sequence from user command through CLI, grid construction, planner invocation, and metrics reporting.</w:t>
+      </w:r>
+    </w:p>
+    <w:p>
+      <w:r>
+        <w:rPr>
+          <w:b/>
+          <w:bCs/>
+        </w:rPr>
+        <w:t>Figure I</w:t>
+      </w:r>
+      <w:r>
+        <w:t xml:space="preserve"> (Execution sequence): </w:t>
+      </w:r>
+      <w:r>
+        <w:rPr>
+          <w:i/>
+          <w:iCs/>
+        </w:rPr>
+        <w:t>Conceptual diagram; implementation follows this flow via CLI → runner → planner → metrics.</w:t>
+      </w:r>
+    </w:p>
+    <w:p>
+      <w:pPr>
+        <w:jc w:val="start"/>
         <w:rPr>
           <w:sz w:val="18"/>
           <w:szCs w:val="18"/>
         </w:rPr>
       </w:pPr>
-      <w:r>
-        <w:rPr>
-          <w:sz w:val="18"/>
-          <w:szCs w:val="18"/>
-        </w:rPr>
-        <w:t>Fig</w:t>
-      </w:r>
-      <w:r>
-        <w:rPr>
-          <w:sz w:val="18"/>
-          <w:szCs w:val="18"/>
-        </w:rPr>
-        <w:t>ure</w:t>
-      </w:r>
-      <w:r>
-        <w:rPr>
-          <w:sz w:val="18"/>
-          <w:szCs w:val="18"/>
-        </w:rPr>
-        <w:t xml:space="preserve"> </w:t>
-      </w:r>
-      <w:r>
-        <w:rPr>
-          <w:sz w:val="18"/>
-          <w:szCs w:val="18"/>
-        </w:rPr>
-        <w:t>I</w:t>
-      </w:r>
-      <w:r>
-        <w:rPr>
-          <w:sz w:val="18"/>
-          <w:szCs w:val="18"/>
-        </w:rPr>
-        <w:t>. Execution sequence from user command through CLI, grid construction, planner invocation, and metrics reporting.</w:t>
+    </w:p>
+    <w:p>
+      <w:pPr>
+        <w:pStyle w:val="Heading2"/>
+        <w:rPr>
+          <w:sz w:val="22"/>
+          <w:szCs w:val="22"/>
+        </w:rPr>
+      </w:pPr>
+      <w:r>
+        <w:rPr>
+          <w:sz w:val="22"/>
+          <w:szCs w:val="22"/>
+        </w:rPr>
+        <w:t>Grid Representation</w:t>
       </w:r>
     </w:p>
     <w:p>
       <w:pPr>
         <w:jc w:val="start"/>
-        <w:rPr>
-          <w:sz w:val="18"/>
-          <w:szCs w:val="18"/>
-        </w:rPr>
-      </w:pPr>
-    </w:p>
-    <w:p>
-      <w:pPr>
-        <w:pStyle w:val="Heading2"/>
-        <w:rPr>
-          <w:sz w:val="18"/>
-          <w:szCs w:val="18"/>
-        </w:rPr>
-      </w:pPr>
-      <w:r>
-        <w:rPr>
-          <w:sz w:val="18"/>
-          <w:szCs w:val="18"/>
-        </w:rPr>
-        <w:t>Grid Representation</w:t>
-      </w:r>
-    </w:p>
-    <w:p>
-      <w:pPr>
-        <w:jc w:val="start"/>
-        <w:rPr>
-          <w:sz w:val="18"/>
-          <w:szCs w:val="18"/>
-        </w:rPr>
-      </w:pPr>
-      <w:r>
-        <w:rPr>
-          <w:sz w:val="18"/>
-          <w:szCs w:val="18"/>
-        </w:rPr>
+      </w:pPr>
+      <w:r>
         <w:t>The environment is modeled as a 2D occupancy grid. Each cell is marked as either free or occupied, and planners operate on the induced grid graph. The framework supports:</w:t>
       </w:r>
     </w:p>
@@ -1007,25 +901,15 @@
           <w:numId w:val="30"/>
         </w:numPr>
         <w:jc w:val="start"/>
-        <w:rPr>
-          <w:sz w:val="18"/>
-          <w:szCs w:val="18"/>
-        </w:rPr>
       </w:pPr>
       <w:r>
         <w:rPr>
           <w:b/>
           <w:bCs/>
-          <w:sz w:val="18"/>
-          <w:szCs w:val="18"/>
         </w:rPr>
         <w:t>Random grids</w:t>
       </w:r>
       <w:r>
-        <w:rPr>
-          <w:sz w:val="18"/>
-          <w:szCs w:val="18"/>
-        </w:rPr>
         <w:t>, generated with a target fill percentage of obstacles. A random seed is specified for reproducibility.</w:t>
       </w:r>
     </w:p>
@@ -1036,41 +920,23 @@
           <w:numId w:val="30"/>
         </w:numPr>
         <w:jc w:val="start"/>
-        <w:rPr>
-          <w:sz w:val="18"/>
-          <w:szCs w:val="18"/>
-        </w:rPr>
       </w:pPr>
       <w:r>
         <w:rPr>
           <w:b/>
           <w:bCs/>
-          <w:sz w:val="18"/>
-          <w:szCs w:val="18"/>
         </w:rPr>
         <w:t>ASCII map files</w:t>
       </w:r>
       <w:r>
-        <w:rPr>
-          <w:sz w:val="18"/>
-          <w:szCs w:val="18"/>
-        </w:rPr>
         <w:t>, where obstacles and free spaces are explicitly encoded.</w:t>
       </w:r>
     </w:p>
     <w:p>
       <w:pPr>
         <w:jc w:val="start"/>
-        <w:rPr>
-          <w:sz w:val="18"/>
-          <w:szCs w:val="18"/>
-        </w:rPr>
-      </w:pPr>
-      <w:r>
-        <w:rPr>
-          <w:sz w:val="18"/>
-          <w:szCs w:val="18"/>
-        </w:rPr>
+      </w:pPr>
+      <w:r>
         <w:t>Start and goal cells are either randomly selected from free cells or specified by the user. To ensure validity, both start and goal are forced to free space.</w:t>
       </w:r>
     </w:p>
@@ -1078,140 +944,117 @@
       <w:pPr>
         <w:pStyle w:val="Heading2"/>
         <w:rPr>
-          <w:sz w:val="18"/>
-          <w:szCs w:val="18"/>
-        </w:rPr>
-      </w:pPr>
-      <w:r>
-        <w:rPr>
-          <w:sz w:val="18"/>
-          <w:szCs w:val="18"/>
-        </w:rPr>
-        <w:t>Planar Interface</w:t>
-      </w:r>
-    </w:p>
-    <w:p>
-      <w:pPr>
-        <w:pStyle w:val="NoSpacing"/>
+          <w:sz w:val="22"/>
+          <w:szCs w:val="22"/>
+        </w:rPr>
+      </w:pPr>
+      <w:r>
+        <w:rPr>
+          <w:sz w:val="22"/>
+          <w:szCs w:val="22"/>
+        </w:rPr>
+        <w:lastRenderedPageBreak/>
+        <w:t>Plan</w:t>
+      </w:r>
+      <w:r>
+        <w:rPr>
+          <w:sz w:val="22"/>
+          <w:szCs w:val="22"/>
+        </w:rPr>
+        <w:t>ne</w:t>
+      </w:r>
+      <w:r>
+        <w:rPr>
+          <w:sz w:val="22"/>
+          <w:szCs w:val="22"/>
+        </w:rPr>
+        <w:t>r Interface</w:t>
+      </w:r>
+    </w:p>
+    <w:p>
+      <w:pPr>
         <w:jc w:val="start"/>
       </w:pPr>
       <w:r>
         <w:t>To maintain consistency, each algorithm is wrapped in a common Python interface:</w:t>
       </w:r>
-    </w:p>
-    <w:p>
-      <w:pPr>
-        <w:pStyle w:val="NoSpacing"/>
+      <w:r>
+        <w:br/>
+      </w:r>
+    </w:p>
+    <w:p>
+      <w:pPr>
         <w:jc w:val="start"/>
       </w:pPr>
-    </w:p>
-    <w:p>
-      <w:pPr>
-        <w:pStyle w:val="NoSpacing"/>
+      <w:r>
+        <w:t>def plan(grid, start, goal, neighbors_fn) -&gt; (path, stats)</w:t>
+      </w:r>
+    </w:p>
+    <w:p>
+      <w:pPr>
         <w:jc w:val="start"/>
-        <w:rPr>
-          <w:sz w:val="18"/>
-          <w:szCs w:val="18"/>
-        </w:rPr>
-      </w:pPr>
-      <w:r>
-        <w:rPr>
-          <w:sz w:val="18"/>
-          <w:szCs w:val="18"/>
-        </w:rPr>
-        <w:t xml:space="preserve">def </w:t>
-      </w:r>
-      <w:proofErr w:type="gramStart"/>
-      <w:r>
-        <w:rPr>
-          <w:sz w:val="18"/>
-          <w:szCs w:val="18"/>
-        </w:rPr>
-        <w:t>plan(</w:t>
-      </w:r>
-      <w:proofErr w:type="gramEnd"/>
-      <w:r>
-        <w:rPr>
-          <w:sz w:val="18"/>
-          <w:szCs w:val="18"/>
-        </w:rPr>
-        <w:t xml:space="preserve">grid, start, goal, </w:t>
-      </w:r>
-      <w:proofErr w:type="spellStart"/>
-      <w:r>
-        <w:rPr>
-          <w:sz w:val="18"/>
-          <w:szCs w:val="18"/>
-        </w:rPr>
-        <w:t>neighbors_fn</w:t>
-      </w:r>
-      <w:proofErr w:type="spellEnd"/>
-      <w:r>
-        <w:rPr>
-          <w:sz w:val="18"/>
-          <w:szCs w:val="18"/>
-        </w:rPr>
-        <w:t>):</w:t>
-      </w:r>
-    </w:p>
-    <w:p>
-      <w:pPr>
-        <w:pStyle w:val="NoSpacing"/>
+      </w:pPr>
+      <w:r>
+        <w:br/>
+        <w:t>where</w:t>
+      </w:r>
+      <w:r>
+        <w:t>:</w:t>
+      </w:r>
+    </w:p>
+    <w:p>
+      <w:pPr>
+        <w:pStyle w:val="ListParagraph"/>
+        <w:numPr>
+          <w:ilvl w:val="0"/>
+          <w:numId w:val="33"/>
+        </w:numPr>
         <w:jc w:val="start"/>
-        <w:rPr>
-          <w:sz w:val="18"/>
-          <w:szCs w:val="18"/>
-        </w:rPr>
-      </w:pPr>
-      <w:r>
-        <w:rPr>
-          <w:sz w:val="18"/>
-          <w:szCs w:val="18"/>
-        </w:rPr>
-        <w:t xml:space="preserve">    return path, stats</w:t>
-      </w:r>
-    </w:p>
-    <w:p>
-      <w:pPr>
-        <w:pStyle w:val="NoSpacing"/>
+      </w:pPr>
+      <w:r>
+        <w:t>grid is a binary occupancy matrix</w:t>
+      </w:r>
+      <w:r>
+        <w:t>.</w:t>
+      </w:r>
+    </w:p>
+    <w:p>
+      <w:pPr>
+        <w:pStyle w:val="ListParagraph"/>
+        <w:numPr>
+          <w:ilvl w:val="0"/>
+          <w:numId w:val="33"/>
+        </w:numPr>
         <w:jc w:val="start"/>
-        <w:rPr>
-          <w:sz w:val="18"/>
-          <w:szCs w:val="18"/>
-        </w:rPr>
-      </w:pPr>
-    </w:p>
-    <w:p>
-      <w:pPr>
-        <w:pStyle w:val="NoSpacing"/>
+      </w:pPr>
+      <w:r>
+        <w:t>start/goal are (row, col) coordinates</w:t>
+      </w:r>
+    </w:p>
+    <w:p>
+      <w:pPr>
+        <w:pStyle w:val="ListParagraph"/>
+        <w:numPr>
+          <w:ilvl w:val="0"/>
+          <w:numId w:val="33"/>
+        </w:numPr>
         <w:jc w:val="start"/>
-        <w:rPr>
-          <w:sz w:val="18"/>
-          <w:szCs w:val="18"/>
-        </w:rPr>
-      </w:pPr>
-      <w:r>
-        <w:rPr>
-          <w:sz w:val="18"/>
-          <w:szCs w:val="18"/>
-        </w:rPr>
-        <w:t xml:space="preserve">Here, grid is a binary occupancy matrix, start and goal are given as (row, col) coordinates, and </w:t>
-      </w:r>
-      <w:proofErr w:type="spellStart"/>
-      <w:r>
-        <w:rPr>
-          <w:sz w:val="18"/>
-          <w:szCs w:val="18"/>
-        </w:rPr>
-        <w:t>neighbors_fn</w:t>
-      </w:r>
-      <w:proofErr w:type="spellEnd"/>
-      <w:r>
-        <w:rPr>
-          <w:sz w:val="18"/>
-          <w:szCs w:val="18"/>
-        </w:rPr>
-        <w:t xml:space="preserve"> specifies either 4-connected or 8-connected motion. Each algorithm returns a path as a list of coordinates and a stats dictionary containing relevant metrics (runtime, nodes expanded, path length, and memory usage where available).</w:t>
+      </w:pPr>
+      <w:r>
+        <w:t>neighbors_fn selects 4- or 8-connected motion.</w:t>
+      </w:r>
+    </w:p>
+    <w:p>
+      <w:pPr>
+        <w:jc w:val="start"/>
+      </w:pPr>
+    </w:p>
+    <w:p>
+      <w:pPr>
+        <w:jc w:val="start"/>
+      </w:pPr>
+      <w:r>
+        <w:t>Each planner returns a path (list of grid cells) and a stats dictionary (runtime, nodes expanded, path length in steps; memory/turns where available).</w:t>
       </w:r>
     </w:p>
     <w:p>
@@ -1281,94 +1124,56 @@
     <w:p>
       <w:pPr>
         <w:pStyle w:val="NoSpacing"/>
-        <w:rPr>
-          <w:sz w:val="18"/>
-          <w:szCs w:val="18"/>
-        </w:rPr>
-      </w:pPr>
-      <w:r>
-        <w:rPr>
-          <w:sz w:val="18"/>
-          <w:szCs w:val="18"/>
-        </w:rPr>
-        <w:t>Fig</w:t>
-      </w:r>
-      <w:r>
-        <w:rPr>
-          <w:sz w:val="18"/>
-          <w:szCs w:val="18"/>
-        </w:rPr>
-        <w:t>ure</w:t>
-      </w:r>
-      <w:r>
-        <w:rPr>
-          <w:sz w:val="18"/>
-          <w:szCs w:val="18"/>
-        </w:rPr>
-        <w:t xml:space="preserve"> </w:t>
-      </w:r>
-      <w:r>
-        <w:rPr>
-          <w:sz w:val="18"/>
-          <w:szCs w:val="18"/>
-        </w:rPr>
+      </w:pPr>
+      <w:r>
+        <w:t xml:space="preserve">Figure </w:t>
+      </w:r>
+      <w:r>
         <w:t>I</w:t>
       </w:r>
       <w:r>
-        <w:rPr>
-          <w:sz w:val="18"/>
-          <w:szCs w:val="18"/>
-        </w:rPr>
         <w:t>I</w:t>
       </w:r>
       <w:r>
-        <w:rPr>
-          <w:sz w:val="18"/>
-          <w:szCs w:val="18"/>
-        </w:rPr>
         <w:t>. High-level system architecture of the benchmarking framework, illustrating interactions between CLI, runner, planners, and metrics components.</w:t>
       </w:r>
     </w:p>
     <w:p>
       <w:pPr>
-        <w:pStyle w:val="NoSpacing"/>
-        <w:jc w:val="start"/>
-        <w:rPr>
-          <w:sz w:val="18"/>
-          <w:szCs w:val="18"/>
-        </w:rPr>
-      </w:pPr>
-    </w:p>
-    <w:p>
-      <w:pPr>
         <w:pStyle w:val="Heading2"/>
         <w:rPr>
-          <w:sz w:val="18"/>
-          <w:szCs w:val="18"/>
-        </w:rPr>
-      </w:pPr>
-      <w:r>
-        <w:rPr>
-          <w:sz w:val="18"/>
-          <w:szCs w:val="18"/>
-        </w:rPr>
-        <w:t>Implelemted Algorithms</w:t>
+          <w:sz w:val="22"/>
+          <w:szCs w:val="22"/>
+        </w:rPr>
+      </w:pPr>
+      <w:r>
+        <w:rPr>
+          <w:sz w:val="22"/>
+          <w:szCs w:val="22"/>
+        </w:rPr>
+        <w:t>Impleem</w:t>
+      </w:r>
+      <w:r>
+        <w:rPr>
+          <w:sz w:val="22"/>
+          <w:szCs w:val="22"/>
+        </w:rPr>
+        <w:t>en</w:t>
+      </w:r>
+      <w:r>
+        <w:rPr>
+          <w:sz w:val="22"/>
+          <w:szCs w:val="22"/>
+        </w:rPr>
+        <w:t>ted Algorithms</w:t>
       </w:r>
     </w:p>
     <w:p>
       <w:pPr>
         <w:ind w:firstLine="14.40pt"/>
         <w:jc w:val="start"/>
-        <w:rPr>
-          <w:sz w:val="18"/>
-          <w:szCs w:val="18"/>
-        </w:rPr>
-      </w:pPr>
-      <w:r>
-        <w:rPr>
-          <w:sz w:val="18"/>
-          <w:szCs w:val="18"/>
-        </w:rPr>
+      </w:pPr>
+      <w:r>
         <w:t>At this stage, Breadth-First Search (BFS) and A* are being integrated as baseline algorithms. BFS is implemented with a queue-based frontier and uniform step costs. A* uses a priority queue guided by admissible heuristics, with support for both Manhattan distance (appropriate for 4-connected grids with unit costs) and Euclidean distance (appropriate for 8-connected grids with diagonal moves costing √2). This allows benchmarking of multiple A* variants to study how heuristic selection influences efficiency and path quality. Additional algorithms—Dijkstra, Theta*, and Jump Point Search (JPS)—will be incorporated using the same interface to enable fair comparisons.</w:t>
       </w:r>
     </w:p>
@@ -1481,7 +1286,14 @@
         <w:t>. Class diagram of algorithm modules, showing BFS and A</w:t>
       </w:r>
       <w:r>
-        <w:t xml:space="preserve"> planners inheriting from a common base planner </w:t>
+        <w:rPr>
+          <w:i/>
+          <w:iCs/>
+        </w:rPr>
+        <w:t xml:space="preserve">* </w:t>
+      </w:r>
+      <w:r>
+        <w:t xml:space="preserve">planners inheriting from a common base planner </w:t>
       </w:r>
       <w:r>
         <w:t>interface. *</w:t>
@@ -1499,14 +1311,14 @@
       <w:pPr>
         <w:pStyle w:val="Heading2"/>
         <w:rPr>
-          <w:sz w:val="18"/>
-          <w:szCs w:val="18"/>
-        </w:rPr>
-      </w:pPr>
-      <w:r>
-        <w:rPr>
-          <w:sz w:val="18"/>
-          <w:szCs w:val="18"/>
+          <w:sz w:val="22"/>
+          <w:szCs w:val="22"/>
+        </w:rPr>
+      </w:pPr>
+      <w:r>
+        <w:rPr>
+          <w:sz w:val="22"/>
+          <w:szCs w:val="22"/>
         </w:rPr>
         <w:t>Benchmarking Harness</w:t>
       </w:r>
@@ -1514,16 +1326,8 @@
     <w:p>
       <w:pPr>
         <w:jc w:val="start"/>
-        <w:rPr>
-          <w:sz w:val="18"/>
-          <w:szCs w:val="18"/>
-        </w:rPr>
-      </w:pPr>
-      <w:r>
-        <w:rPr>
-          <w:sz w:val="18"/>
-          <w:szCs w:val="18"/>
-        </w:rPr>
+      </w:pPr>
+      <w:r>
         <w:t>The benchmarking harness executes planners on specified grids and records standardized metrics:</w:t>
       </w:r>
     </w:p>
@@ -1534,16 +1338,8 @@
           <w:numId w:val="32"/>
         </w:numPr>
         <w:jc w:val="start"/>
-        <w:rPr>
-          <w:sz w:val="18"/>
-          <w:szCs w:val="18"/>
-        </w:rPr>
-      </w:pPr>
-      <w:r>
-        <w:rPr>
-          <w:sz w:val="18"/>
-          <w:szCs w:val="18"/>
-        </w:rPr>
+      </w:pPr>
+      <w:r>
         <w:t>Runtime measured in milliseconds</w:t>
       </w:r>
     </w:p>
@@ -1554,16 +1350,8 @@
           <w:numId w:val="32"/>
         </w:numPr>
         <w:jc w:val="start"/>
-        <w:rPr>
-          <w:sz w:val="18"/>
-          <w:szCs w:val="18"/>
-        </w:rPr>
-      </w:pPr>
-      <w:r>
-        <w:rPr>
-          <w:sz w:val="18"/>
-          <w:szCs w:val="18"/>
-        </w:rPr>
+      </w:pPr>
+      <w:r>
         <w:t>Nodes expanded during search</w:t>
       </w:r>
     </w:p>
@@ -1574,16 +1362,8 @@
           <w:numId w:val="32"/>
         </w:numPr>
         <w:jc w:val="start"/>
-        <w:rPr>
-          <w:sz w:val="18"/>
-          <w:szCs w:val="18"/>
-        </w:rPr>
-      </w:pPr>
-      <w:r>
-        <w:rPr>
-          <w:sz w:val="18"/>
-          <w:szCs w:val="18"/>
-        </w:rPr>
+      </w:pPr>
+      <w:r>
         <w:t>Path length (number of steps)</w:t>
       </w:r>
     </w:p>
@@ -1594,16 +1374,8 @@
           <w:numId w:val="32"/>
         </w:numPr>
         <w:jc w:val="start"/>
-        <w:rPr>
-          <w:sz w:val="18"/>
-          <w:szCs w:val="18"/>
-        </w:rPr>
-      </w:pPr>
-      <w:r>
-        <w:rPr>
-          <w:sz w:val="18"/>
-          <w:szCs w:val="18"/>
-        </w:rPr>
+      </w:pPr>
+      <w:r>
         <w:t>Number of turns (optional, for later integration)</w:t>
       </w:r>
     </w:p>
@@ -1614,80 +1386,53 @@
           <w:numId w:val="32"/>
         </w:numPr>
         <w:jc w:val="start"/>
+      </w:pPr>
+      <w:r>
+        <w:t>Memory usage of open and closed lists</w:t>
+      </w:r>
+    </w:p>
+    <w:p>
+      <w:pPr>
+        <w:jc w:val="start"/>
         <w:rPr>
           <w:sz w:val="18"/>
           <w:szCs w:val="18"/>
         </w:rPr>
       </w:pPr>
       <w:r>
-        <w:rPr>
-          <w:sz w:val="18"/>
-          <w:szCs w:val="18"/>
-        </w:rPr>
-        <w:t>Memory usage of open and closed lists</w:t>
+        <w:t>Each run reports results in a structured format, printed to the console and optionally saved for later analysis. The harness ensures that all planners are evaluated under identical conditions. In particular, it supports varying the cost model (4-connected vs. 8-connected grids) and heuristic functions (Manhattan vs. Euclidean) so that differences between algorithmic approaches can be measured systematically.</w:t>
+      </w:r>
+      <w:r>
+        <w:t xml:space="preserve"> </w:t>
+      </w:r>
+      <w:r>
+        <w:t>The harness systematically varies both the cost model (4 vs 8 connectivity) and the heuristic (Manhattan vs Euclidean) to measure their impact on efficiency and path quality</w:t>
+      </w:r>
+      <w:r>
+        <w:t>.</w:t>
+      </w:r>
+    </w:p>
+    <w:p>
+      <w:pPr>
+        <w:pStyle w:val="Heading2"/>
+        <w:rPr>
+          <w:sz w:val="22"/>
+          <w:szCs w:val="22"/>
+        </w:rPr>
+      </w:pPr>
+      <w:r>
+        <w:rPr>
+          <w:sz w:val="22"/>
+          <w:szCs w:val="22"/>
+        </w:rPr>
+        <w:t>Reproducibility and Scripts</w:t>
       </w:r>
     </w:p>
     <w:p>
       <w:pPr>
         <w:jc w:val="start"/>
-        <w:rPr>
-          <w:sz w:val="18"/>
-          <w:szCs w:val="18"/>
-        </w:rPr>
-      </w:pPr>
-      <w:r>
-        <w:rPr>
-          <w:sz w:val="18"/>
-          <w:szCs w:val="18"/>
-        </w:rPr>
-        <w:t xml:space="preserve">Each run reports results in a structured format, printed to the console and optionally saved for later analysis. The harness ensures that all planners are evaluated under identical conditions. </w:t>
-      </w:r>
-      <w:proofErr w:type="gramStart"/>
-      <w:r>
-        <w:rPr>
-          <w:sz w:val="18"/>
-          <w:szCs w:val="18"/>
-        </w:rPr>
-        <w:t>In particular, it</w:t>
-      </w:r>
-      <w:proofErr w:type="gramEnd"/>
-      <w:r>
-        <w:rPr>
-          <w:sz w:val="18"/>
-          <w:szCs w:val="18"/>
-        </w:rPr>
-        <w:t xml:space="preserve"> supports varying the cost model (4-connected vs. 8-connected grids) and heuristic functions (Manhattan vs. Euclidean) so that differences between algorithmic approaches can be measured systematically.</w:t>
-      </w:r>
-    </w:p>
-    <w:p>
-      <w:pPr>
-        <w:pStyle w:val="Heading2"/>
-        <w:rPr>
-          <w:sz w:val="18"/>
-          <w:szCs w:val="18"/>
-        </w:rPr>
-      </w:pPr>
-      <w:r>
-        <w:rPr>
-          <w:sz w:val="18"/>
-          <w:szCs w:val="18"/>
-        </w:rPr>
-        <w:t>Reproducibility and Scripts</w:t>
-      </w:r>
-    </w:p>
-    <w:p>
-      <w:pPr>
-        <w:jc w:val="start"/>
-        <w:rPr>
-          <w:sz w:val="18"/>
-          <w:szCs w:val="18"/>
-        </w:rPr>
-      </w:pPr>
-      <w:r>
-        <w:rPr>
-          <w:sz w:val="18"/>
-          <w:szCs w:val="18"/>
-        </w:rPr>
+      </w:pPr>
+      <w:r>
         <w:t>Experiments are launched via run.sh, which sources the ROS 2 environment, builds the workspace, and invokes ros2 run rbe550_grid_bench bench with user-specified parameters. Command-line options allow configuration of grid size, fill percentage, seed, start/goal, algorithm selection, and connectivity. This design enables reproducible benchmarking across random and structured maps.</w:t>
       </w:r>
     </w:p>
@@ -1756,7 +1501,43 @@
       </w:r>
     </w:p>
     <w:p>
-      <w:pPr>
+      <w:r>
+        <w:t>Figure IV. Class diagram of core data structures used in the framework, including planners, plan results, and grid utilities.</w:t>
+      </w:r>
+    </w:p>
+    <w:p>
+      <w:pPr>
+        <w:pStyle w:val="Heading1"/>
+        <w:rPr>
+          <w:sz w:val="24"/>
+          <w:szCs w:val="24"/>
+        </w:rPr>
+      </w:pPr>
+      <w:r>
+        <w:rPr>
+          <w:sz w:val="24"/>
+          <w:szCs w:val="24"/>
+        </w:rPr>
+        <w:t>Preliminary Results</w:t>
+      </w:r>
+    </w:p>
+    <w:p>
+      <w:pPr>
+        <w:jc w:val="start"/>
+      </w:pPr>
+      <w:r>
+        <w:t>Table I reports early results on a 64×64 random grid with 20% obstacle fill (seeded for reproducibility). BFS expands substantially more nodes than A*, while A* with an admissible heuristic significantly reduces expansion and runtime. With 8-connected moves and Euclidean distance, A* produces shorter paths with further efficiency gains.</w:t>
+      </w:r>
+    </w:p>
+    <w:p>
+      <w:pPr>
+        <w:jc w:val="start"/>
+      </w:pPr>
+    </w:p>
+    <w:p>
+      <w:pPr>
+        <w:pStyle w:val="NoSpacing"/>
+        <w:jc w:val="start"/>
         <w:rPr>
           <w:sz w:val="18"/>
           <w:szCs w:val="18"/>
@@ -1764,631 +1545,627 @@
       </w:pPr>
       <w:r>
         <w:rPr>
-          <w:sz w:val="18"/>
-          <w:szCs w:val="18"/>
-        </w:rPr>
-        <w:t>Fig</w:t>
-      </w:r>
-      <w:r>
-        <w:rPr>
-          <w:sz w:val="18"/>
-          <w:szCs w:val="18"/>
-        </w:rPr>
-        <w:t>ure</w:t>
-      </w:r>
-      <w:r>
-        <w:rPr>
-          <w:sz w:val="18"/>
-          <w:szCs w:val="18"/>
-        </w:rPr>
-        <w:t xml:space="preserve"> </w:t>
-      </w:r>
-      <w:r>
-        <w:rPr>
-          <w:sz w:val="18"/>
-          <w:szCs w:val="18"/>
-        </w:rPr>
-        <w:t>IV</w:t>
-      </w:r>
-      <w:r>
-        <w:rPr>
-          <w:sz w:val="18"/>
-          <w:szCs w:val="18"/>
-        </w:rPr>
-        <w:t>. Class diagram of core data structures used in the framework, including planners, plan results, and grid utilities.</w:t>
-      </w:r>
-    </w:p>
-    <w:p/>
+          <w:noProof/>
+          <w:sz w:val="24"/>
+          <w:szCs w:val="24"/>
+        </w:rPr>
+        <w:lastRenderedPageBreak/>
+        <w:drawing>
+          <wp:anchor distT="0" distB="0" distL="114300" distR="114300" simplePos="0" relativeHeight="251658240" behindDoc="1" locked="0" layoutInCell="1" allowOverlap="1" wp14:anchorId="254B5F95" wp14:editId="1BAEA317">
+            <wp:simplePos x="0" y="0"/>
+            <wp:positionH relativeFrom="margin">
+              <wp:align>left</wp:align>
+            </wp:positionH>
+            <wp:positionV relativeFrom="paragraph">
+              <wp:posOffset>301625</wp:posOffset>
+            </wp:positionV>
+            <wp:extent cx="3675380" cy="797560"/>
+            <wp:effectExtent l="0" t="0" r="20320" b="21590"/>
+            <wp:wrapTight wrapText="bothSides">
+              <wp:wrapPolygon edited="0">
+                <wp:start x="0" y="0"/>
+                <wp:lineTo x="0" y="21669"/>
+                <wp:lineTo x="21607" y="21669"/>
+                <wp:lineTo x="21607" y="0"/>
+                <wp:lineTo x="0" y="0"/>
+              </wp:wrapPolygon>
+            </wp:wrapTight>
+            <wp:docPr id="1" name="Text Box 1"/>
+            <wp:cNvGraphicFramePr>
+              <a:graphicFrameLocks xmlns:a="http://purl.oclc.org/ooxml/drawingml/main"/>
+            </wp:cNvGraphicFramePr>
+            <a:graphic xmlns:a="http://purl.oclc.org/ooxml/drawingml/main">
+              <a:graphicData uri="http://schemas.microsoft.com/office/word/2010/wordprocessingShape">
+                <wp:wsp>
+                  <wp:cNvSpPr txBox="1">
+                    <a:spLocks noChangeArrowheads="1"/>
+                  </wp:cNvSpPr>
+                  <wp:spPr bwMode="auto">
+                    <a:xfrm>
+                      <a:off x="0" y="0"/>
+                      <a:ext cx="3675888" cy="797916"/>
+                    </a:xfrm>
+                    <a:prstGeom prst="rect">
+                      <a:avLst/>
+                    </a:prstGeom>
+                    <a:solidFill>
+                      <a:srgbClr val="FFFFFF"/>
+                    </a:solidFill>
+                    <a:ln w="9525">
+                      <a:solidFill>
+                        <a:srgbClr val="000000"/>
+                      </a:solidFill>
+                      <a:miter lim="800%"/>
+                      <a:headEnd/>
+                      <a:tailEnd/>
+                    </a:ln>
+                  </wp:spPr>
+                  <wp:txbx>
+                    <wne:txbxContent>
+                      <w:tbl>
+                        <w:tblPr>
+                          <w:tblStyle w:val="TableGrid"/>
+                          <w:tblW w:w="283.10pt" w:type="dxa"/>
+                          <w:tblInd w:w="-3.65pt" w:type="dxa"/>
+                          <w:tblLayout w:type="fixed"/>
+                          <w:tblLook w:firstRow="1" w:lastRow="0" w:firstColumn="1" w:lastColumn="0" w:noHBand="0" w:noVBand="1"/>
+                        </w:tblPr>
+                        <w:tblGrid>
+                          <w:gridCol w:w="966"/>
+                          <w:gridCol w:w="1146"/>
+                          <w:gridCol w:w="986"/>
+                          <w:gridCol w:w="726"/>
+                          <w:gridCol w:w="964"/>
+                          <w:gridCol w:w="874"/>
+                        </w:tblGrid>
+                        <w:tr>
+                          <w:tc>
+                            <w:tcPr>
+                              <w:tcW w:w="48.30pt" w:type="dxa"/>
+                            </w:tcPr>
+                            <w:p>
+                              <w:pPr>
+                                <w:jc w:val="start"/>
+                                <w:rPr>
+                                  <w:sz w:val="18"/>
+                                  <w:szCs w:val="18"/>
+                                </w:rPr>
+                              </w:pPr>
+                              <w:r>
+                                <w:rPr>
+                                  <w:sz w:val="18"/>
+                                  <w:szCs w:val="18"/>
+                                </w:rPr>
+                                <w:t>Algorithm</w:t>
+                              </w:r>
+                            </w:p>
+                          </w:tc>
+                          <w:tc>
+                            <w:tcPr>
+                              <w:tcW w:w="57.30pt" w:type="dxa"/>
+                            </w:tcPr>
+                            <w:p>
+                              <w:pPr>
+                                <w:jc w:val="start"/>
+                                <w:rPr>
+                                  <w:sz w:val="18"/>
+                                  <w:szCs w:val="18"/>
+                                </w:rPr>
+                              </w:pPr>
+                              <w:r>
+                                <w:rPr>
+                                  <w:sz w:val="18"/>
+                                  <w:szCs w:val="18"/>
+                                </w:rPr>
+                                <w:t>Connectivity</w:t>
+                              </w:r>
+                            </w:p>
+                          </w:tc>
+                          <w:tc>
+                            <w:tcPr>
+                              <w:tcW w:w="49.30pt" w:type="dxa"/>
+                            </w:tcPr>
+                            <w:p>
+                              <w:pPr>
+                                <w:jc w:val="start"/>
+                                <w:rPr>
+                                  <w:sz w:val="18"/>
+                                  <w:szCs w:val="18"/>
+                                </w:rPr>
+                              </w:pPr>
+                              <w:r>
+                                <w:rPr>
+                                  <w:sz w:val="18"/>
+                                  <w:szCs w:val="18"/>
+                                </w:rPr>
+                                <w:t>Heuristic</w:t>
+                              </w:r>
+                            </w:p>
+                          </w:tc>
+                          <w:tc>
+                            <w:tcPr>
+                              <w:tcW w:w="36.30pt" w:type="dxa"/>
+                            </w:tcPr>
+                            <w:p>
+                              <w:pPr>
+                                <w:jc w:val="start"/>
+                                <w:rPr>
+                                  <w:sz w:val="18"/>
+                                  <w:szCs w:val="18"/>
+                                </w:rPr>
+                              </w:pPr>
+                              <w:r>
+                                <w:rPr>
+                                  <w:sz w:val="18"/>
+                                  <w:szCs w:val="18"/>
+                                </w:rPr>
+                                <w:t>Path Length</w:t>
+                              </w:r>
+                            </w:p>
+                          </w:tc>
+                          <w:tc>
+                            <w:tcPr>
+                              <w:tcW w:w="48.20pt" w:type="dxa"/>
+                            </w:tcPr>
+                            <w:p>
+                              <w:pPr>
+                                <w:jc w:val="start"/>
+                                <w:rPr>
+                                  <w:sz w:val="18"/>
+                                  <w:szCs w:val="18"/>
+                                </w:rPr>
+                              </w:pPr>
+                              <w:r>
+                                <w:rPr>
+                                  <w:sz w:val="18"/>
+                                  <w:szCs w:val="18"/>
+                                </w:rPr>
+                                <w:t>Nodes Expanded</w:t>
+                              </w:r>
+                            </w:p>
+                          </w:tc>
+                          <w:tc>
+                            <w:tcPr>
+                              <w:tcW w:w="43.70pt" w:type="dxa"/>
+                            </w:tcPr>
+                            <w:p>
+                              <w:pPr>
+                                <w:rPr>
+                                  <w:sz w:val="18"/>
+                                  <w:szCs w:val="18"/>
+                                </w:rPr>
+                              </w:pPr>
+                              <w:r>
+                                <w:rPr>
+                                  <w:sz w:val="18"/>
+                                  <w:szCs w:val="18"/>
+                                </w:rPr>
+                                <w:t>Runtime (ms)</w:t>
+                              </w:r>
+                            </w:p>
+                          </w:tc>
+                        </w:tr>
+                        <w:tr>
+                          <w:tc>
+                            <w:tcPr>
+                              <w:tcW w:w="48.30pt" w:type="dxa"/>
+                            </w:tcPr>
+                            <w:p>
+                              <w:pPr>
+                                <w:rPr>
+                                  <w:sz w:val="18"/>
+                                  <w:szCs w:val="18"/>
+                                </w:rPr>
+                              </w:pPr>
+                              <w:r>
+                                <w:rPr>
+                                  <w:sz w:val="18"/>
+                                  <w:szCs w:val="18"/>
+                                </w:rPr>
+                                <w:t>BFS</w:t>
+                              </w:r>
+                            </w:p>
+                          </w:tc>
+                          <w:tc>
+                            <w:tcPr>
+                              <w:tcW w:w="57.30pt" w:type="dxa"/>
+                            </w:tcPr>
+                            <w:p>
+                              <w:pPr>
+                                <w:rPr>
+                                  <w:sz w:val="18"/>
+                                  <w:szCs w:val="18"/>
+                                </w:rPr>
+                              </w:pPr>
+                              <w:r>
+                                <w:rPr>
+                                  <w:sz w:val="18"/>
+                                  <w:szCs w:val="18"/>
+                                </w:rPr>
+                                <w:t>4</w:t>
+                              </w:r>
+                            </w:p>
+                          </w:tc>
+                          <w:tc>
+                            <w:tcPr>
+                              <w:tcW w:w="49.30pt" w:type="dxa"/>
+                            </w:tcPr>
+                            <w:p>
+                              <w:pPr>
+                                <w:rPr>
+                                  <w:sz w:val="18"/>
+                                  <w:szCs w:val="18"/>
+                                </w:rPr>
+                              </w:pPr>
+                              <w:r>
+                                <w:rPr>
+                                  <w:sz w:val="18"/>
+                                  <w:szCs w:val="18"/>
+                                </w:rPr>
+                                <w:t>-</w:t>
+                              </w:r>
+                            </w:p>
+                          </w:tc>
+                          <w:tc>
+                            <w:tcPr>
+                              <w:tcW w:w="36.30pt" w:type="dxa"/>
+                            </w:tcPr>
+                            <w:p>
+                              <w:pPr>
+                                <w:rPr>
+                                  <w:sz w:val="18"/>
+                                  <w:szCs w:val="18"/>
+                                </w:rPr>
+                              </w:pPr>
+                              <w:r>
+                                <w:rPr>
+                                  <w:sz w:val="18"/>
+                                  <w:szCs w:val="18"/>
+                                </w:rPr>
+                                <w:t>64</w:t>
+                              </w:r>
+                            </w:p>
+                          </w:tc>
+                          <w:tc>
+                            <w:tcPr>
+                              <w:tcW w:w="48.20pt" w:type="dxa"/>
+                            </w:tcPr>
+                            <w:p>
+                              <w:pPr>
+                                <w:rPr>
+                                  <w:sz w:val="18"/>
+                                  <w:szCs w:val="18"/>
+                                </w:rPr>
+                              </w:pPr>
+                              <w:r>
+                                <w:rPr>
+                                  <w:sz w:val="18"/>
+                                  <w:szCs w:val="18"/>
+                                </w:rPr>
+                                <w:t>2155</w:t>
+                              </w:r>
+                            </w:p>
+                          </w:tc>
+                          <w:tc>
+                            <w:tcPr>
+                              <w:tcW w:w="43.70pt" w:type="dxa"/>
+                            </w:tcPr>
+                            <w:p>
+                              <w:pPr>
+                                <w:rPr>
+                                  <w:sz w:val="18"/>
+                                  <w:szCs w:val="18"/>
+                                </w:rPr>
+                              </w:pPr>
+                              <w:r>
+                                <w:rPr>
+                                  <w:sz w:val="18"/>
+                                  <w:szCs w:val="18"/>
+                                </w:rPr>
+                                <w:t>2.39</w:t>
+                              </w:r>
+                            </w:p>
+                          </w:tc>
+                        </w:tr>
+                        <w:tr>
+                          <w:tc>
+                            <w:tcPr>
+                              <w:tcW w:w="48.30pt" w:type="dxa"/>
+                            </w:tcPr>
+                            <w:p>
+                              <w:pPr>
+                                <w:rPr>
+                                  <w:sz w:val="18"/>
+                                  <w:szCs w:val="18"/>
+                                </w:rPr>
+                              </w:pPr>
+                              <w:r>
+                                <w:rPr>
+                                  <w:sz w:val="18"/>
+                                  <w:szCs w:val="18"/>
+                                </w:rPr>
+                                <w:t>A*</w:t>
+                              </w:r>
+                            </w:p>
+                          </w:tc>
+                          <w:tc>
+                            <w:tcPr>
+                              <w:tcW w:w="57.30pt" w:type="dxa"/>
+                            </w:tcPr>
+                            <w:p>
+                              <w:pPr>
+                                <w:rPr>
+                                  <w:sz w:val="18"/>
+                                  <w:szCs w:val="18"/>
+                                </w:rPr>
+                              </w:pPr>
+                              <w:r>
+                                <w:rPr>
+                                  <w:sz w:val="18"/>
+                                  <w:szCs w:val="18"/>
+                                </w:rPr>
+                                <w:t>4</w:t>
+                              </w:r>
+                            </w:p>
+                          </w:tc>
+                          <w:tc>
+                            <w:tcPr>
+                              <w:tcW w:w="49.30pt" w:type="dxa"/>
+                            </w:tcPr>
+                            <w:p>
+                              <w:pPr>
+                                <w:rPr>
+                                  <w:sz w:val="18"/>
+                                  <w:szCs w:val="18"/>
+                                </w:rPr>
+                              </w:pPr>
+                              <w:r>
+                                <w:rPr>
+                                  <w:sz w:val="18"/>
+                                  <w:szCs w:val="18"/>
+                                </w:rPr>
+                                <w:t>Manhattan</w:t>
+                              </w:r>
+                            </w:p>
+                          </w:tc>
+                          <w:tc>
+                            <w:tcPr>
+                              <w:tcW w:w="36.30pt" w:type="dxa"/>
+                            </w:tcPr>
+                            <w:p>
+                              <w:pPr>
+                                <w:rPr>
+                                  <w:sz w:val="18"/>
+                                  <w:szCs w:val="18"/>
+                                </w:rPr>
+                              </w:pPr>
+                              <w:r>
+                                <w:rPr>
+                                  <w:sz w:val="18"/>
+                                  <w:szCs w:val="18"/>
+                                </w:rPr>
+                                <w:t>64</w:t>
+                              </w:r>
+                            </w:p>
+                          </w:tc>
+                          <w:tc>
+                            <w:tcPr>
+                              <w:tcW w:w="48.20pt" w:type="dxa"/>
+                            </w:tcPr>
+                            <w:p>
+                              <w:pPr>
+                                <w:rPr>
+                                  <w:sz w:val="18"/>
+                                  <w:szCs w:val="18"/>
+                                </w:rPr>
+                              </w:pPr>
+                              <w:r>
+                                <w:rPr>
+                                  <w:sz w:val="18"/>
+                                  <w:szCs w:val="18"/>
+                                </w:rPr>
+                                <w:t>910</w:t>
+                              </w:r>
+                            </w:p>
+                          </w:tc>
+                          <w:tc>
+                            <w:tcPr>
+                              <w:tcW w:w="43.70pt" w:type="dxa"/>
+                            </w:tcPr>
+                            <w:p>
+                              <w:pPr>
+                                <w:rPr>
+                                  <w:sz w:val="18"/>
+                                  <w:szCs w:val="18"/>
+                                </w:rPr>
+                              </w:pPr>
+                              <w:r>
+                                <w:rPr>
+                                  <w:sz w:val="18"/>
+                                  <w:szCs w:val="18"/>
+                                </w:rPr>
+                                <w:t>1.93</w:t>
+                              </w:r>
+                            </w:p>
+                          </w:tc>
+                        </w:tr>
+                        <w:tr>
+                          <w:tc>
+                            <w:tcPr>
+                              <w:tcW w:w="48.30pt" w:type="dxa"/>
+                            </w:tcPr>
+                            <w:p>
+                              <w:pPr>
+                                <w:rPr>
+                                  <w:sz w:val="18"/>
+                                  <w:szCs w:val="18"/>
+                                </w:rPr>
+                              </w:pPr>
+                              <w:r>
+                                <w:rPr>
+                                  <w:sz w:val="18"/>
+                                  <w:szCs w:val="18"/>
+                                </w:rPr>
+                                <w:t>A*</w:t>
+                              </w:r>
+                            </w:p>
+                          </w:tc>
+                          <w:tc>
+                            <w:tcPr>
+                              <w:tcW w:w="57.30pt" w:type="dxa"/>
+                            </w:tcPr>
+                            <w:p>
+                              <w:pPr>
+                                <w:rPr>
+                                  <w:sz w:val="18"/>
+                                  <w:szCs w:val="18"/>
+                                </w:rPr>
+                              </w:pPr>
+                              <w:r>
+                                <w:rPr>
+                                  <w:sz w:val="18"/>
+                                  <w:szCs w:val="18"/>
+                                </w:rPr>
+                                <w:t>8</w:t>
+                              </w:r>
+                            </w:p>
+                          </w:tc>
+                          <w:tc>
+                            <w:tcPr>
+                              <w:tcW w:w="49.30pt" w:type="dxa"/>
+                            </w:tcPr>
+                            <w:p>
+                              <w:pPr>
+                                <w:rPr>
+                                  <w:sz w:val="18"/>
+                                  <w:szCs w:val="18"/>
+                                </w:rPr>
+                              </w:pPr>
+                              <w:r>
+                                <w:rPr>
+                                  <w:sz w:val="18"/>
+                                  <w:szCs w:val="18"/>
+                                </w:rPr>
+                                <w:t>Euclidean</w:t>
+                              </w:r>
+                            </w:p>
+                          </w:tc>
+                          <w:tc>
+                            <w:tcPr>
+                              <w:tcW w:w="36.30pt" w:type="dxa"/>
+                            </w:tcPr>
+                            <w:p>
+                              <w:pPr>
+                                <w:rPr>
+                                  <w:sz w:val="18"/>
+                                  <w:szCs w:val="18"/>
+                                </w:rPr>
+                              </w:pPr>
+                              <w:r>
+                                <w:rPr>
+                                  <w:sz w:val="18"/>
+                                  <w:szCs w:val="18"/>
+                                </w:rPr>
+                                <w:t>45</w:t>
+                              </w:r>
+                            </w:p>
+                          </w:tc>
+                          <w:tc>
+                            <w:tcPr>
+                              <w:tcW w:w="48.20pt" w:type="dxa"/>
+                            </w:tcPr>
+                            <w:p>
+                              <w:pPr>
+                                <w:rPr>
+                                  <w:sz w:val="18"/>
+                                  <w:szCs w:val="18"/>
+                                </w:rPr>
+                              </w:pPr>
+                              <w:r>
+                                <w:rPr>
+                                  <w:sz w:val="18"/>
+                                  <w:szCs w:val="18"/>
+                                </w:rPr>
+                                <w:t>455</w:t>
+                              </w:r>
+                            </w:p>
+                          </w:tc>
+                          <w:tc>
+                            <w:tcPr>
+                              <w:tcW w:w="43.70pt" w:type="dxa"/>
+                            </w:tcPr>
+                            <w:p>
+                              <w:pPr>
+                                <w:rPr>
+                                  <w:sz w:val="18"/>
+                                  <w:szCs w:val="18"/>
+                                </w:rPr>
+                              </w:pPr>
+                              <w:r>
+                                <w:rPr>
+                                  <w:sz w:val="18"/>
+                                  <w:szCs w:val="18"/>
+                                </w:rPr>
+                                <w:t>1.81</w:t>
+                              </w:r>
+                            </w:p>
+                          </w:tc>
+                        </w:tr>
+                      </w:tbl>
+                      <w:p>
+                        <w:pPr>
+                          <w:pStyle w:val="BodyText"/>
+                        </w:pPr>
+                      </w:p>
+                    </wne:txbxContent>
+                  </wp:txbx>
+                  <wp:bodyPr rot="0" vertOverflow="clip" horzOverflow="clip" vert="horz" wrap="square" lIns="91440" tIns="45720" rIns="91440" bIns="45720" anchor="t" anchorCtr="0" upright="1">
+                    <a:noAutofit/>
+                  </wp:bodyPr>
+                </wp:wsp>
+              </a:graphicData>
+            </a:graphic>
+            <wp14:sizeRelH relativeFrom="page">
+              <wp14:pctWidth>0%</wp14:pctWidth>
+            </wp14:sizeRelH>
+            <wp14:sizeRelV relativeFrom="page">
+              <wp14:pctHeight>0%</wp14:pctHeight>
+            </wp14:sizeRelV>
+          </wp:anchor>
+        </w:drawing>
+      </w:r>
+      <w:r>
+        <w:rPr>
+          <w:b/>
+          <w:bCs/>
+        </w:rPr>
+        <w:t xml:space="preserve">Table I </w:t>
+      </w:r>
+      <w:r>
+        <w:t>— Preliminary results on a 64×64 random grid (20% obstacles, fixed seed). Path length reported in grid steps.</w:t>
+      </w:r>
+    </w:p>
+    <w:p>
+      <w:pPr>
+        <w:jc w:val="start"/>
+      </w:pPr>
+      <w:r>
+        <w:t>BFS requires over twice as many node expansions as A under identical 4-connected conditions, demonstrating the advantage of heuristic guidance. The runtime difference is smaller but still measurable, reflecting that A* reduces unnecessary exploration. Under 8-connected motion, A* with Euclidean distance produces both a shorter path (45 vs. 64 steps) and fewer node expansions (455 vs. 910), confirming that the cost/heuristic combination improves efficiency. These early results validate the framework’s ability to highlight trade-offs across cost models and heuristic functions, as emphasized in instructor feedback.</w:t>
+      </w:r>
+    </w:p>
     <w:p>
       <w:pPr>
         <w:pStyle w:val="Heading1"/>
-      </w:pPr>
-      <w:r>
-        <w:t>Preliminary Results</w:t>
-      </w:r>
-    </w:p>
-    <w:p>
-      <w:pPr>
-        <w:jc w:val="start"/>
-        <w:rPr>
-          <w:sz w:val="18"/>
-          <w:szCs w:val="18"/>
-        </w:rPr>
-      </w:pPr>
-      <w:r>
-        <w:rPr>
-          <w:sz w:val="18"/>
-          <w:szCs w:val="18"/>
-        </w:rPr>
-        <w:t>Table I reports early results on a 64×64 random grid with 20% obstacle fill (seeded for reproducibility). BFS expands substantially more nodes than A*, while A* with an admissible heuristic significantly reduces expansion and runtime. With 8-connected moves and Euclidean distance, A* produces shorter paths with further efficiency gains.</w:t>
-      </w:r>
-    </w:p>
-    <w:p>
-      <w:pPr>
-        <w:jc w:val="start"/>
-        <w:rPr>
-          <w:sz w:val="18"/>
-          <w:szCs w:val="18"/>
-        </w:rPr>
-      </w:pPr>
-    </w:p>
-    <w:tbl>
-      <w:tblPr>
-        <w:tblStyle w:val="TableGrid"/>
-        <w:tblW w:w="279.80pt" w:type="dxa"/>
-        <w:tblLook w:firstRow="1" w:lastRow="0" w:firstColumn="1" w:lastColumn="0" w:noHBand="0" w:noVBand="1"/>
-      </w:tblPr>
-      <w:tblGrid>
-        <w:gridCol w:w="966"/>
-        <w:gridCol w:w="1146"/>
-        <w:gridCol w:w="986"/>
-        <w:gridCol w:w="726"/>
-        <w:gridCol w:w="936"/>
-        <w:gridCol w:w="836"/>
-      </w:tblGrid>
-      <w:tr>
-        <w:tc>
-          <w:tcPr>
-            <w:tcW w:w="48.30pt" w:type="dxa"/>
-          </w:tcPr>
-          <w:p>
-            <w:pPr>
-              <w:jc w:val="start"/>
-              <w:rPr>
-                <w:sz w:val="18"/>
-                <w:szCs w:val="18"/>
-              </w:rPr>
-            </w:pPr>
-            <w:r>
-              <w:rPr>
-                <w:sz w:val="18"/>
-                <w:szCs w:val="18"/>
-              </w:rPr>
-              <w:t>Algorithm</w:t>
-            </w:r>
-          </w:p>
-        </w:tc>
-        <w:tc>
-          <w:tcPr>
-            <w:tcW w:w="57.30pt" w:type="dxa"/>
-          </w:tcPr>
-          <w:p>
-            <w:pPr>
-              <w:jc w:val="start"/>
-              <w:rPr>
-                <w:sz w:val="18"/>
-                <w:szCs w:val="18"/>
-              </w:rPr>
-            </w:pPr>
-            <w:r>
-              <w:rPr>
-                <w:sz w:val="18"/>
-                <w:szCs w:val="18"/>
-              </w:rPr>
-              <w:t>Connectivity</w:t>
-            </w:r>
-          </w:p>
-        </w:tc>
-        <w:tc>
-          <w:tcPr>
-            <w:tcW w:w="49.30pt" w:type="dxa"/>
-          </w:tcPr>
-          <w:p>
-            <w:pPr>
-              <w:jc w:val="start"/>
-              <w:rPr>
-                <w:sz w:val="18"/>
-                <w:szCs w:val="18"/>
-              </w:rPr>
-            </w:pPr>
-            <w:r>
-              <w:rPr>
-                <w:sz w:val="18"/>
-                <w:szCs w:val="18"/>
-              </w:rPr>
-              <w:t>Heuristic</w:t>
-            </w:r>
-          </w:p>
-        </w:tc>
-        <w:tc>
-          <w:tcPr>
-            <w:tcW w:w="36.30pt" w:type="dxa"/>
-          </w:tcPr>
-          <w:p>
-            <w:pPr>
-              <w:jc w:val="start"/>
-              <w:rPr>
-                <w:sz w:val="18"/>
-                <w:szCs w:val="18"/>
-              </w:rPr>
-            </w:pPr>
-            <w:r>
-              <w:rPr>
-                <w:sz w:val="18"/>
-                <w:szCs w:val="18"/>
-              </w:rPr>
-              <w:t>Path Length</w:t>
-            </w:r>
-          </w:p>
-        </w:tc>
-        <w:tc>
-          <w:tcPr>
-            <w:tcW w:w="46.80pt" w:type="dxa"/>
-          </w:tcPr>
-          <w:p>
-            <w:pPr>
-              <w:jc w:val="start"/>
-              <w:rPr>
-                <w:sz w:val="18"/>
-                <w:szCs w:val="18"/>
-              </w:rPr>
-            </w:pPr>
-            <w:r>
-              <w:rPr>
-                <w:sz w:val="18"/>
-                <w:szCs w:val="18"/>
-              </w:rPr>
-              <w:t>Nodes Expanded</w:t>
-            </w:r>
-          </w:p>
-        </w:tc>
-        <w:tc>
-          <w:tcPr>
-            <w:tcW w:w="41.80pt" w:type="dxa"/>
-          </w:tcPr>
-          <w:p>
-            <w:pPr>
-              <w:jc w:val="start"/>
-              <w:rPr>
-                <w:sz w:val="18"/>
-                <w:szCs w:val="18"/>
-              </w:rPr>
-            </w:pPr>
-            <w:r>
-              <w:rPr>
-                <w:sz w:val="18"/>
-                <w:szCs w:val="18"/>
-              </w:rPr>
-              <w:t>Runtime (</w:t>
-            </w:r>
-            <w:proofErr w:type="spellStart"/>
-            <w:r>
-              <w:rPr>
-                <w:sz w:val="18"/>
-                <w:szCs w:val="18"/>
-              </w:rPr>
-              <w:t>ms</w:t>
-            </w:r>
-            <w:proofErr w:type="spellEnd"/>
-            <w:r>
-              <w:rPr>
-                <w:sz w:val="18"/>
-                <w:szCs w:val="18"/>
-              </w:rPr>
-              <w:t>)</w:t>
-            </w:r>
-          </w:p>
-        </w:tc>
-      </w:tr>
-      <w:tr>
-        <w:tc>
-          <w:tcPr>
-            <w:tcW w:w="48.30pt" w:type="dxa"/>
-          </w:tcPr>
-          <w:p>
-            <w:pPr>
-              <w:jc w:val="start"/>
-              <w:rPr>
-                <w:sz w:val="18"/>
-                <w:szCs w:val="18"/>
-              </w:rPr>
-            </w:pPr>
-            <w:r>
-              <w:rPr>
-                <w:sz w:val="18"/>
-                <w:szCs w:val="18"/>
-              </w:rPr>
-              <w:t>BFS</w:t>
-            </w:r>
-          </w:p>
-        </w:tc>
-        <w:tc>
-          <w:tcPr>
-            <w:tcW w:w="57.30pt" w:type="dxa"/>
-          </w:tcPr>
-          <w:p>
-            <w:pPr>
-              <w:jc w:val="start"/>
-              <w:rPr>
-                <w:sz w:val="18"/>
-                <w:szCs w:val="18"/>
-              </w:rPr>
-            </w:pPr>
-            <w:r>
-              <w:rPr>
-                <w:sz w:val="18"/>
-                <w:szCs w:val="18"/>
-              </w:rPr>
-              <w:t>4</w:t>
-            </w:r>
-          </w:p>
-        </w:tc>
-        <w:tc>
-          <w:tcPr>
-            <w:tcW w:w="49.30pt" w:type="dxa"/>
-          </w:tcPr>
-          <w:p>
-            <w:pPr>
-              <w:jc w:val="start"/>
-              <w:rPr>
-                <w:sz w:val="18"/>
-                <w:szCs w:val="18"/>
-              </w:rPr>
-            </w:pPr>
-            <w:r>
-              <w:rPr>
-                <w:sz w:val="18"/>
-                <w:szCs w:val="18"/>
-              </w:rPr>
-              <w:t>-</w:t>
-            </w:r>
-          </w:p>
-        </w:tc>
-        <w:tc>
-          <w:tcPr>
-            <w:tcW w:w="36.30pt" w:type="dxa"/>
-          </w:tcPr>
-          <w:p>
-            <w:pPr>
-              <w:jc w:val="start"/>
-              <w:rPr>
-                <w:sz w:val="18"/>
-                <w:szCs w:val="18"/>
-              </w:rPr>
-            </w:pPr>
-            <w:r>
-              <w:rPr>
-                <w:sz w:val="18"/>
-                <w:szCs w:val="18"/>
-              </w:rPr>
-              <w:t>64</w:t>
-            </w:r>
-          </w:p>
-        </w:tc>
-        <w:tc>
-          <w:tcPr>
-            <w:tcW w:w="46.80pt" w:type="dxa"/>
-          </w:tcPr>
-          <w:p>
-            <w:pPr>
-              <w:jc w:val="start"/>
-              <w:rPr>
-                <w:sz w:val="18"/>
-                <w:szCs w:val="18"/>
-              </w:rPr>
-            </w:pPr>
-            <w:r>
-              <w:rPr>
-                <w:sz w:val="18"/>
-                <w:szCs w:val="18"/>
-              </w:rPr>
-              <w:t>2155</w:t>
-            </w:r>
-          </w:p>
-        </w:tc>
-        <w:tc>
-          <w:tcPr>
-            <w:tcW w:w="41.80pt" w:type="dxa"/>
-          </w:tcPr>
-          <w:p>
-            <w:pPr>
-              <w:jc w:val="start"/>
-              <w:rPr>
-                <w:sz w:val="18"/>
-                <w:szCs w:val="18"/>
-              </w:rPr>
-            </w:pPr>
-            <w:r>
-              <w:rPr>
-                <w:sz w:val="18"/>
-                <w:szCs w:val="18"/>
-              </w:rPr>
-              <w:t>2.39</w:t>
-            </w:r>
-          </w:p>
-        </w:tc>
-      </w:tr>
-      <w:tr>
-        <w:tc>
-          <w:tcPr>
-            <w:tcW w:w="48.30pt" w:type="dxa"/>
-          </w:tcPr>
-          <w:p>
-            <w:pPr>
-              <w:jc w:val="start"/>
-              <w:rPr>
-                <w:sz w:val="18"/>
-                <w:szCs w:val="18"/>
-              </w:rPr>
-            </w:pPr>
-            <w:r>
-              <w:rPr>
-                <w:sz w:val="18"/>
-                <w:szCs w:val="18"/>
-              </w:rPr>
-              <w:t>A*</w:t>
-            </w:r>
-          </w:p>
-        </w:tc>
-        <w:tc>
-          <w:tcPr>
-            <w:tcW w:w="57.30pt" w:type="dxa"/>
-          </w:tcPr>
-          <w:p>
-            <w:pPr>
-              <w:jc w:val="start"/>
-              <w:rPr>
-                <w:sz w:val="18"/>
-                <w:szCs w:val="18"/>
-              </w:rPr>
-            </w:pPr>
-            <w:r>
-              <w:rPr>
-                <w:sz w:val="18"/>
-                <w:szCs w:val="18"/>
-              </w:rPr>
-              <w:t>4</w:t>
-            </w:r>
-          </w:p>
-        </w:tc>
-        <w:tc>
-          <w:tcPr>
-            <w:tcW w:w="49.30pt" w:type="dxa"/>
-          </w:tcPr>
-          <w:p>
-            <w:pPr>
-              <w:jc w:val="start"/>
-              <w:rPr>
-                <w:sz w:val="18"/>
-                <w:szCs w:val="18"/>
-              </w:rPr>
-            </w:pPr>
-            <w:r>
-              <w:rPr>
-                <w:sz w:val="18"/>
-                <w:szCs w:val="18"/>
-              </w:rPr>
-              <w:t>Manhattan</w:t>
-            </w:r>
-          </w:p>
-        </w:tc>
-        <w:tc>
-          <w:tcPr>
-            <w:tcW w:w="36.30pt" w:type="dxa"/>
-          </w:tcPr>
-          <w:p>
-            <w:pPr>
-              <w:jc w:val="start"/>
-              <w:rPr>
-                <w:sz w:val="18"/>
-                <w:szCs w:val="18"/>
-              </w:rPr>
-            </w:pPr>
-            <w:r>
-              <w:rPr>
-                <w:sz w:val="18"/>
-                <w:szCs w:val="18"/>
-              </w:rPr>
-              <w:t>64</w:t>
-            </w:r>
-          </w:p>
-        </w:tc>
-        <w:tc>
-          <w:tcPr>
-            <w:tcW w:w="46.80pt" w:type="dxa"/>
-          </w:tcPr>
-          <w:p>
-            <w:pPr>
-              <w:jc w:val="start"/>
-              <w:rPr>
-                <w:sz w:val="18"/>
-                <w:szCs w:val="18"/>
-              </w:rPr>
-            </w:pPr>
-            <w:r>
-              <w:rPr>
-                <w:sz w:val="18"/>
-                <w:szCs w:val="18"/>
-              </w:rPr>
-              <w:t>910</w:t>
-            </w:r>
-          </w:p>
-        </w:tc>
-        <w:tc>
-          <w:tcPr>
-            <w:tcW w:w="41.80pt" w:type="dxa"/>
-          </w:tcPr>
-          <w:p>
-            <w:pPr>
-              <w:jc w:val="start"/>
-              <w:rPr>
-                <w:sz w:val="18"/>
-                <w:szCs w:val="18"/>
-              </w:rPr>
-            </w:pPr>
-            <w:r>
-              <w:rPr>
-                <w:sz w:val="18"/>
-                <w:szCs w:val="18"/>
-              </w:rPr>
-              <w:t>1.93</w:t>
-            </w:r>
-          </w:p>
-        </w:tc>
-      </w:tr>
-      <w:tr>
-        <w:tc>
-          <w:tcPr>
-            <w:tcW w:w="48.30pt" w:type="dxa"/>
-          </w:tcPr>
-          <w:p>
-            <w:pPr>
-              <w:jc w:val="start"/>
-              <w:rPr>
-                <w:sz w:val="18"/>
-                <w:szCs w:val="18"/>
-              </w:rPr>
-            </w:pPr>
-            <w:r>
-              <w:rPr>
-                <w:sz w:val="18"/>
-                <w:szCs w:val="18"/>
-              </w:rPr>
-              <w:t>A*</w:t>
-            </w:r>
-          </w:p>
-        </w:tc>
-        <w:tc>
-          <w:tcPr>
-            <w:tcW w:w="57.30pt" w:type="dxa"/>
-          </w:tcPr>
-          <w:p>
-            <w:pPr>
-              <w:jc w:val="start"/>
-              <w:rPr>
-                <w:sz w:val="18"/>
-                <w:szCs w:val="18"/>
-              </w:rPr>
-            </w:pPr>
-            <w:r>
-              <w:rPr>
-                <w:sz w:val="18"/>
-                <w:szCs w:val="18"/>
-              </w:rPr>
-              <w:t>8</w:t>
-            </w:r>
-          </w:p>
-        </w:tc>
-        <w:tc>
-          <w:tcPr>
-            <w:tcW w:w="49.30pt" w:type="dxa"/>
-          </w:tcPr>
-          <w:p>
-            <w:pPr>
-              <w:jc w:val="start"/>
-              <w:rPr>
-                <w:sz w:val="18"/>
-                <w:szCs w:val="18"/>
-              </w:rPr>
-            </w:pPr>
-            <w:r>
-              <w:rPr>
-                <w:sz w:val="18"/>
-                <w:szCs w:val="18"/>
-              </w:rPr>
-              <w:t>Euclidean</w:t>
-            </w:r>
-          </w:p>
-        </w:tc>
-        <w:tc>
-          <w:tcPr>
-            <w:tcW w:w="36.30pt" w:type="dxa"/>
-          </w:tcPr>
-          <w:p>
-            <w:pPr>
-              <w:jc w:val="start"/>
-              <w:rPr>
-                <w:sz w:val="18"/>
-                <w:szCs w:val="18"/>
-              </w:rPr>
-            </w:pPr>
-            <w:r>
-              <w:rPr>
-                <w:sz w:val="18"/>
-                <w:szCs w:val="18"/>
-              </w:rPr>
-              <w:t>45</w:t>
-            </w:r>
-          </w:p>
-        </w:tc>
-        <w:tc>
-          <w:tcPr>
-            <w:tcW w:w="46.80pt" w:type="dxa"/>
-          </w:tcPr>
-          <w:p>
-            <w:pPr>
-              <w:jc w:val="start"/>
-              <w:rPr>
-                <w:sz w:val="18"/>
-                <w:szCs w:val="18"/>
-              </w:rPr>
-            </w:pPr>
-            <w:r>
-              <w:rPr>
-                <w:sz w:val="18"/>
-                <w:szCs w:val="18"/>
-              </w:rPr>
-              <w:t>455</w:t>
-            </w:r>
-          </w:p>
-        </w:tc>
-        <w:tc>
-          <w:tcPr>
-            <w:tcW w:w="41.80pt" w:type="dxa"/>
-          </w:tcPr>
-          <w:p>
-            <w:pPr>
-              <w:jc w:val="start"/>
-              <w:rPr>
-                <w:sz w:val="18"/>
-                <w:szCs w:val="18"/>
-              </w:rPr>
-            </w:pPr>
-            <w:r>
-              <w:rPr>
-                <w:sz w:val="18"/>
-                <w:szCs w:val="18"/>
-              </w:rPr>
-              <w:t>1.81</w:t>
-            </w:r>
-          </w:p>
-        </w:tc>
-      </w:tr>
-    </w:tbl>
-    <w:p>
-      <w:pPr>
-        <w:jc w:val="start"/>
-        <w:rPr>
-          <w:sz w:val="18"/>
-          <w:szCs w:val="18"/>
-        </w:rPr>
-      </w:pPr>
-    </w:p>
-    <w:p>
-      <w:pPr>
-        <w:pStyle w:val="Heading1"/>
-      </w:pPr>
-      <w:r>
+        <w:rPr>
+          <w:sz w:val="24"/>
+          <w:szCs w:val="24"/>
+        </w:rPr>
+      </w:pPr>
+      <w:r>
+        <w:rPr>
+          <w:sz w:val="24"/>
+          <w:szCs w:val="24"/>
+        </w:rPr>
         <w:t>Challenges and Next Steps</w:t>
       </w:r>
     </w:p>
@@ -2396,16 +2173,8 @@
       <w:pPr>
         <w:pStyle w:val="NoSpacing"/>
         <w:jc w:val="start"/>
-        <w:rPr>
-          <w:sz w:val="18"/>
-          <w:szCs w:val="18"/>
-        </w:rPr>
-      </w:pPr>
-      <w:r>
-        <w:rPr>
-          <w:sz w:val="18"/>
-          <w:szCs w:val="18"/>
-        </w:rPr>
+      </w:pPr>
+      <w:r>
         <w:t>The immediate challenge is extending the current framework to incorporate the remaining planned algorithms—Dijkstra’s algorithm, Theta*, and Jump Point Search (JPS). Each requires careful integration into the common planner interface so that results remain directly comparable across methods. Beyond implementing the algorithms, additional effort is needed to ensure that metrics such as number of turns, memory consumption of open and closed lists, and success rates over multiple random seeds are systematically recorded and analyzed.</w:t>
       </w:r>
     </w:p>
@@ -2419,20 +2188,9 @@
       <w:pPr>
         <w:pStyle w:val="NoSpacing"/>
         <w:jc w:val="start"/>
-        <w:rPr>
-          <w:sz w:val="18"/>
-          <w:szCs w:val="18"/>
-        </w:rPr>
-      </w:pPr>
-      <w:r>
-        <w:t>Another challenge is expanding the scope of benchmarking. While preliminary results have been demonstrated on a single seeded random grid, the framework should be exercised across grids of different sizes, obstacle densities, and structured ASCII maps. T</w:t>
-      </w:r>
-      <w:r>
-        <w:rPr>
-          <w:sz w:val="18"/>
-          <w:szCs w:val="18"/>
-        </w:rPr>
-        <w:t>his will enable a more comprehensive comparison and reduce the influence of any one map configuration. CSV logging and automated plotting will also be added to support aggregate statistics and reproducible figures.</w:t>
+      </w:pPr>
+      <w:r>
+        <w:t>Another challenge is expanding the scope of benchmarking. While preliminary results have been demonstrated on a single seeded random grid, the framework should be exercised across grids of different sizes, obstacle densities, and structured ASCII maps. This will enable a more comprehensive comparison and reduce the influence of any one map configuration. CSV logging and automated plotting will also be added to support aggregate statistics and reproducible figures.</w:t>
       </w:r>
     </w:p>
     <w:p>
@@ -2445,46 +2203,30 @@
       <w:pPr>
         <w:pStyle w:val="NoSpacing"/>
         <w:jc w:val="start"/>
-        <w:rPr>
-          <w:sz w:val="18"/>
-          <w:szCs w:val="18"/>
-        </w:rPr>
-      </w:pPr>
-      <w:r>
-        <w:rPr>
-          <w:sz w:val="18"/>
-          <w:szCs w:val="18"/>
-        </w:rPr>
-        <w:lastRenderedPageBreak/>
-        <w:t>Future iterations will focus on broadening the range of evaluated approaches. Variants of A* with weighted heuristics (</w:t>
-      </w:r>
-      <w:proofErr w:type="spellStart"/>
-      <w:r>
-        <w:rPr>
-          <w:sz w:val="18"/>
-          <w:szCs w:val="18"/>
-        </w:rPr>
-        <w:t>wA</w:t>
-      </w:r>
-      <w:proofErr w:type="spellEnd"/>
-      <w:r>
-        <w:rPr>
-          <w:sz w:val="18"/>
-          <w:szCs w:val="18"/>
-        </w:rPr>
-        <w:t>*) can be used to study suboptimality–efficiency trade-offs. Theta* will highlight the effect of allowing any-angle shortcuts, and JPS will demonstrate pruning-based acceleration in uniform-cost grids. Beyond the five core algorithms, the extensible design allows exploration of incremental search algorithms such as D* Lite, and in the longer term, policy-based methods inspired by reinforcement learning.</w:t>
-      </w:r>
-    </w:p>
-    <w:p>
-      <w:pPr>
-        <w:jc w:val="start"/>
-      </w:pPr>
+      </w:pPr>
+      <w:r>
+        <w:t>Future iterations will focus on broadening the range of evaluated approaches. Variants of A* with weighted heuristics (wA*) can be used to study suboptimality–efficiency trade-offs. Theta* will highlight the effect of allowing any-angle shortcuts, and JPS will demonstrate pruning-based acceleration in uniform-cost grids. Beyond the five core algorithms, the extensible design allows exploration of incremental search algorithms such as D* Lite, and in the longer term, policy-based methods inspired by reinforcement learning.</w:t>
+      </w:r>
+      <w:r>
+        <w:t xml:space="preserve"> </w:t>
+      </w:r>
+      <w:r>
+        <w:t>Upcoming experiments will report aggregate statistics across multiple seeds and map types, with CSV logging and automated plotting to ensure reproducibility.</w:t>
+      </w:r>
     </w:p>
     <w:p>
       <w:pPr>
         <w:pStyle w:val="Heading1"/>
-      </w:pPr>
-      <w:r>
+        <w:rPr>
+          <w:sz w:val="24"/>
+          <w:szCs w:val="24"/>
+        </w:rPr>
+      </w:pPr>
+      <w:r>
+        <w:rPr>
+          <w:sz w:val="24"/>
+          <w:szCs w:val="24"/>
+        </w:rPr>
         <w:t>Conclusion</w:t>
       </w:r>
     </w:p>
@@ -2492,16 +2234,8 @@
       <w:pPr>
         <w:pStyle w:val="NoSpacing"/>
         <w:jc w:val="start"/>
-        <w:rPr>
-          <w:sz w:val="18"/>
-          <w:szCs w:val="18"/>
-        </w:rPr>
-      </w:pPr>
-      <w:r>
-        <w:rPr>
-          <w:sz w:val="18"/>
-          <w:szCs w:val="18"/>
-        </w:rPr>
+      </w:pPr>
+      <w:r>
         <w:t>This project presents an extensible benchmarking framework for grid-based motion planning, developed in ROS 2 with Python. The framework provides consistent interfaces, reproducible experiment setup, and metrics reporting across multiple planners. Early experiments have confirmed the functionality of the system and demonstrated how cost models and heuristic choices influence search efficiency and path quality.</w:t>
       </w:r>
     </w:p>
@@ -2509,44 +2243,30 @@
       <w:pPr>
         <w:pStyle w:val="NoSpacing"/>
         <w:jc w:val="start"/>
-        <w:rPr>
-          <w:sz w:val="18"/>
-          <w:szCs w:val="18"/>
-        </w:rPr>
       </w:pPr>
     </w:p>
     <w:p>
       <w:pPr>
         <w:pStyle w:val="NoSpacing"/>
         <w:jc w:val="start"/>
-        <w:rPr>
-          <w:sz w:val="18"/>
-          <w:szCs w:val="18"/>
-        </w:rPr>
-      </w:pPr>
-      <w:r>
-        <w:rPr>
-          <w:sz w:val="18"/>
-          <w:szCs w:val="18"/>
-        </w:rPr>
-        <w:t xml:space="preserve">Although only a subset of the planned algorithms has been integrated so far, the foundation is in place for systematic evaluation of Breadth-First Search, Dijkstra’s algorithm, A*, Theta*, and Jump Point Search. The framework is deliberately designed to support additional planners, richer metrics, and automated analysis. Future iterations will expand both the algorithm set and the benchmarking scope, ultimately enabling a comprehensive study of classical </w:t>
-      </w:r>
-      <w:r>
-        <w:t xml:space="preserve">search </w:t>
-      </w:r>
-      <w:r>
-        <w:rPr>
-          <w:sz w:val="18"/>
-          <w:szCs w:val="18"/>
-        </w:rPr>
-        <w:t>methods and their trade-offs in runtime, path quality, and memory usage.</w:t>
+      </w:pPr>
+      <w:r>
+        <w:t>Although only a subset of the planned algorithms has been integrated so far, the foundation is in place for systematic evaluation of Breadth-First Search, Dijkstra’s algorithm, A*, Theta*, and Jump Point Search. The framework is deliberately designed to support additional planners, richer metrics, and automated analysis. Future iterations will expand both the algorithm set and the benchmarking scope, ultimately enabling a comprehensive study of classical search methods and their trade-offs in runtime, path quality, and memory usage.</w:t>
       </w:r>
     </w:p>
     <w:p>
       <w:pPr>
         <w:pStyle w:val="Heading5"/>
-      </w:pPr>
-      <w:r>
+        <w:rPr>
+          <w:sz w:val="24"/>
+          <w:szCs w:val="24"/>
+        </w:rPr>
+      </w:pPr>
+      <w:r>
+        <w:rPr>
+          <w:sz w:val="24"/>
+          <w:szCs w:val="24"/>
+        </w:rPr>
         <w:t>References</w:t>
       </w:r>
     </w:p>
@@ -2556,18 +2276,32 @@
         <w:autoSpaceDE w:val="0"/>
         <w:autoSpaceDN w:val="0"/>
         <w:adjustRightInd w:val="0"/>
-      </w:pPr>
-      <w:r>
-        <w:t xml:space="preserve">  E. W. Dijkstra, “A note on two problems in connexion with graphs,” </w:t>
+        <w:rPr>
+          <w:sz w:val="20"/>
+          <w:szCs w:val="20"/>
+        </w:rPr>
+      </w:pPr>
+      <w:r>
+        <w:rPr>
+          <w:sz w:val="20"/>
+          <w:szCs w:val="20"/>
+        </w:rPr>
+        <w:t xml:space="preserve">E. W. Dijkstra, “A note on two problems in connexion with graphs,” </w:t>
       </w:r>
       <w:r>
         <w:rPr>
           <w:i/>
           <w:iCs/>
+          <w:sz w:val="20"/>
+          <w:szCs w:val="20"/>
         </w:rPr>
         <w:t>Numerische Mathematik</w:t>
       </w:r>
       <w:r>
+        <w:rPr>
+          <w:sz w:val="20"/>
+          <w:szCs w:val="20"/>
+        </w:rPr>
         <w:t>, vol. 1, pp. 269–271, 1959.</w:t>
       </w:r>
     </w:p>
@@ -2577,18 +2311,32 @@
         <w:autoSpaceDE w:val="0"/>
         <w:autoSpaceDN w:val="0"/>
         <w:adjustRightInd w:val="0"/>
-      </w:pPr>
-      <w:r>
-        <w:t xml:space="preserve">  P. E. Hart, N. J. Nilsson, and B. Raphael, “A formal basis for the heuristic determination of minimum cost paths,” </w:t>
+        <w:rPr>
+          <w:sz w:val="20"/>
+          <w:szCs w:val="20"/>
+        </w:rPr>
+      </w:pPr>
+      <w:r>
+        <w:rPr>
+          <w:sz w:val="20"/>
+          <w:szCs w:val="20"/>
+        </w:rPr>
+        <w:t xml:space="preserve">P. E. Hart, N. J. Nilsson, and B. Raphael, “A formal basis for the heuristic determination of minimum cost paths,” </w:t>
       </w:r>
       <w:r>
         <w:rPr>
           <w:i/>
           <w:iCs/>
+          <w:sz w:val="20"/>
+          <w:szCs w:val="20"/>
         </w:rPr>
         <w:t>IEEE Trans. Systems Science and Cybernetics</w:t>
       </w:r>
       <w:r>
+        <w:rPr>
+          <w:sz w:val="20"/>
+          <w:szCs w:val="20"/>
+        </w:rPr>
         <w:t>, vol. SSC-4, no. 2, pp. 100–107, 1968.</w:t>
       </w:r>
     </w:p>
@@ -2598,18 +2346,32 @@
         <w:autoSpaceDE w:val="0"/>
         <w:autoSpaceDN w:val="0"/>
         <w:adjustRightInd w:val="0"/>
-      </w:pPr>
-      <w:r>
-        <w:t xml:space="preserve">  K. Daniel, A. Nash, S. Koenig, and A. Felner, “Theta*: Any-angle path planning on grids,” </w:t>
+        <w:rPr>
+          <w:sz w:val="20"/>
+          <w:szCs w:val="20"/>
+        </w:rPr>
+      </w:pPr>
+      <w:r>
+        <w:rPr>
+          <w:sz w:val="20"/>
+          <w:szCs w:val="20"/>
+        </w:rPr>
+        <w:t xml:space="preserve">K. Daniel, A. Nash, S. Koenig, and A. Felner, “Theta*: Any-angle path planning on grids,” </w:t>
       </w:r>
       <w:r>
         <w:rPr>
           <w:i/>
           <w:iCs/>
+          <w:sz w:val="20"/>
+          <w:szCs w:val="20"/>
         </w:rPr>
         <w:t>J. Artificial Intelligence Research</w:t>
       </w:r>
       <w:r>
+        <w:rPr>
+          <w:sz w:val="20"/>
+          <w:szCs w:val="20"/>
+        </w:rPr>
         <w:t>, vol. 39, pp. 533–579, 2010.</w:t>
       </w:r>
     </w:p>
@@ -2619,18 +2381,32 @@
         <w:autoSpaceDE w:val="0"/>
         <w:autoSpaceDN w:val="0"/>
         <w:adjustRightInd w:val="0"/>
-      </w:pPr>
-      <w:r>
-        <w:t xml:space="preserve">  D. Harabor and A. Grastien, “Online graph pruning for pathfinding on grid maps,” in </w:t>
+        <w:rPr>
+          <w:sz w:val="20"/>
+          <w:szCs w:val="20"/>
+        </w:rPr>
+      </w:pPr>
+      <w:r>
+        <w:rPr>
+          <w:sz w:val="20"/>
+          <w:szCs w:val="20"/>
+        </w:rPr>
+        <w:t xml:space="preserve">D. Harabor and A. Grastien, “Online graph pruning for pathfinding on grid maps,” in </w:t>
       </w:r>
       <w:r>
         <w:rPr>
           <w:i/>
           <w:iCs/>
+          <w:sz w:val="20"/>
+          <w:szCs w:val="20"/>
         </w:rPr>
         <w:t>Proc. AAAI</w:t>
       </w:r>
       <w:r>
+        <w:rPr>
+          <w:sz w:val="20"/>
+          <w:szCs w:val="20"/>
+        </w:rPr>
         <w:t>, 2011. (Jump Point Search)</w:t>
       </w:r>
     </w:p>
@@ -2640,18 +2416,32 @@
         <w:autoSpaceDE w:val="0"/>
         <w:autoSpaceDN w:val="0"/>
         <w:adjustRightInd w:val="0"/>
-      </w:pPr>
-      <w:r>
-        <w:t xml:space="preserve">  R. A. Dechter and J. Pearl, “Generalized best-first search strategies and the optimality of A*,” </w:t>
+        <w:rPr>
+          <w:sz w:val="20"/>
+          <w:szCs w:val="20"/>
+        </w:rPr>
+      </w:pPr>
+      <w:r>
+        <w:rPr>
+          <w:sz w:val="20"/>
+          <w:szCs w:val="20"/>
+        </w:rPr>
+        <w:t xml:space="preserve">R. A. Dechter and J. Pearl, “Generalized best-first search strategies and the optimality of A*,” </w:t>
       </w:r>
       <w:r>
         <w:rPr>
           <w:i/>
           <w:iCs/>
+          <w:sz w:val="20"/>
+          <w:szCs w:val="20"/>
         </w:rPr>
         <w:t>J. ACM</w:t>
       </w:r>
       <w:r>
+        <w:rPr>
+          <w:sz w:val="20"/>
+          <w:szCs w:val="20"/>
+        </w:rPr>
         <w:t>, vol. 32, no. 3, pp. 505–536, 1985. (A* properties)</w:t>
       </w:r>
     </w:p>
@@ -2661,18 +2451,32 @@
         <w:autoSpaceDE w:val="0"/>
         <w:autoSpaceDN w:val="0"/>
         <w:adjustRightInd w:val="0"/>
-      </w:pPr>
-      <w:r>
-        <w:t xml:space="preserve">  S. Koenig and M. Likhachev, “D* Lite,” in </w:t>
+        <w:rPr>
+          <w:sz w:val="20"/>
+          <w:szCs w:val="20"/>
+        </w:rPr>
+      </w:pPr>
+      <w:r>
+        <w:rPr>
+          <w:sz w:val="20"/>
+          <w:szCs w:val="20"/>
+        </w:rPr>
+        <w:t xml:space="preserve">S. Koenig and M. Likhachev, “D* Lite,” in </w:t>
       </w:r>
       <w:r>
         <w:rPr>
           <w:i/>
           <w:iCs/>
+          <w:sz w:val="20"/>
+          <w:szCs w:val="20"/>
         </w:rPr>
         <w:t>Proc. AAAI</w:t>
       </w:r>
       <w:r>
+        <w:rPr>
+          <w:sz w:val="20"/>
+          <w:szCs w:val="20"/>
+        </w:rPr>
         <w:t>, 2002. (optional background, incremental planning)</w:t>
       </w:r>
     </w:p>
@@ -2682,18 +2486,32 @@
         <w:autoSpaceDE w:val="0"/>
         <w:autoSpaceDN w:val="0"/>
         <w:adjustRightInd w:val="0"/>
-      </w:pPr>
-      <w:r>
-        <w:t xml:space="preserve">  S. M. LaValle, </w:t>
+        <w:rPr>
+          <w:sz w:val="20"/>
+          <w:szCs w:val="20"/>
+        </w:rPr>
+      </w:pPr>
+      <w:r>
+        <w:rPr>
+          <w:sz w:val="20"/>
+          <w:szCs w:val="20"/>
+        </w:rPr>
+        <w:t xml:space="preserve">S. M. LaValle, </w:t>
       </w:r>
       <w:r>
         <w:rPr>
           <w:i/>
           <w:iCs/>
+          <w:sz w:val="20"/>
+          <w:szCs w:val="20"/>
         </w:rPr>
         <w:t>Planning Algorithms</w:t>
       </w:r>
       <w:r>
+        <w:rPr>
+          <w:sz w:val="20"/>
+          <w:szCs w:val="20"/>
+        </w:rPr>
         <w:t>. Cambridge Univ. Press, 2006. (open-access textbook; grid search background)</w:t>
       </w:r>
     </w:p>
@@ -2703,9 +2521,17 @@
         <w:autoSpaceDE w:val="0"/>
         <w:autoSpaceDN w:val="0"/>
         <w:adjustRightInd w:val="0"/>
-      </w:pPr>
-      <w:r>
-        <w:t>  Open Robotics, “ROS 2 documentation (Humble),” 2022. [Online]. Available: docs.ros.org</w:t>
+        <w:rPr>
+          <w:sz w:val="20"/>
+          <w:szCs w:val="20"/>
+        </w:rPr>
+      </w:pPr>
+      <w:r>
+        <w:rPr>
+          <w:sz w:val="20"/>
+          <w:szCs w:val="20"/>
+        </w:rPr>
+        <w:t xml:space="preserve"> Open Robotics, “ROS 2 documentation (Humble),” 2022. [Online]. Available: docs.ros.org</w:t>
       </w:r>
     </w:p>
     <w:p>
@@ -2714,9 +2540,17 @@
         <w:autoSpaceDE w:val="0"/>
         <w:autoSpaceDN w:val="0"/>
         <w:adjustRightInd w:val="0"/>
-      </w:pPr>
-      <w:r>
-        <w:t>  Mermaid Team, “Mermaid CLI,” 2024. [Online]. Available: mermaid.js.org</w:t>
+        <w:rPr>
+          <w:sz w:val="20"/>
+          <w:szCs w:val="20"/>
+        </w:rPr>
+      </w:pPr>
+      <w:r>
+        <w:rPr>
+          <w:sz w:val="20"/>
+          <w:szCs w:val="20"/>
+        </w:rPr>
+        <w:t>Mermaid Team, “Mermaid CLI,” 2024. [Online]. Available: mermaid.js.org</w:t>
       </w:r>
     </w:p>
     <w:p>
@@ -2725,9 +2559,17 @@
         <w:autoSpaceDE w:val="0"/>
         <w:autoSpaceDN w:val="0"/>
         <w:adjustRightInd w:val="0"/>
-      </w:pPr>
-      <w:r>
-        <w:t>  PlantUML Team, “PlantUML,” 2024. [Online]. Available: plantuml.com</w:t>
+        <w:rPr>
+          <w:sz w:val="20"/>
+          <w:szCs w:val="20"/>
+        </w:rPr>
+      </w:pPr>
+      <w:r>
+        <w:rPr>
+          <w:sz w:val="20"/>
+          <w:szCs w:val="20"/>
+        </w:rPr>
+        <w:t>PlantUML Team, “PlantUML,” 2024. [Online]. Available: plantuml.com</w:t>
       </w:r>
     </w:p>
     <w:p>
@@ -4867,6 +4709,119 @@
     </w:lvl>
   </w:abstractNum>
   <w:abstractNum w:abstractNumId="24" w15:restartNumberingAfterBreak="0">
+    <w:nsid w:val="4F716868"/>
+    <w:multiLevelType w:val="hybridMultilevel"/>
+    <w:tmpl w:val="569CFB56"/>
+    <w:lvl w:ilvl="0" w:tplc="04090001">
+      <w:start w:val="1"/>
+      <w:numFmt w:val="bullet"/>
+      <w:lvlText w:val=""/>
+      <w:lvlJc w:val="start"/>
+      <w:pPr>
+        <w:ind w:start="36pt" w:hanging="18pt"/>
+      </w:pPr>
+      <w:rPr>
+        <w:rFonts w:ascii="Symbol" w:hAnsi="Symbol" w:hint="default"/>
+      </w:rPr>
+    </w:lvl>
+    <w:lvl w:ilvl="1" w:tplc="04090003" w:tentative="1">
+      <w:start w:val="1"/>
+      <w:numFmt w:val="bullet"/>
+      <w:lvlText w:val="o"/>
+      <w:lvlJc w:val="start"/>
+      <w:pPr>
+        <w:ind w:start="72pt" w:hanging="18pt"/>
+      </w:pPr>
+      <w:rPr>
+        <w:rFonts w:ascii="Courier New" w:hAnsi="Courier New" w:cs="Courier New" w:hint="default"/>
+      </w:rPr>
+    </w:lvl>
+    <w:lvl w:ilvl="2" w:tplc="04090005" w:tentative="1">
+      <w:start w:val="1"/>
+      <w:numFmt w:val="bullet"/>
+      <w:lvlText w:val=""/>
+      <w:lvlJc w:val="start"/>
+      <w:pPr>
+        <w:ind w:start="108pt" w:hanging="18pt"/>
+      </w:pPr>
+      <w:rPr>
+        <w:rFonts w:ascii="Wingdings" w:hAnsi="Wingdings" w:hint="default"/>
+      </w:rPr>
+    </w:lvl>
+    <w:lvl w:ilvl="3" w:tplc="04090001" w:tentative="1">
+      <w:start w:val="1"/>
+      <w:numFmt w:val="bullet"/>
+      <w:lvlText w:val=""/>
+      <w:lvlJc w:val="start"/>
+      <w:pPr>
+        <w:ind w:start="144pt" w:hanging="18pt"/>
+      </w:pPr>
+      <w:rPr>
+        <w:rFonts w:ascii="Symbol" w:hAnsi="Symbol" w:hint="default"/>
+      </w:rPr>
+    </w:lvl>
+    <w:lvl w:ilvl="4" w:tplc="04090003" w:tentative="1">
+      <w:start w:val="1"/>
+      <w:numFmt w:val="bullet"/>
+      <w:lvlText w:val="o"/>
+      <w:lvlJc w:val="start"/>
+      <w:pPr>
+        <w:ind w:start="180pt" w:hanging="18pt"/>
+      </w:pPr>
+      <w:rPr>
+        <w:rFonts w:ascii="Courier New" w:hAnsi="Courier New" w:cs="Courier New" w:hint="default"/>
+      </w:rPr>
+    </w:lvl>
+    <w:lvl w:ilvl="5" w:tplc="04090005" w:tentative="1">
+      <w:start w:val="1"/>
+      <w:numFmt w:val="bullet"/>
+      <w:lvlText w:val=""/>
+      <w:lvlJc w:val="start"/>
+      <w:pPr>
+        <w:ind w:start="216pt" w:hanging="18pt"/>
+      </w:pPr>
+      <w:rPr>
+        <w:rFonts w:ascii="Wingdings" w:hAnsi="Wingdings" w:hint="default"/>
+      </w:rPr>
+    </w:lvl>
+    <w:lvl w:ilvl="6" w:tplc="04090001" w:tentative="1">
+      <w:start w:val="1"/>
+      <w:numFmt w:val="bullet"/>
+      <w:lvlText w:val=""/>
+      <w:lvlJc w:val="start"/>
+      <w:pPr>
+        <w:ind w:start="252pt" w:hanging="18pt"/>
+      </w:pPr>
+      <w:rPr>
+        <w:rFonts w:ascii="Symbol" w:hAnsi="Symbol" w:hint="default"/>
+      </w:rPr>
+    </w:lvl>
+    <w:lvl w:ilvl="7" w:tplc="04090003" w:tentative="1">
+      <w:start w:val="1"/>
+      <w:numFmt w:val="bullet"/>
+      <w:lvlText w:val="o"/>
+      <w:lvlJc w:val="start"/>
+      <w:pPr>
+        <w:ind w:start="288pt" w:hanging="18pt"/>
+      </w:pPr>
+      <w:rPr>
+        <w:rFonts w:ascii="Courier New" w:hAnsi="Courier New" w:cs="Courier New" w:hint="default"/>
+      </w:rPr>
+    </w:lvl>
+    <w:lvl w:ilvl="8" w:tplc="04090005" w:tentative="1">
+      <w:start w:val="1"/>
+      <w:numFmt w:val="bullet"/>
+      <w:lvlText w:val=""/>
+      <w:lvlJc w:val="start"/>
+      <w:pPr>
+        <w:ind w:start="324pt" w:hanging="18pt"/>
+      </w:pPr>
+      <w:rPr>
+        <w:rFonts w:ascii="Wingdings" w:hAnsi="Wingdings" w:hint="default"/>
+      </w:rPr>
+    </w:lvl>
+  </w:abstractNum>
+  <w:abstractNum w:abstractNumId="25" w15:restartNumberingAfterBreak="0">
     <w:nsid w:val="52CA544A"/>
     <w:multiLevelType w:val="singleLevel"/>
     <w:tmpl w:val="AED6D67E"/>
@@ -4893,7 +4848,7 @@
       </w:rPr>
     </w:lvl>
   </w:abstractNum>
-  <w:abstractNum w:abstractNumId="25" w15:restartNumberingAfterBreak="0">
+  <w:abstractNum w:abstractNumId="26" w15:restartNumberingAfterBreak="0">
     <w:nsid w:val="59851F56"/>
     <w:multiLevelType w:val="multilevel"/>
     <w:tmpl w:val="C6368F24"/>
@@ -5042,7 +4997,7 @@
       </w:rPr>
     </w:lvl>
   </w:abstractNum>
-  <w:abstractNum w:abstractNumId="26" w15:restartNumberingAfterBreak="0">
+  <w:abstractNum w:abstractNumId="27" w15:restartNumberingAfterBreak="0">
     <w:nsid w:val="6C402C58"/>
     <w:multiLevelType w:val="hybridMultilevel"/>
     <w:tmpl w:val="9A1CA078"/>
@@ -5187,7 +5142,7 @@
       </w:rPr>
     </w:lvl>
   </w:abstractNum>
-  <w:abstractNum w:abstractNumId="27" w15:restartNumberingAfterBreak="0">
+  <w:abstractNum w:abstractNumId="28" w15:restartNumberingAfterBreak="0">
     <w:nsid w:val="6CD32DA8"/>
     <w:multiLevelType w:val="singleLevel"/>
     <w:tmpl w:val="166470C2"/>
@@ -5217,7 +5172,7 @@
     <w:abstractNumId w:val="18"/>
   </w:num>
   <w:num w:numId="2" w16cid:durableId="1397439891">
-    <w:abstractNumId w:val="26"/>
+    <w:abstractNumId w:val="27"/>
   </w:num>
   <w:num w:numId="3" w16cid:durableId="539585121">
     <w:abstractNumId w:val="17"/>
@@ -5235,10 +5190,10 @@
     <w:abstractNumId w:val="21"/>
   </w:num>
   <w:num w:numId="8" w16cid:durableId="143812469">
-    <w:abstractNumId w:val="24"/>
+    <w:abstractNumId w:val="25"/>
   </w:num>
   <w:num w:numId="9" w16cid:durableId="1364867722">
-    <w:abstractNumId w:val="27"/>
+    <w:abstractNumId w:val="28"/>
   </w:num>
   <w:num w:numId="10" w16cid:durableId="2029989048">
     <w:abstractNumId w:val="19"/>
@@ -5286,7 +5241,7 @@
     <w:abstractNumId w:val="23"/>
   </w:num>
   <w:num w:numId="25" w16cid:durableId="1917282883">
-    <w:abstractNumId w:val="24"/>
+    <w:abstractNumId w:val="25"/>
   </w:num>
   <w:num w:numId="26" w16cid:durableId="1466772736">
     <w:abstractNumId w:val="13"/>
@@ -5295,7 +5250,7 @@
     <w:abstractNumId w:val="22"/>
   </w:num>
   <w:num w:numId="28" w16cid:durableId="1769081536">
-    <w:abstractNumId w:val="25"/>
+    <w:abstractNumId w:val="26"/>
   </w:num>
   <w:num w:numId="29" w16cid:durableId="913012818">
     <w:abstractNumId w:val="20"/>
@@ -5308,6 +5263,9 @@
   </w:num>
   <w:num w:numId="32" w16cid:durableId="734859783">
     <w:abstractNumId w:val="12"/>
+  </w:num>
+  <w:num w:numId="33" w16cid:durableId="145096952">
+    <w:abstractNumId w:val="24"/>
   </w:num>
 </w:numbering>
 </file>
@@ -5731,7 +5689,6 @@
   <w:style w:type="character" w:default="1" w:styleId="DefaultParagraphFont">
     <w:name w:val="Default Paragraph Font"/>
     <w:uiPriority w:val="1"/>
-    <w:semiHidden/>
     <w:unhideWhenUsed/>
   </w:style>
   <w:style w:type="table" w:default="1" w:styleId="TableNormal">

--- a/project_status_October_6/status/meljahmi_RBE550_October_6_status.docx
+++ b/project_status_October_6/status/meljahmi_RBE550_October_6_status.docx
@@ -4,24 +4,24 @@
   <w:body>
     <w:p>
       <w:pPr>
-        <w:pStyle w:val="NoSpacing"/>
-        <w:rPr>
-          <w:sz w:val="56"/>
-          <w:szCs w:val="56"/>
-        </w:rPr>
-      </w:pPr>
-      <w:r>
-        <w:rPr>
-          <w:sz w:val="56"/>
-          <w:szCs w:val="56"/>
+        <w:pStyle w:val="papertitle"/>
+        <w:rPr>
+          <w:rStyle w:val="BookTitle"/>
+          <w:i w:val="0"/>
+          <w:iCs w:val="0"/>
+        </w:rPr>
+      </w:pPr>
+      <w:r>
+        <w:rPr>
+          <w:rStyle w:val="BookTitle"/>
+          <w:b w:val="0"/>
+          <w:bCs w:val="0"/>
+          <w:i w:val="0"/>
+          <w:iCs w:val="0"/>
+          <w:spacing w:val="0"/>
         </w:rPr>
         <w:t>A Benchmarking Framework for Grid-Based Motion Planning: BFS, Dijkstra, A*, Theta*, and JPS — Preliminary Evaluation in ROS 2 (Runtime, Path Quality, Memory)</w:t>
       </w:r>
-    </w:p>
-    <w:p>
-      <w:pPr>
-        <w:pStyle w:val="NoSpacing"/>
-      </w:pPr>
     </w:p>
     <w:p>
       <w:pPr>
@@ -95,7 +95,6 @@
           <w:szCs w:val="18"/>
         </w:rPr>
         <w:sectPr>
-          <w:footerReference w:type="first" r:id="rId8"/>
           <w:pgSz w:w="612pt" w:h="792pt" w:code="1"/>
           <w:pgMar w:top="54pt" w:right="44.65pt" w:bottom="72pt" w:left="44.65pt" w:header="36pt" w:footer="36pt" w:gutter="0pt"/>
           <w:cols w:space="36pt"/>
@@ -283,10 +282,10 @@
         <w:jc w:val="start"/>
       </w:pPr>
       <w:r>
-        <w:t xml:space="preserve">Path planning is a fundamental problem in robotics and artificial intelligence. Mobile robots, manipulators, and autonomous agents must be able to navigate from an initial configuration to a goal while avoiding obstacles. Among the many approaches to path planning, grid-based search provides </w:t>
-      </w:r>
-      <w:r>
-        <w:t>a simple yet powerful model: the workspace is discretized into cells that are either free or occupied, and algorithms explore this graph to connect the start and goal states.</w:t>
+        <w:t xml:space="preserve">Path planning is a fundamental problem in robotics and artificial intelligence. Mobile robots, manipulators, and autonomous agents must be able to navigate from an initial configuration to a goal while avoiding obstacles. Among the many approaches to path planning, grid-based search provides a simple yet powerful model: the workspace is discretized into </w:t>
+      </w:r>
+      <w:r>
+        <w:t>cells that are either free or occupied, and algorithms explore this graph to connect the start and goal states.</w:t>
       </w:r>
     </w:p>
     <w:p>
@@ -341,11 +340,7 @@
         <w:t>s</w:t>
       </w:r>
       <w:r>
-        <w:t xml:space="preserve"> initial implementations of BFS and A*, enabling preliminary results on random and structured maps. Dijkstra, Theta*, and JPS will be added in subsequent iterations. While the near-term scope is restricted to grid-based graph searches, the architecture is flexible and extensible: the same benchmarking structure could, in future work, support incremental planners for </w:t>
-      </w:r>
-      <w:r>
-        <w:lastRenderedPageBreak/>
-        <w:t>dynamic maps or even policy-based approaches from reinforcement learning.</w:t>
+        <w:t xml:space="preserve"> initial implementations of BFS and A*, enabling preliminary results on random and structured maps. Dijkstra, Theta*, and JPS will be added in subsequent iterations. While the near-term scope is restricted to grid-based graph searches, the architecture is flexible and extensible: the same benchmarking structure could, in future work, support incremental planners for dynamic maps or even policy-based approaches from reinforcement learning.</w:t>
       </w:r>
     </w:p>
     <w:p>
@@ -361,6 +356,7 @@
           <w:sz w:val="24"/>
           <w:szCs w:val="24"/>
         </w:rPr>
+        <w:lastRenderedPageBreak/>
         <w:t>Background</w:t>
       </w:r>
     </w:p>
@@ -532,7 +528,15 @@
         <w:t>J</w:t>
       </w:r>
       <w:r>
-        <w:t>PS is an optimization for uniform-cost grids that skips over symmetric intermediate states. By “jumping” directly to critical nodes, JPS dramatically reduces the number of expansions while preserving optimality</w:t>
+        <w:t xml:space="preserve">PS is an optimization for uniform-cost grids that </w:t>
+      </w:r>
+      <w:proofErr w:type="gramStart"/>
+      <w:r>
+        <w:t>skips</w:t>
+      </w:r>
+      <w:proofErr w:type="gramEnd"/>
+      <w:r>
+        <w:t xml:space="preserve"> over symmetric intermediate states. By “jumping” directly to critical nodes, JPS dramatically reduces the number of expansions while preserving optimality</w:t>
       </w:r>
       <w:r>
         <w:t>.</w:t>
@@ -560,21 +564,11 @@
         <w:jc w:val="start"/>
       </w:pPr>
       <w:r>
-        <w:t xml:space="preserve">Although the immediate scope of this project is restricted to the five grid-based planners above, robotics often requires planning in environments that are partially known or dynamic. Incremental algorithms such as D* and D* Lite update solutions efficiently when obstacles are discovered, while reinforcement learning methods such as Dyna-Q maintain policy-based decision structures through interaction with the environment. These approaches are not implemented here, but </w:t>
-      </w:r>
-      <w:r>
-        <w:t>the framework is designed to be flexible and could support them in future work.</w:t>
-      </w:r>
-    </w:p>
-    <w:p>
-      <w:pPr>
-        <w:jc w:val="start"/>
-      </w:pPr>
-    </w:p>
-    <w:p>
-      <w:pPr>
-        <w:jc w:val="start"/>
-      </w:pPr>
+        <w:t>Although the immediate scope of this project is restricted to the five grid-based planners above, robotics often requires planning in environments that are partially known or dynamic. Incremental algorithms such as D* and D* Lite update solutions efficiently when obstacles are discovered, while reinforcement learning methods such as Dyna-Q maintain policy-based decision structures through interaction with the environment. These approaches are not implemented here, but the framework is designed to be flexible and could support them in future work.</w:t>
+      </w:r>
+      <w:r>
+        <w:t xml:space="preserve"> </w:t>
+      </w:r>
       <w:r>
         <w:t xml:space="preserve">Evaluation of all these algorithms typically considers metrics such </w:t>
       </w:r>
@@ -739,6 +733,7 @@
       <w:r>
         <w:t xml:space="preserve">, provides the benchmarking utilities and planner implementations. The build system is based on </w:t>
       </w:r>
+      <w:proofErr w:type="spellStart"/>
       <w:r>
         <w:rPr>
           <w:b/>
@@ -760,6 +755,7 @@
         </w:rPr>
         <w:t>on</w:t>
       </w:r>
+      <w:proofErr w:type="spellEnd"/>
       <w:r>
         <w:t>, and helper scripts (build.sh and run.sh) simplify compilation, environment setup, and experiment execution.</w:t>
       </w:r>
@@ -805,7 +801,7 @@
                     </pic:cNvPicPr>
                   </pic:nvPicPr>
                   <pic:blipFill>
-                    <a:blip r:embed="rId9" cstate="print">
+                    <a:blip r:embed="rId8" cstate="print">
                       <a:extLst>
                         <a:ext uri="{28A0092B-C50C-407E-A947-70E740481C1C}">
                           <a14:useLocalDpi xmlns:a14="http://schemas.microsoft.com/office/drawing/2010/main" val="0"/>
@@ -843,34 +839,6 @@
       </w:r>
     </w:p>
     <w:p>
-      <w:r>
-        <w:rPr>
-          <w:b/>
-          <w:bCs/>
-        </w:rPr>
-        <w:t>Figure I</w:t>
-      </w:r>
-      <w:r>
-        <w:t xml:space="preserve"> (Execution sequence): </w:t>
-      </w:r>
-      <w:r>
-        <w:rPr>
-          <w:i/>
-          <w:iCs/>
-        </w:rPr>
-        <w:t>Conceptual diagram; implementation follows this flow via CLI → runner → planner → metrics.</w:t>
-      </w:r>
-    </w:p>
-    <w:p>
-      <w:pPr>
-        <w:jc w:val="start"/>
-        <w:rPr>
-          <w:sz w:val="18"/>
-          <w:szCs w:val="18"/>
-        </w:rPr>
-      </w:pPr>
-    </w:p>
-    <w:p>
       <w:pPr>
         <w:pStyle w:val="Heading2"/>
         <w:rPr>
@@ -953,7 +921,6 @@
           <w:sz w:val="22"/>
           <w:szCs w:val="22"/>
         </w:rPr>
-        <w:lastRenderedPageBreak/>
         <w:t>Plan</w:t>
       </w:r>
       <w:r>
@@ -987,7 +954,23 @@
         <w:jc w:val="start"/>
       </w:pPr>
       <w:r>
-        <w:t>def plan(grid, start, goal, neighbors_fn) -&gt; (path, stats)</w:t>
+        <w:t xml:space="preserve">def </w:t>
+      </w:r>
+      <w:proofErr w:type="gramStart"/>
+      <w:r>
+        <w:t>plan(</w:t>
+      </w:r>
+      <w:proofErr w:type="gramEnd"/>
+      <w:r>
+        <w:t xml:space="preserve">grid, start, goal, </w:t>
+      </w:r>
+      <w:proofErr w:type="spellStart"/>
+      <w:r>
+        <w:t>neighbors_fn</w:t>
+      </w:r>
+      <w:proofErr w:type="spellEnd"/>
+      <w:r>
+        <w:t>) -&gt; (path, stats)</w:t>
       </w:r>
     </w:p>
     <w:p>
@@ -1040,8 +1023,13 @@
         </w:numPr>
         <w:jc w:val="start"/>
       </w:pPr>
-      <w:r>
-        <w:t>neighbors_fn selects 4- or 8-connected motion.</w:t>
+      <w:proofErr w:type="spellStart"/>
+      <w:r>
+        <w:t>neighbors_fn</w:t>
+      </w:r>
+      <w:proofErr w:type="spellEnd"/>
+      <w:r>
+        <w:t xml:space="preserve"> selects 4- or 8-connected motion.</w:t>
       </w:r>
     </w:p>
     <w:p>
@@ -1054,6 +1042,7 @@
         <w:jc w:val="start"/>
       </w:pPr>
       <w:r>
+        <w:lastRenderedPageBreak/>
         <w:t>Each planner returns a path (list of grid cells) and a stats dictionary (runtime, nodes expanded, path length in steps; memory/turns where available).</w:t>
       </w:r>
     </w:p>
@@ -1089,7 +1078,7 @@
                     </pic:cNvPicPr>
                   </pic:nvPicPr>
                   <pic:blipFill>
-                    <a:blip r:embed="rId10" cstate="print">
+                    <a:blip r:embed="rId9" cstate="print">
                       <a:extLst>
                         <a:ext uri="{28A0092B-C50C-407E-A947-70E740481C1C}">
                           <a14:useLocalDpi xmlns:a14="http://schemas.microsoft.com/office/drawing/2010/main" val="0"/>
@@ -1151,7 +1140,7 @@
           <w:sz w:val="22"/>
           <w:szCs w:val="22"/>
         </w:rPr>
-        <w:t>Impleem</w:t>
+        <w:t>Implem</w:t>
       </w:r>
       <w:r>
         <w:rPr>
@@ -1217,7 +1206,7 @@
                     </pic:cNvPicPr>
                   </pic:nvPicPr>
                   <pic:blipFill>
-                    <a:blip r:embed="rId11" cstate="print">
+                    <a:blip r:embed="rId10" cstate="print">
                       <a:extLst>
                         <a:ext uri="{28A0092B-C50C-407E-A947-70E740481C1C}">
                           <a14:useLocalDpi xmlns:a14="http://schemas.microsoft.com/office/drawing/2010/main" val="0"/>
@@ -1400,7 +1389,18 @@
         </w:rPr>
       </w:pPr>
       <w:r>
-        <w:t>Each run reports results in a structured format, printed to the console and optionally saved for later analysis. The harness ensures that all planners are evaluated under identical conditions. In particular, it supports varying the cost model (4-connected vs. 8-connected grids) and heuristic functions (Manhattan vs. Euclidean) so that differences between algorithmic approaches can be measured systematically.</w:t>
+        <w:t xml:space="preserve">Each run reports results in a structured format, printed to the console and optionally saved for later analysis. The harness ensures that all planners are evaluated under identical conditions. </w:t>
+      </w:r>
+      <w:proofErr w:type="gramStart"/>
+      <w:r>
+        <w:t>In particular, it</w:t>
+      </w:r>
+      <w:proofErr w:type="gramEnd"/>
+      <w:r>
+        <w:t xml:space="preserve"> supports varying the cost model (4-connected vs. 8-connected grids) and heuristic functions (Manhattan vs. Euclidean) so that differences between </w:t>
+      </w:r>
+      <w:r>
+        <w:t>algorithmic approaches can be measured systematically.</w:t>
       </w:r>
       <w:r>
         <w:t xml:space="preserve"> </w:t>
@@ -1468,7 +1468,7 @@
                     </pic:cNvPicPr>
                   </pic:nvPicPr>
                   <pic:blipFill>
-                    <a:blip r:embed="rId12">
+                    <a:blip r:embed="rId11">
                       <a:extLst>
                         <a:ext uri="{28A0092B-C50C-407E-A947-70E740481C1C}">
                           <a14:useLocalDpi xmlns:a14="http://schemas.microsoft.com/office/drawing/2010/main" val="0"/>
@@ -1507,6 +1507,112 @@
     </w:p>
     <w:p>
       <w:pPr>
+        <w:pStyle w:val="Heading2"/>
+        <w:rPr>
+          <w:sz w:val="22"/>
+          <w:szCs w:val="22"/>
+        </w:rPr>
+      </w:pPr>
+      <w:r>
+        <w:rPr>
+          <w:sz w:val="22"/>
+          <w:szCs w:val="22"/>
+        </w:rPr>
+        <w:t>Packaging and submission</w:t>
+      </w:r>
+    </w:p>
+    <w:p>
+      <w:pPr>
+        <w:jc w:val="start"/>
+      </w:pPr>
+      <w:r>
+        <w:t xml:space="preserve">The complete ROS 2 workspace ros2projrbe550_ws will be submitted (without </w:t>
+      </w:r>
+      <w:proofErr w:type="gramStart"/>
+      <w:r>
+        <w:t>build</w:t>
+      </w:r>
+      <w:proofErr w:type="gramEnd"/>
+      <w:r>
+        <w:t xml:space="preserve"> artifacts). Reproducibility depends on the workspace structure and </w:t>
+      </w:r>
+      <w:proofErr w:type="spellStart"/>
+      <w:r>
+        <w:t>colcon</w:t>
+      </w:r>
+      <w:proofErr w:type="spellEnd"/>
+      <w:r>
+        <w:t xml:space="preserve"> build system; therefore, individual source files alone are insufficient. The submission includes </w:t>
+      </w:r>
+      <w:proofErr w:type="spellStart"/>
+      <w:r>
+        <w:t>src</w:t>
+      </w:r>
+      <w:proofErr w:type="spellEnd"/>
+      <w:r>
+        <w:t xml:space="preserve">/rbe550_grid_bench/ (algorithms, nodes, utilities), launch/ files (e.g., bench.launch.py), maps/ (e.g., maze_32.txt), and scripts/ (build.sh, run.sh, run_random64.sh, run_maze32.sh), plus package metadata (package.xml, setup.py, </w:t>
+      </w:r>
+      <w:proofErr w:type="spellStart"/>
+      <w:r>
+        <w:t>setup.cfg</w:t>
+      </w:r>
+      <w:proofErr w:type="spellEnd"/>
+      <w:r>
+        <w:t>). Exclude generated directories build/, install/, and log/. To reproduce:</w:t>
+      </w:r>
+    </w:p>
+    <w:p>
+      <w:pPr>
+        <w:jc w:val="start"/>
+      </w:pPr>
+      <w:r>
+        <w:t>cd ~/ros2projrbe550_ws</w:t>
+      </w:r>
+    </w:p>
+    <w:p>
+      <w:pPr>
+        <w:jc w:val="start"/>
+      </w:pPr>
+      <w:r>
+        <w:t>./scripts/build.sh</w:t>
+      </w:r>
+    </w:p>
+    <w:p>
+      <w:pPr>
+        <w:jc w:val="start"/>
+      </w:pPr>
+      <w:r>
+        <w:t>source install/</w:t>
+      </w:r>
+      <w:proofErr w:type="spellStart"/>
+      <w:r>
+        <w:t>setup.bash</w:t>
+      </w:r>
+      <w:proofErr w:type="spellEnd"/>
+    </w:p>
+    <w:p>
+      <w:pPr>
+        <w:jc w:val="start"/>
+      </w:pPr>
+      <w:r>
+        <w:t>./scripts/run_random64.sh</w:t>
+      </w:r>
+    </w:p>
+    <w:p>
+      <w:pPr>
+        <w:jc w:val="start"/>
+      </w:pPr>
+      <w:r>
+        <w:t>./scripts/run_maze32.sh</w:t>
+      </w:r>
+    </w:p>
+    <w:p>
+      <w:pPr>
+        <w:jc w:val="start"/>
+      </w:pPr>
+    </w:p>
+    <w:p>
+      <w:pPr>
         <w:pStyle w:val="Heading1"/>
         <w:rPr>
           <w:sz w:val="24"/>
@@ -1518,30 +1624,14 @@
           <w:sz w:val="24"/>
           <w:szCs w:val="24"/>
         </w:rPr>
+        <w:lastRenderedPageBreak/>
         <w:t>Preliminary Results</w:t>
       </w:r>
-    </w:p>
-    <w:p>
-      <w:pPr>
-        <w:jc w:val="start"/>
-      </w:pPr>
-      <w:r>
-        <w:t>Table I reports early results on a 64×64 random grid with 20% obstacle fill (seeded for reproducibility). BFS expands substantially more nodes than A*, while A* with an admissible heuristic significantly reduces expansion and runtime. With 8-connected moves and Euclidean distance, A* produces shorter paths with further efficiency gains.</w:t>
-      </w:r>
-    </w:p>
-    <w:p>
-      <w:pPr>
-        <w:jc w:val="start"/>
-      </w:pPr>
     </w:p>
     <w:p>
       <w:pPr>
         <w:pStyle w:val="NoSpacing"/>
         <w:jc w:val="start"/>
-        <w:rPr>
-          <w:sz w:val="18"/>
-          <w:szCs w:val="18"/>
-        </w:rPr>
       </w:pPr>
       <w:r>
         <w:rPr>
@@ -1549,9 +1639,8 @@
           <w:sz w:val="24"/>
           <w:szCs w:val="24"/>
         </w:rPr>
-        <w:lastRenderedPageBreak/>
         <w:drawing>
-          <wp:anchor distT="0" distB="0" distL="114300" distR="114300" simplePos="0" relativeHeight="251658240" behindDoc="1" locked="0" layoutInCell="1" allowOverlap="1" wp14:anchorId="254B5F95" wp14:editId="1BAEA317">
+          <wp:anchor distT="0" distB="0" distL="114300" distR="114300" simplePos="0" relativeHeight="251658240" behindDoc="1" locked="0" layoutInCell="1" allowOverlap="1" wp14:anchorId="254B5F95" wp14:editId="45E1F128">
             <wp:simplePos x="0" y="0"/>
             <wp:positionH relativeFrom="margin">
               <wp:align>left</wp:align>
@@ -1559,14 +1648,14 @@
             <wp:positionV relativeFrom="paragraph">
               <wp:posOffset>301625</wp:posOffset>
             </wp:positionV>
-            <wp:extent cx="3675380" cy="797560"/>
-            <wp:effectExtent l="0" t="0" r="20320" b="21590"/>
+            <wp:extent cx="3669030" cy="704215"/>
+            <wp:effectExtent l="0" t="0" r="26670" b="19685"/>
             <wp:wrapTight wrapText="bothSides">
               <wp:wrapPolygon edited="0">
                 <wp:start x="0" y="0"/>
-                <wp:lineTo x="0" y="21669"/>
-                <wp:lineTo x="21607" y="21669"/>
-                <wp:lineTo x="21607" y="0"/>
+                <wp:lineTo x="0" y="21619"/>
+                <wp:lineTo x="21645" y="21619"/>
+                <wp:lineTo x="21645" y="0"/>
                 <wp:lineTo x="0" y="0"/>
               </wp:wrapPolygon>
             </wp:wrapTight>
@@ -1583,7 +1672,7 @@
                   <wp:spPr bwMode="auto">
                     <a:xfrm>
                       <a:off x="0" y="0"/>
-                      <a:ext cx="3675888" cy="797916"/>
+                      <a:ext cx="3669030" cy="704729"/>
                     </a:xfrm>
                     <a:prstGeom prst="rect">
                       <a:avLst/>
@@ -1606,35 +1695,43 @@
                         <w:tblPr>
                           <w:tblStyle w:val="TableGrid"/>
                           <w:tblW w:w="283.10pt" w:type="dxa"/>
-                          <w:tblInd w:w="-3.65pt" w:type="dxa"/>
+                          <w:tblInd w:w="-1.65pt" w:type="dxa"/>
+                          <w:tblBorders>
+                            <w:bottom w:val="none" w:sz="0" w:space="0" w:color="auto"/>
+                          </w:tblBorders>
                           <w:tblLayout w:type="fixed"/>
                           <w:tblLook w:firstRow="1" w:lastRow="0" w:firstColumn="1" w:lastColumn="0" w:noHBand="0" w:noVBand="1"/>
                         </w:tblPr>
                         <w:tblGrid>
                           <w:gridCol w:w="966"/>
-                          <w:gridCol w:w="1146"/>
-                          <w:gridCol w:w="986"/>
-                          <w:gridCol w:w="726"/>
-                          <w:gridCol w:w="964"/>
-                          <w:gridCol w:w="874"/>
+                          <w:gridCol w:w="1082"/>
+                          <w:gridCol w:w="990"/>
+                          <w:gridCol w:w="786"/>
+                          <w:gridCol w:w="924"/>
+                          <w:gridCol w:w="914"/>
                         </w:tblGrid>
                         <w:tr>
                           <w:tc>
                             <w:tcPr>
                               <w:tcW w:w="48.30pt" w:type="dxa"/>
+                              <w:tcBorders>
+                                <w:top w:val="nil"/>
+                                <w:start w:val="nil"/>
+                                <w:bottom w:val="single" w:sz="4" w:space="0" w:color="auto"/>
+                                <w:end w:val="nil"/>
+                              </w:tcBorders>
                             </w:tcPr>
                             <w:p>
                               <w:pPr>
-                                <w:jc w:val="start"/>
                                 <w:rPr>
-                                  <w:sz w:val="18"/>
-                                  <w:szCs w:val="18"/>
+                                  <w:sz w:val="16"/>
+                                  <w:szCs w:val="16"/>
                                 </w:rPr>
                               </w:pPr>
                               <w:r>
                                 <w:rPr>
-                                  <w:sz w:val="18"/>
-                                  <w:szCs w:val="18"/>
+                                  <w:sz w:val="16"/>
+                                  <w:szCs w:val="16"/>
                                 </w:rPr>
                                 <w:t>Algorithm</w:t>
                               </w:r>
@@ -1642,20 +1739,25 @@
                           </w:tc>
                           <w:tc>
                             <w:tcPr>
-                              <w:tcW w:w="57.30pt" w:type="dxa"/>
+                              <w:tcW w:w="54.10pt" w:type="dxa"/>
+                              <w:tcBorders>
+                                <w:top w:val="nil"/>
+                                <w:start w:val="nil"/>
+                                <w:bottom w:val="single" w:sz="4" w:space="0" w:color="auto"/>
+                                <w:end w:val="nil"/>
+                              </w:tcBorders>
                             </w:tcPr>
                             <w:p>
                               <w:pPr>
-                                <w:jc w:val="start"/>
                                 <w:rPr>
-                                  <w:sz w:val="18"/>
-                                  <w:szCs w:val="18"/>
+                                  <w:sz w:val="16"/>
+                                  <w:szCs w:val="16"/>
                                 </w:rPr>
                               </w:pPr>
                               <w:r>
                                 <w:rPr>
-                                  <w:sz w:val="18"/>
-                                  <w:szCs w:val="18"/>
+                                  <w:sz w:val="16"/>
+                                  <w:szCs w:val="16"/>
                                 </w:rPr>
                                 <w:t>Connectivity</w:t>
                               </w:r>
@@ -1663,20 +1765,25 @@
                           </w:tc>
                           <w:tc>
                             <w:tcPr>
-                              <w:tcW w:w="49.30pt" w:type="dxa"/>
+                              <w:tcW w:w="49.50pt" w:type="dxa"/>
+                              <w:tcBorders>
+                                <w:top w:val="nil"/>
+                                <w:start w:val="nil"/>
+                                <w:bottom w:val="single" w:sz="4" w:space="0" w:color="auto"/>
+                                <w:end w:val="nil"/>
+                              </w:tcBorders>
                             </w:tcPr>
                             <w:p>
                               <w:pPr>
-                                <w:jc w:val="start"/>
                                 <w:rPr>
-                                  <w:sz w:val="18"/>
-                                  <w:szCs w:val="18"/>
+                                  <w:sz w:val="16"/>
+                                  <w:szCs w:val="16"/>
                                 </w:rPr>
                               </w:pPr>
                               <w:r>
                                 <w:rPr>
-                                  <w:sz w:val="18"/>
-                                  <w:szCs w:val="18"/>
+                                  <w:sz w:val="16"/>
+                                  <w:szCs w:val="16"/>
                                 </w:rPr>
                                 <w:t>Heuristic</w:t>
                               </w:r>
@@ -1684,20 +1791,25 @@
                           </w:tc>
                           <w:tc>
                             <w:tcPr>
-                              <w:tcW w:w="36.30pt" w:type="dxa"/>
+                              <w:tcW w:w="39.30pt" w:type="dxa"/>
+                              <w:tcBorders>
+                                <w:top w:val="nil"/>
+                                <w:start w:val="nil"/>
+                                <w:bottom w:val="single" w:sz="4" w:space="0" w:color="auto"/>
+                                <w:end w:val="nil"/>
+                              </w:tcBorders>
                             </w:tcPr>
                             <w:p>
                               <w:pPr>
-                                <w:jc w:val="start"/>
                                 <w:rPr>
-                                  <w:sz w:val="18"/>
-                                  <w:szCs w:val="18"/>
+                                  <w:sz w:val="16"/>
+                                  <w:szCs w:val="16"/>
                                 </w:rPr>
                               </w:pPr>
                               <w:r>
                                 <w:rPr>
-                                  <w:sz w:val="18"/>
-                                  <w:szCs w:val="18"/>
+                                  <w:sz w:val="16"/>
+                                  <w:szCs w:val="16"/>
                                 </w:rPr>
                                 <w:t>Path Length</w:t>
                               </w:r>
@@ -1705,20 +1817,26 @@
                           </w:tc>
                           <w:tc>
                             <w:tcPr>
-                              <w:tcW w:w="48.20pt" w:type="dxa"/>
+                              <w:tcW w:w="46.20pt" w:type="dxa"/>
+                              <w:tcBorders>
+                                <w:top w:val="nil"/>
+                                <w:start w:val="nil"/>
+                                <w:bottom w:val="single" w:sz="4" w:space="0" w:color="auto"/>
+                                <w:end w:val="nil"/>
+                              </w:tcBorders>
                             </w:tcPr>
                             <w:p>
                               <w:pPr>
                                 <w:jc w:val="start"/>
                                 <w:rPr>
-                                  <w:sz w:val="18"/>
-                                  <w:szCs w:val="18"/>
+                                  <w:sz w:val="16"/>
+                                  <w:szCs w:val="16"/>
                                 </w:rPr>
                               </w:pPr>
                               <w:r>
                                 <w:rPr>
-                                  <w:sz w:val="18"/>
-                                  <w:szCs w:val="18"/>
+                                  <w:sz w:val="16"/>
+                                  <w:szCs w:val="16"/>
                                 </w:rPr>
                                 <w:t>Nodes Expanded</w:t>
                               </w:r>
@@ -1726,19 +1844,26 @@
                           </w:tc>
                           <w:tc>
                             <w:tcPr>
-                              <w:tcW w:w="43.70pt" w:type="dxa"/>
+                              <w:tcW w:w="45.70pt" w:type="dxa"/>
+                              <w:tcBorders>
+                                <w:top w:val="nil"/>
+                                <w:start w:val="nil"/>
+                                <w:bottom w:val="single" w:sz="4" w:space="0" w:color="auto"/>
+                                <w:end w:val="nil"/>
+                              </w:tcBorders>
                             </w:tcPr>
                             <w:p>
                               <w:pPr>
+                                <w:jc w:val="start"/>
                                 <w:rPr>
-                                  <w:sz w:val="18"/>
-                                  <w:szCs w:val="18"/>
+                                  <w:sz w:val="16"/>
+                                  <w:szCs w:val="16"/>
                                 </w:rPr>
                               </w:pPr>
                               <w:r>
                                 <w:rPr>
-                                  <w:sz w:val="18"/>
-                                  <w:szCs w:val="18"/>
+                                  <w:sz w:val="16"/>
+                                  <w:szCs w:val="16"/>
                                 </w:rPr>
                                 <w:t>Runtime (ms)</w:t>
                               </w:r>
@@ -1749,18 +1874,23 @@
                           <w:tc>
                             <w:tcPr>
                               <w:tcW w:w="48.30pt" w:type="dxa"/>
+                              <w:tcBorders>
+                                <w:top w:val="single" w:sz="4" w:space="0" w:color="auto"/>
+                                <w:start w:val="nil"/>
+                                <w:bottom w:val="single" w:sz="4" w:space="0" w:color="auto"/>
+                              </w:tcBorders>
                             </w:tcPr>
                             <w:p>
                               <w:pPr>
                                 <w:rPr>
-                                  <w:sz w:val="18"/>
-                                  <w:szCs w:val="18"/>
+                                  <w:sz w:val="16"/>
+                                  <w:szCs w:val="16"/>
                                 </w:rPr>
                               </w:pPr>
                               <w:r>
                                 <w:rPr>
-                                  <w:sz w:val="18"/>
-                                  <w:szCs w:val="18"/>
+                                  <w:sz w:val="16"/>
+                                  <w:szCs w:val="16"/>
                                 </w:rPr>
                                 <w:t>BFS</w:t>
                               </w:r>
@@ -1768,19 +1898,23 @@
                           </w:tc>
                           <w:tc>
                             <w:tcPr>
-                              <w:tcW w:w="57.30pt" w:type="dxa"/>
+                              <w:tcW w:w="54.10pt" w:type="dxa"/>
+                              <w:tcBorders>
+                                <w:top w:val="single" w:sz="4" w:space="0" w:color="auto"/>
+                                <w:bottom w:val="single" w:sz="4" w:space="0" w:color="auto"/>
+                              </w:tcBorders>
                             </w:tcPr>
                             <w:p>
                               <w:pPr>
                                 <w:rPr>
-                                  <w:sz w:val="18"/>
-                                  <w:szCs w:val="18"/>
+                                  <w:sz w:val="16"/>
+                                  <w:szCs w:val="16"/>
                                 </w:rPr>
                               </w:pPr>
                               <w:r>
                                 <w:rPr>
-                                  <w:sz w:val="18"/>
-                                  <w:szCs w:val="18"/>
+                                  <w:sz w:val="16"/>
+                                  <w:szCs w:val="16"/>
                                 </w:rPr>
                                 <w:t>4</w:t>
                               </w:r>
@@ -1788,19 +1922,23 @@
                           </w:tc>
                           <w:tc>
                             <w:tcPr>
-                              <w:tcW w:w="49.30pt" w:type="dxa"/>
+                              <w:tcW w:w="49.50pt" w:type="dxa"/>
+                              <w:tcBorders>
+                                <w:top w:val="single" w:sz="4" w:space="0" w:color="auto"/>
+                                <w:bottom w:val="single" w:sz="4" w:space="0" w:color="auto"/>
+                              </w:tcBorders>
                             </w:tcPr>
                             <w:p>
                               <w:pPr>
                                 <w:rPr>
-                                  <w:sz w:val="18"/>
-                                  <w:szCs w:val="18"/>
+                                  <w:sz w:val="16"/>
+                                  <w:szCs w:val="16"/>
                                 </w:rPr>
                               </w:pPr>
                               <w:r>
                                 <w:rPr>
-                                  <w:sz w:val="18"/>
-                                  <w:szCs w:val="18"/>
+                                  <w:sz w:val="16"/>
+                                  <w:szCs w:val="16"/>
                                 </w:rPr>
                                 <w:t>-</w:t>
                               </w:r>
@@ -1808,19 +1946,23 @@
                           </w:tc>
                           <w:tc>
                             <w:tcPr>
-                              <w:tcW w:w="36.30pt" w:type="dxa"/>
+                              <w:tcW w:w="39.30pt" w:type="dxa"/>
+                              <w:tcBorders>
+                                <w:top w:val="single" w:sz="4" w:space="0" w:color="auto"/>
+                                <w:bottom w:val="single" w:sz="4" w:space="0" w:color="auto"/>
+                              </w:tcBorders>
                             </w:tcPr>
                             <w:p>
                               <w:pPr>
                                 <w:rPr>
-                                  <w:sz w:val="18"/>
-                                  <w:szCs w:val="18"/>
+                                  <w:sz w:val="16"/>
+                                  <w:szCs w:val="16"/>
                                 </w:rPr>
                               </w:pPr>
                               <w:r>
                                 <w:rPr>
-                                  <w:sz w:val="18"/>
-                                  <w:szCs w:val="18"/>
+                                  <w:sz w:val="16"/>
+                                  <w:szCs w:val="16"/>
                                 </w:rPr>
                                 <w:t>64</w:t>
                               </w:r>
@@ -1828,19 +1970,24 @@
                           </w:tc>
                           <w:tc>
                             <w:tcPr>
-                              <w:tcW w:w="48.20pt" w:type="dxa"/>
+                              <w:tcW w:w="46.20pt" w:type="dxa"/>
+                              <w:tcBorders>
+                                <w:top w:val="single" w:sz="4" w:space="0" w:color="auto"/>
+                                <w:bottom w:val="single" w:sz="4" w:space="0" w:color="auto"/>
+                              </w:tcBorders>
                             </w:tcPr>
                             <w:p>
                               <w:pPr>
+                                <w:jc w:val="start"/>
                                 <w:rPr>
-                                  <w:sz w:val="18"/>
-                                  <w:szCs w:val="18"/>
+                                  <w:sz w:val="16"/>
+                                  <w:szCs w:val="16"/>
                                 </w:rPr>
                               </w:pPr>
                               <w:r>
                                 <w:rPr>
-                                  <w:sz w:val="18"/>
-                                  <w:szCs w:val="18"/>
+                                  <w:sz w:val="16"/>
+                                  <w:szCs w:val="16"/>
                                 </w:rPr>
                                 <w:t>2155</w:t>
                               </w:r>
@@ -1848,19 +1995,25 @@
                           </w:tc>
                           <w:tc>
                             <w:tcPr>
-                              <w:tcW w:w="43.70pt" w:type="dxa"/>
+                              <w:tcW w:w="45.70pt" w:type="dxa"/>
+                              <w:tcBorders>
+                                <w:top w:val="single" w:sz="4" w:space="0" w:color="auto"/>
+                                <w:bottom w:val="single" w:sz="4" w:space="0" w:color="auto"/>
+                                <w:end w:val="nil"/>
+                              </w:tcBorders>
                             </w:tcPr>
                             <w:p>
                               <w:pPr>
+                                <w:jc w:val="start"/>
                                 <w:rPr>
-                                  <w:sz w:val="18"/>
-                                  <w:szCs w:val="18"/>
+                                  <w:sz w:val="16"/>
+                                  <w:szCs w:val="16"/>
                                 </w:rPr>
                               </w:pPr>
                               <w:r>
                                 <w:rPr>
-                                  <w:sz w:val="18"/>
-                                  <w:szCs w:val="18"/>
+                                  <w:sz w:val="16"/>
+                                  <w:szCs w:val="16"/>
                                 </w:rPr>
                                 <w:t>2.39</w:t>
                               </w:r>
@@ -1871,18 +2024,22 @@
                           <w:tc>
                             <w:tcPr>
                               <w:tcW w:w="48.30pt" w:type="dxa"/>
+                              <w:tcBorders>
+                                <w:start w:val="nil"/>
+                                <w:bottom w:val="single" w:sz="4" w:space="0" w:color="auto"/>
+                              </w:tcBorders>
                             </w:tcPr>
                             <w:p>
                               <w:pPr>
                                 <w:rPr>
-                                  <w:sz w:val="18"/>
-                                  <w:szCs w:val="18"/>
+                                  <w:sz w:val="16"/>
+                                  <w:szCs w:val="16"/>
                                 </w:rPr>
                               </w:pPr>
                               <w:r>
                                 <w:rPr>
-                                  <w:sz w:val="18"/>
-                                  <w:szCs w:val="18"/>
+                                  <w:sz w:val="16"/>
+                                  <w:szCs w:val="16"/>
                                 </w:rPr>
                                 <w:t>A*</w:t>
                               </w:r>
@@ -1890,19 +2047,22 @@
                           </w:tc>
                           <w:tc>
                             <w:tcPr>
-                              <w:tcW w:w="57.30pt" w:type="dxa"/>
+                              <w:tcW w:w="54.10pt" w:type="dxa"/>
+                              <w:tcBorders>
+                                <w:bottom w:val="single" w:sz="4" w:space="0" w:color="auto"/>
+                              </w:tcBorders>
                             </w:tcPr>
                             <w:p>
                               <w:pPr>
                                 <w:rPr>
-                                  <w:sz w:val="18"/>
-                                  <w:szCs w:val="18"/>
+                                  <w:sz w:val="16"/>
+                                  <w:szCs w:val="16"/>
                                 </w:rPr>
                               </w:pPr>
                               <w:r>
                                 <w:rPr>
-                                  <w:sz w:val="18"/>
-                                  <w:szCs w:val="18"/>
+                                  <w:sz w:val="16"/>
+                                  <w:szCs w:val="16"/>
                                 </w:rPr>
                                 <w:t>4</w:t>
                               </w:r>
@@ -1910,19 +2070,22 @@
                           </w:tc>
                           <w:tc>
                             <w:tcPr>
-                              <w:tcW w:w="49.30pt" w:type="dxa"/>
+                              <w:tcW w:w="49.50pt" w:type="dxa"/>
+                              <w:tcBorders>
+                                <w:bottom w:val="single" w:sz="4" w:space="0" w:color="auto"/>
+                              </w:tcBorders>
                             </w:tcPr>
                             <w:p>
                               <w:pPr>
                                 <w:rPr>
-                                  <w:sz w:val="18"/>
-                                  <w:szCs w:val="18"/>
+                                  <w:sz w:val="16"/>
+                                  <w:szCs w:val="16"/>
                                 </w:rPr>
                               </w:pPr>
                               <w:r>
                                 <w:rPr>
-                                  <w:sz w:val="18"/>
-                                  <w:szCs w:val="18"/>
+                                  <w:sz w:val="16"/>
+                                  <w:szCs w:val="16"/>
                                 </w:rPr>
                                 <w:t>Manhattan</w:t>
                               </w:r>
@@ -1930,19 +2093,22 @@
                           </w:tc>
                           <w:tc>
                             <w:tcPr>
-                              <w:tcW w:w="36.30pt" w:type="dxa"/>
+                              <w:tcW w:w="39.30pt" w:type="dxa"/>
+                              <w:tcBorders>
+                                <w:bottom w:val="single" w:sz="4" w:space="0" w:color="auto"/>
+                              </w:tcBorders>
                             </w:tcPr>
                             <w:p>
                               <w:pPr>
                                 <w:rPr>
-                                  <w:sz w:val="18"/>
-                                  <w:szCs w:val="18"/>
+                                  <w:sz w:val="16"/>
+                                  <w:szCs w:val="16"/>
                                 </w:rPr>
                               </w:pPr>
                               <w:r>
                                 <w:rPr>
-                                  <w:sz w:val="18"/>
-                                  <w:szCs w:val="18"/>
+                                  <w:sz w:val="16"/>
+                                  <w:szCs w:val="16"/>
                                 </w:rPr>
                                 <w:t>64</w:t>
                               </w:r>
@@ -1950,19 +2116,23 @@
                           </w:tc>
                           <w:tc>
                             <w:tcPr>
-                              <w:tcW w:w="48.20pt" w:type="dxa"/>
+                              <w:tcW w:w="46.20pt" w:type="dxa"/>
+                              <w:tcBorders>
+                                <w:bottom w:val="single" w:sz="4" w:space="0" w:color="auto"/>
+                              </w:tcBorders>
                             </w:tcPr>
                             <w:p>
                               <w:pPr>
+                                <w:jc w:val="start"/>
                                 <w:rPr>
-                                  <w:sz w:val="18"/>
-                                  <w:szCs w:val="18"/>
+                                  <w:sz w:val="16"/>
+                                  <w:szCs w:val="16"/>
                                 </w:rPr>
                               </w:pPr>
                               <w:r>
                                 <w:rPr>
-                                  <w:sz w:val="18"/>
-                                  <w:szCs w:val="18"/>
+                                  <w:sz w:val="16"/>
+                                  <w:szCs w:val="16"/>
                                 </w:rPr>
                                 <w:t>910</w:t>
                               </w:r>
@@ -1970,19 +2140,24 @@
                           </w:tc>
                           <w:tc>
                             <w:tcPr>
-                              <w:tcW w:w="43.70pt" w:type="dxa"/>
+                              <w:tcW w:w="45.70pt" w:type="dxa"/>
+                              <w:tcBorders>
+                                <w:bottom w:val="single" w:sz="4" w:space="0" w:color="auto"/>
+                                <w:end w:val="nil"/>
+                              </w:tcBorders>
                             </w:tcPr>
                             <w:p>
                               <w:pPr>
+                                <w:jc w:val="start"/>
                                 <w:rPr>
-                                  <w:sz w:val="18"/>
-                                  <w:szCs w:val="18"/>
+                                  <w:sz w:val="16"/>
+                                  <w:szCs w:val="16"/>
                                 </w:rPr>
                               </w:pPr>
                               <w:r>
                                 <w:rPr>
-                                  <w:sz w:val="18"/>
-                                  <w:szCs w:val="18"/>
+                                  <w:sz w:val="16"/>
+                                  <w:szCs w:val="16"/>
                                 </w:rPr>
                                 <w:t>1.93</w:t>
                               </w:r>
@@ -1993,18 +2168,22 @@
                           <w:tc>
                             <w:tcPr>
                               <w:tcW w:w="48.30pt" w:type="dxa"/>
+                              <w:tcBorders>
+                                <w:start w:val="nil"/>
+                                <w:bottom w:val="nil"/>
+                              </w:tcBorders>
                             </w:tcPr>
                             <w:p>
                               <w:pPr>
                                 <w:rPr>
-                                  <w:sz w:val="18"/>
-                                  <w:szCs w:val="18"/>
+                                  <w:sz w:val="16"/>
+                                  <w:szCs w:val="16"/>
                                 </w:rPr>
                               </w:pPr>
                               <w:r>
                                 <w:rPr>
-                                  <w:sz w:val="18"/>
-                                  <w:szCs w:val="18"/>
+                                  <w:sz w:val="16"/>
+                                  <w:szCs w:val="16"/>
                                 </w:rPr>
                                 <w:t>A*</w:t>
                               </w:r>
@@ -2012,19 +2191,22 @@
                           </w:tc>
                           <w:tc>
                             <w:tcPr>
-                              <w:tcW w:w="57.30pt" w:type="dxa"/>
+                              <w:tcW w:w="54.10pt" w:type="dxa"/>
+                              <w:tcBorders>
+                                <w:bottom w:val="nil"/>
+                              </w:tcBorders>
                             </w:tcPr>
                             <w:p>
                               <w:pPr>
                                 <w:rPr>
-                                  <w:sz w:val="18"/>
-                                  <w:szCs w:val="18"/>
+                                  <w:sz w:val="16"/>
+                                  <w:szCs w:val="16"/>
                                 </w:rPr>
                               </w:pPr>
                               <w:r>
                                 <w:rPr>
-                                  <w:sz w:val="18"/>
-                                  <w:szCs w:val="18"/>
+                                  <w:sz w:val="16"/>
+                                  <w:szCs w:val="16"/>
                                 </w:rPr>
                                 <w:t>8</w:t>
                               </w:r>
@@ -2032,19 +2214,22 @@
                           </w:tc>
                           <w:tc>
                             <w:tcPr>
-                              <w:tcW w:w="49.30pt" w:type="dxa"/>
+                              <w:tcW w:w="49.50pt" w:type="dxa"/>
+                              <w:tcBorders>
+                                <w:bottom w:val="nil"/>
+                              </w:tcBorders>
                             </w:tcPr>
                             <w:p>
                               <w:pPr>
                                 <w:rPr>
-                                  <w:sz w:val="18"/>
-                                  <w:szCs w:val="18"/>
+                                  <w:sz w:val="16"/>
+                                  <w:szCs w:val="16"/>
                                 </w:rPr>
                               </w:pPr>
                               <w:r>
                                 <w:rPr>
-                                  <w:sz w:val="18"/>
-                                  <w:szCs w:val="18"/>
+                                  <w:sz w:val="16"/>
+                                  <w:szCs w:val="16"/>
                                 </w:rPr>
                                 <w:t>Euclidean</w:t>
                               </w:r>
@@ -2052,19 +2237,22 @@
                           </w:tc>
                           <w:tc>
                             <w:tcPr>
-                              <w:tcW w:w="36.30pt" w:type="dxa"/>
+                              <w:tcW w:w="39.30pt" w:type="dxa"/>
+                              <w:tcBorders>
+                                <w:bottom w:val="nil"/>
+                              </w:tcBorders>
                             </w:tcPr>
                             <w:p>
                               <w:pPr>
                                 <w:rPr>
-                                  <w:sz w:val="18"/>
-                                  <w:szCs w:val="18"/>
+                                  <w:sz w:val="16"/>
+                                  <w:szCs w:val="16"/>
                                 </w:rPr>
                               </w:pPr>
                               <w:r>
                                 <w:rPr>
-                                  <w:sz w:val="18"/>
-                                  <w:szCs w:val="18"/>
+                                  <w:sz w:val="16"/>
+                                  <w:szCs w:val="16"/>
                                 </w:rPr>
                                 <w:t>45</w:t>
                               </w:r>
@@ -2072,19 +2260,23 @@
                           </w:tc>
                           <w:tc>
                             <w:tcPr>
-                              <w:tcW w:w="48.20pt" w:type="dxa"/>
+                              <w:tcW w:w="46.20pt" w:type="dxa"/>
+                              <w:tcBorders>
+                                <w:bottom w:val="nil"/>
+                              </w:tcBorders>
                             </w:tcPr>
                             <w:p>
                               <w:pPr>
+                                <w:jc w:val="start"/>
                                 <w:rPr>
-                                  <w:sz w:val="18"/>
-                                  <w:szCs w:val="18"/>
+                                  <w:sz w:val="16"/>
+                                  <w:szCs w:val="16"/>
                                 </w:rPr>
                               </w:pPr>
                               <w:r>
                                 <w:rPr>
-                                  <w:sz w:val="18"/>
-                                  <w:szCs w:val="18"/>
+                                  <w:sz w:val="16"/>
+                                  <w:szCs w:val="16"/>
                                 </w:rPr>
                                 <w:t>455</w:t>
                               </w:r>
@@ -2092,19 +2284,24 @@
                           </w:tc>
                           <w:tc>
                             <w:tcPr>
-                              <w:tcW w:w="43.70pt" w:type="dxa"/>
+                              <w:tcW w:w="45.70pt" w:type="dxa"/>
+                              <w:tcBorders>
+                                <w:bottom w:val="nil"/>
+                                <w:end w:val="nil"/>
+                              </w:tcBorders>
                             </w:tcPr>
                             <w:p>
                               <w:pPr>
+                                <w:jc w:val="start"/>
                                 <w:rPr>
-                                  <w:sz w:val="18"/>
-                                  <w:szCs w:val="18"/>
+                                  <w:sz w:val="16"/>
+                                  <w:szCs w:val="16"/>
                                 </w:rPr>
                               </w:pPr>
                               <w:r>
                                 <w:rPr>
-                                  <w:sz w:val="18"/>
-                                  <w:szCs w:val="18"/>
+                                  <w:sz w:val="16"/>
+                                  <w:szCs w:val="16"/>
                                 </w:rPr>
                                 <w:t>1.81</w:t>
                               </w:r>
@@ -2115,6 +2312,7 @@
                       <w:p>
                         <w:pPr>
                           <w:pStyle w:val="BodyText"/>
+                          <w:jc w:val="start"/>
                         </w:pPr>
                       </w:p>
                     </wne:txbxContent>
@@ -2150,7 +2348,7 @@
         <w:jc w:val="start"/>
       </w:pPr>
       <w:r>
-        <w:t>BFS requires over twice as many node expansions as A under identical 4-connected conditions, demonstrating the advantage of heuristic guidance. The runtime difference is smaller but still measurable, reflecting that A* reduces unnecessary exploration. Under 8-connected motion, A* with Euclidean distance produces both a shorter path (45 vs. 64 steps) and fewer node expansions (455 vs. 910), confirming that the cost/heuristic combination improves efficiency. These early results validate the framework’s ability to highlight trade-offs across cost models and heuristic functions, as emphasized in instructor feedback.</w:t>
+        <w:t>In the 4-connected case, BFS requires more than twice as many node expansions as A*, confirming the benefit of heuristic guidance under identical costs. Measured runtime differences are consistent with this reduced exploration. When allowing 8-connected motion and using Euclidean distance (with √2 diagonal cost), A* both shortens the path (45 vs. 64 steps) and further reduces expansions (455 vs. 910), demonstrating the importance of aligning the cost model and heuristic. These preliminary results validate the framework’s ability to quantify trade-offs between efficiency and path quality across cost/heuristic variants.</w:t>
       </w:r>
     </w:p>
     <w:p>
@@ -2205,7 +2403,15 @@
         <w:jc w:val="start"/>
       </w:pPr>
       <w:r>
-        <w:t>Future iterations will focus on broadening the range of evaluated approaches. Variants of A* with weighted heuristics (wA*) can be used to study suboptimality–efficiency trade-offs. Theta* will highlight the effect of allowing any-angle shortcuts, and JPS will demonstrate pruning-based acceleration in uniform-cost grids. Beyond the five core algorithms, the extensible design allows exploration of incremental search algorithms such as D* Lite, and in the longer term, policy-based methods inspired by reinforcement learning.</w:t>
+        <w:t>Future iterations will focus on broadening the range of evaluated approaches. Variants of A* with weighted heuristics (</w:t>
+      </w:r>
+      <w:proofErr w:type="spellStart"/>
+      <w:r>
+        <w:t>wA</w:t>
+      </w:r>
+      <w:proofErr w:type="spellEnd"/>
+      <w:r>
+        <w:t>*) can be used to study suboptimality–efficiency trade-offs. Theta* will highlight the effect of allowing any-angle shortcuts, and JPS will demonstrate pruning-based acceleration in uniform-cost grids. Beyond the five core algorithms, the extensible design allows exploration of incremental search algorithms such as D* Lite, and in the longer term, policy-based methods inspired by reinforcement learning.</w:t>
       </w:r>
       <w:r>
         <w:t xml:space="preserve"> </w:t>
@@ -2286,23 +2492,7 @@
           <w:sz w:val="20"/>
           <w:szCs w:val="20"/>
         </w:rPr>
-        <w:t xml:space="preserve">E. W. Dijkstra, “A note on two problems in connexion with graphs,” </w:t>
-      </w:r>
-      <w:r>
-        <w:rPr>
-          <w:i/>
-          <w:iCs/>
-          <w:sz w:val="20"/>
-          <w:szCs w:val="20"/>
-        </w:rPr>
-        <w:t>Numerische Mathematik</w:t>
-      </w:r>
-      <w:r>
-        <w:rPr>
-          <w:sz w:val="20"/>
-          <w:szCs w:val="20"/>
-        </w:rPr>
-        <w:t>, vol. 1, pp. 269–271, 1959.</w:t>
+        <w:t>S. Russell and P. Norvig, Artificial Intelligence: A Modern Approach, 4th ed. Pearson, 2020.</w:t>
       </w:r>
     </w:p>
     <w:p>
@@ -2321,23 +2511,7 @@
           <w:sz w:val="20"/>
           <w:szCs w:val="20"/>
         </w:rPr>
-        <w:t xml:space="preserve">P. E. Hart, N. J. Nilsson, and B. Raphael, “A formal basis for the heuristic determination of minimum cost paths,” </w:t>
-      </w:r>
-      <w:r>
-        <w:rPr>
-          <w:i/>
-          <w:iCs/>
-          <w:sz w:val="20"/>
-          <w:szCs w:val="20"/>
-        </w:rPr>
-        <w:t>IEEE Trans. Systems Science and Cybernetics</w:t>
-      </w:r>
-      <w:r>
-        <w:rPr>
-          <w:sz w:val="20"/>
-          <w:szCs w:val="20"/>
-        </w:rPr>
-        <w:t>, vol. SSC-4, no. 2, pp. 100–107, 1968.</w:t>
+        <w:t>E. W. Dijkstra, “A note on two problems in connexion with graphs,” Numerische Mathematik, vol. 1, no. 1, pp. 269–271, 1959.</w:t>
       </w:r>
     </w:p>
     <w:p>
@@ -2356,23 +2530,7 @@
           <w:sz w:val="20"/>
           <w:szCs w:val="20"/>
         </w:rPr>
-        <w:t xml:space="preserve">K. Daniel, A. Nash, S. Koenig, and A. Felner, “Theta*: Any-angle path planning on grids,” </w:t>
-      </w:r>
-      <w:r>
-        <w:rPr>
-          <w:i/>
-          <w:iCs/>
-          <w:sz w:val="20"/>
-          <w:szCs w:val="20"/>
-        </w:rPr>
-        <w:t>J. Artificial Intelligence Research</w:t>
-      </w:r>
-      <w:r>
-        <w:rPr>
-          <w:sz w:val="20"/>
-          <w:szCs w:val="20"/>
-        </w:rPr>
-        <w:t>, vol. 39, pp. 533–579, 2010.</w:t>
+        <w:t>E. F. Moore, “The shortest path through a maze,” in Proc. Int. Symp. Switching Theory, 1959, pp. 285–292.</w:t>
       </w:r>
     </w:p>
     <w:p>
@@ -2391,23 +2549,7 @@
           <w:sz w:val="20"/>
           <w:szCs w:val="20"/>
         </w:rPr>
-        <w:t xml:space="preserve">D. Harabor and A. Grastien, “Online graph pruning for pathfinding on grid maps,” in </w:t>
-      </w:r>
-      <w:r>
-        <w:rPr>
-          <w:i/>
-          <w:iCs/>
-          <w:sz w:val="20"/>
-          <w:szCs w:val="20"/>
-        </w:rPr>
-        <w:t>Proc. AAAI</w:t>
-      </w:r>
-      <w:r>
-        <w:rPr>
-          <w:sz w:val="20"/>
-          <w:szCs w:val="20"/>
-        </w:rPr>
-        <w:t>, 2011. (Jump Point Search)</w:t>
+        <w:t>D. Harabor and A. Grastien, “Online graph pruning for pathfinding on grid maps,” in Proc. AAAI, 2011.</w:t>
       </w:r>
     </w:p>
     <w:p>
@@ -2426,23 +2568,7 @@
           <w:sz w:val="20"/>
           <w:szCs w:val="20"/>
         </w:rPr>
-        <w:t xml:space="preserve">R. A. Dechter and J. Pearl, “Generalized best-first search strategies and the optimality of A*,” </w:t>
-      </w:r>
-      <w:r>
-        <w:rPr>
-          <w:i/>
-          <w:iCs/>
-          <w:sz w:val="20"/>
-          <w:szCs w:val="20"/>
-        </w:rPr>
-        <w:t>J. ACM</w:t>
-      </w:r>
-      <w:r>
-        <w:rPr>
-          <w:sz w:val="20"/>
-          <w:szCs w:val="20"/>
-        </w:rPr>
-        <w:t>, vol. 32, no. 3, pp. 505–536, 1985. (A* properties)</w:t>
+        <w:t>R. A. Dechter and J. Pearl, “Generalized best-first search strategies and the optimality of A*,” J. ACM, vol. 32, no. 3, pp. 505–536, 1985.</w:t>
       </w:r>
     </w:p>
     <w:p>
@@ -2461,23 +2587,7 @@
           <w:sz w:val="20"/>
           <w:szCs w:val="20"/>
         </w:rPr>
-        <w:t xml:space="preserve">S. Koenig and M. Likhachev, “D* Lite,” in </w:t>
-      </w:r>
-      <w:r>
-        <w:rPr>
-          <w:i/>
-          <w:iCs/>
-          <w:sz w:val="20"/>
-          <w:szCs w:val="20"/>
-        </w:rPr>
-        <w:t>Proc. AAAI</w:t>
-      </w:r>
-      <w:r>
-        <w:rPr>
-          <w:sz w:val="20"/>
-          <w:szCs w:val="20"/>
-        </w:rPr>
-        <w:t>, 2002. (optional background, incremental planning)</w:t>
+        <w:t>S. Koenig and M. Likhachev, “D* Lite,” in Proc. AAAI, 2002.</w:t>
       </w:r>
     </w:p>
     <w:p>
@@ -2496,23 +2606,7 @@
           <w:sz w:val="20"/>
           <w:szCs w:val="20"/>
         </w:rPr>
-        <w:t xml:space="preserve">S. M. LaValle, </w:t>
-      </w:r>
-      <w:r>
-        <w:rPr>
-          <w:i/>
-          <w:iCs/>
-          <w:sz w:val="20"/>
-          <w:szCs w:val="20"/>
-        </w:rPr>
-        <w:t>Planning Algorithms</w:t>
-      </w:r>
-      <w:r>
-        <w:rPr>
-          <w:sz w:val="20"/>
-          <w:szCs w:val="20"/>
-        </w:rPr>
-        <w:t>. Cambridge Univ. Press, 2006. (open-access textbook; grid search background)</w:t>
+        <w:t>S. M. LaValle, Planning Algorithms. Cambridge Univ. Press, 2006.</w:t>
       </w:r>
     </w:p>
     <w:p>
@@ -2531,7 +2625,7 @@
           <w:sz w:val="20"/>
           <w:szCs w:val="20"/>
         </w:rPr>
-        <w:t xml:space="preserve"> Open Robotics, “ROS 2 documentation (Humble),” 2022. [Online]. Available: docs.ros.org</w:t>
+        <w:t>B. P. Gerkey, R. T. Vaughan, and A. Howard, “The Player/Stage Project: Tools for multi-robot and distributed sensor systems,” in Proc. Int. Conf. Advanced Robotics (ICAR), 2003, pp. 317–323.</w:t>
       </w:r>
     </w:p>
     <w:p>
@@ -2543,66 +2637,6 @@
         <w:rPr>
           <w:sz w:val="20"/>
           <w:szCs w:val="20"/>
-        </w:rPr>
-      </w:pPr>
-      <w:r>
-        <w:rPr>
-          <w:sz w:val="20"/>
-          <w:szCs w:val="20"/>
-        </w:rPr>
-        <w:t>Mermaid Team, “Mermaid CLI,” 2024. [Online]. Available: mermaid.js.org</w:t>
-      </w:r>
-    </w:p>
-    <w:p>
-      <w:pPr>
-        <w:pStyle w:val="references"/>
-        <w:autoSpaceDE w:val="0"/>
-        <w:autoSpaceDN w:val="0"/>
-        <w:adjustRightInd w:val="0"/>
-        <w:rPr>
-          <w:sz w:val="20"/>
-          <w:szCs w:val="20"/>
-        </w:rPr>
-      </w:pPr>
-      <w:r>
-        <w:rPr>
-          <w:sz w:val="20"/>
-          <w:szCs w:val="20"/>
-        </w:rPr>
-        <w:t>PlantUML Team, “PlantUML,” 2024. [Online]. Available: plantuml.com</w:t>
-      </w:r>
-    </w:p>
-    <w:p>
-      <w:pPr>
-        <w:pStyle w:val="references"/>
-        <w:numPr>
-          <w:ilvl w:val="0"/>
-          <w:numId w:val="0"/>
-        </w:numPr>
-        <w:autoSpaceDE w:val="0"/>
-        <w:autoSpaceDN w:val="0"/>
-        <w:adjustRightInd w:val="0"/>
-        <w:jc w:val="start"/>
-      </w:pPr>
-    </w:p>
-    <w:p>
-      <w:pPr>
-        <w:pStyle w:val="references"/>
-        <w:numPr>
-          <w:ilvl w:val="0"/>
-          <w:numId w:val="0"/>
-        </w:numPr>
-        <w:ind w:start="18pt" w:hanging="18pt"/>
-        <w:jc w:val="center"/>
-        <w:rPr>
-          <w:rFonts w:eastAsia="SimSun"/>
-          <w:b/>
-          <w:noProof w:val="0"/>
-          <w:color w:val="FF0000"/>
-          <w:spacing w:val="-1"/>
-          <w:sz w:val="20"/>
-          <w:szCs w:val="20"/>
-          <w:lang w:val="x-none" w:eastAsia="x-none"/>
         </w:rPr>
         <w:sectPr>
           <w:type w:val="continuous"/>
@@ -2612,6 +2646,27 @@
           <w:docGrid w:linePitch="360"/>
         </w:sectPr>
       </w:pPr>
+      <w:r>
+        <w:rPr>
+          <w:sz w:val="20"/>
+          <w:szCs w:val="20"/>
+        </w:rPr>
+        <w:t>M. Quigley et al., “ROS: an open-source Robot Operati</w:t>
+      </w:r>
+      <w:r>
+        <w:rPr>
+          <w:sz w:val="20"/>
+          <w:szCs w:val="20"/>
+        </w:rPr>
+        <w:t>ng System.” In Proc. ICRA Workshop on Open Source Software, 2009</w:t>
+      </w:r>
+      <w:r>
+        <w:rPr>
+          <w:sz w:val="20"/>
+          <w:szCs w:val="20"/>
+        </w:rPr>
+        <w:t>.</w:t>
+      </w:r>
     </w:p>
     <w:p>
       <w:pPr>
@@ -2650,28 +2705,6 @@
 </w:endnotes>
 </file>
 
-<file path=word/footer1.xml><?xml version="1.0" encoding="utf-8"?>
-<w:ftr xmlns:cx="http://schemas.microsoft.com/office/drawing/2014/chartex" xmlns:cx1="http://schemas.microsoft.com/office/drawing/2015/9/8/chartex" xmlns:cx2="http://schemas.microsoft.com/office/drawing/2015/10/21/chartex" xmlns:cx3="http://schemas.microsoft.com/office/drawing/2016/5/9/chartex" xmlns:cx4="http://schemas.microsoft.com/office/drawing/2016/5/10/chartex" xmlns:cx5="http://schemas.microsoft.com/office/drawing/2016/5/11/chartex" xmlns:cx6="http://schemas.microsoft.com/office/drawing/2016/5/12/chartex" xmlns:cx7="http://schemas.microsoft.com/office/drawing/2016/5/13/chartex" xmlns:cx8="http://schemas.microsoft.com/office/drawing/2016/5/14/chartex" xmlns:mc="http://schemas.openxmlformats.org/markup-compatibility/2006" xmlns:aink="http://schemas.microsoft.com/office/drawing/2016/ink" xmlns:am3d="http://schemas.microsoft.com/office/drawing/2017/model3d" xmlns:o="urn:schemas-microsoft-com:office:office" xmlns:oel="http://schemas.microsoft.com/office/2019/extlst" xmlns:r="http://purl.oclc.org/ooxml/officeDocument/relationships" xmlns:m="http://purl.oclc.org/ooxml/officeDocument/math" xmlns:v="urn:schemas-microsoft-com:vml" xmlns:wp14="http://schemas.microsoft.com/office/word/2010/wordprocessingDrawing" xmlns:wp="http://purl.oclc.org/ooxml/drawingml/wordprocessingDrawing" xmlns:w10="urn:schemas-microsoft-com:office:word" xmlns:w="http://purl.oclc.org/ooxml/wordprocessingml/main" xmlns:w14="http://schemas.microsoft.com/office/word/2010/wordml" xmlns:w15="http://schemas.microsoft.com/office/word/2012/wordml" xmlns:w16cex="http://schemas.microsoft.com/office/word/2018/wordml/cex" xmlns:w16cid="http://schemas.microsoft.com/office/word/2016/wordml/cid" xmlns:w16="http://schemas.microsoft.com/office/word/2018/wordml" xmlns:w16du="http://schemas.microsoft.com/office/word/2023/wordml/word16du" xmlns:w16sdtdh="http://schemas.microsoft.com/office/word/2020/wordml/sdtdatahash" xmlns:w16sdtfl="http://schemas.microsoft.com/office/word/2024/wordml/sdtformatlock" xmlns:w16se="http://schemas.microsoft.com/office/word/2015/wordml/symex" xmlns:wpi="http://schemas.microsoft.com/office/word/2010/wordprocessingInk" xmlns:wne="http://schemas.microsoft.com/office/word/2006/wordml" mc:Ignorable="w14 w15 w16se w16cid w16 w16cex w16sdtdh w16sdtfl w16du wne wp14">
-  <w:p>
-    <w:pPr>
-      <w:pStyle w:val="Footer"/>
-      <w:jc w:val="start"/>
-      <w:rPr>
-        <w:sz w:val="16"/>
-        <w:szCs w:val="16"/>
-      </w:rPr>
-    </w:pPr>
-    <w:r>
-      <w:rPr>
-        <w:sz w:val="16"/>
-        <w:szCs w:val="16"/>
-      </w:rPr>
-      <w:t>XXX-X-XXXX-XXXX-X/XX/$XX.00 ©20XX IEEE</w:t>
-    </w:r>
-  </w:p>
-</w:ftr>
-</file>
-
 <file path=word/footnotes.xml><?xml version="1.0" encoding="utf-8"?>
 <w:footnotes xmlns:cx="http://schemas.microsoft.com/office/drawing/2014/chartex" xmlns:cx1="http://schemas.microsoft.com/office/drawing/2015/9/8/chartex" xmlns:cx2="http://schemas.microsoft.com/office/drawing/2015/10/21/chartex" xmlns:cx3="http://schemas.microsoft.com/office/drawing/2016/5/9/chartex" xmlns:cx4="http://schemas.microsoft.com/office/drawing/2016/5/10/chartex" xmlns:cx5="http://schemas.microsoft.com/office/drawing/2016/5/11/chartex" xmlns:cx6="http://schemas.microsoft.com/office/drawing/2016/5/12/chartex" xmlns:cx7="http://schemas.microsoft.com/office/drawing/2016/5/13/chartex" xmlns:cx8="http://schemas.microsoft.com/office/drawing/2016/5/14/chartex" xmlns:mc="http://schemas.openxmlformats.org/markup-compatibility/2006" xmlns:aink="http://schemas.microsoft.com/office/drawing/2016/ink" xmlns:am3d="http://schemas.microsoft.com/office/drawing/2017/model3d" xmlns:o="urn:schemas-microsoft-com:office:office" xmlns:oel="http://schemas.microsoft.com/office/2019/extlst" xmlns:r="http://purl.oclc.org/ooxml/officeDocument/relationships" xmlns:m="http://purl.oclc.org/ooxml/officeDocument/math" xmlns:v="urn:schemas-microsoft-com:vml" xmlns:wp14="http://schemas.microsoft.com/office/word/2010/wordprocessingDrawing" xmlns:wp="http://purl.oclc.org/ooxml/drawingml/wordprocessingDrawing" xmlns:w10="urn:schemas-microsoft-com:office:word" xmlns:w="http://purl.oclc.org/ooxml/wordprocessingml/main" xmlns:w14="http://schemas.microsoft.com/office/word/2010/wordml" xmlns:w15="http://schemas.microsoft.com/office/word/2012/wordml" xmlns:w16cex="http://schemas.microsoft.com/office/word/2018/wordml/cex" xmlns:w16cid="http://schemas.microsoft.com/office/word/2016/wordml/cid" xmlns:w16="http://schemas.microsoft.com/office/word/2018/wordml" xmlns:w16du="http://schemas.microsoft.com/office/word/2023/wordml/word16du" xmlns:w16sdtdh="http://schemas.microsoft.com/office/word/2020/wordml/sdtdatahash" xmlns:w16sdtfl="http://schemas.microsoft.com/office/word/2024/wordml/sdtformatlock" xmlns:w16se="http://schemas.microsoft.com/office/word/2015/wordml/symex" xmlns:wpi="http://schemas.microsoft.com/office/word/2010/wordprocessingInk" xmlns:wne="http://schemas.microsoft.com/office/word/2006/wordml" mc:Ignorable="w14 w15 w16se w16cid w16 w16cex w16sdtdh w16sdtfl w16du wne wp14">
   <w:footnote w:type="separator" w:id="-1">
@@ -3317,6 +3350,155 @@
     </w:lvl>
   </w:abstractNum>
   <w:abstractNum w:abstractNumId="13" w15:restartNumberingAfterBreak="0">
+    <w:nsid w:val="0E0160A5"/>
+    <w:multiLevelType w:val="multilevel"/>
+    <w:tmpl w:val="D1BA62BA"/>
+    <w:lvl w:ilvl="0">
+      <w:start w:val="1"/>
+      <w:numFmt w:val="bullet"/>
+      <w:lvlText w:val=""/>
+      <w:lvlJc w:val="start"/>
+      <w:pPr>
+        <w:tabs>
+          <w:tab w:val="num" w:pos="36pt"/>
+        </w:tabs>
+        <w:ind w:start="36pt" w:hanging="18pt"/>
+      </w:pPr>
+      <w:rPr>
+        <w:rFonts w:ascii="Symbol" w:hAnsi="Symbol" w:hint="default"/>
+        <w:sz w:val="20"/>
+      </w:rPr>
+    </w:lvl>
+    <w:lvl w:ilvl="1" w:tentative="1">
+      <w:start w:val="1"/>
+      <w:numFmt w:val="bullet"/>
+      <w:lvlText w:val="o"/>
+      <w:lvlJc w:val="start"/>
+      <w:pPr>
+        <w:tabs>
+          <w:tab w:val="num" w:pos="72pt"/>
+        </w:tabs>
+        <w:ind w:start="72pt" w:hanging="18pt"/>
+      </w:pPr>
+      <w:rPr>
+        <w:rFonts w:ascii="Courier New" w:hAnsi="Courier New" w:hint="default"/>
+        <w:sz w:val="20"/>
+      </w:rPr>
+    </w:lvl>
+    <w:lvl w:ilvl="2" w:tentative="1">
+      <w:start w:val="1"/>
+      <w:numFmt w:val="bullet"/>
+      <w:lvlText w:val=""/>
+      <w:lvlJc w:val="start"/>
+      <w:pPr>
+        <w:tabs>
+          <w:tab w:val="num" w:pos="108pt"/>
+        </w:tabs>
+        <w:ind w:start="108pt" w:hanging="18pt"/>
+      </w:pPr>
+      <w:rPr>
+        <w:rFonts w:ascii="Wingdings" w:hAnsi="Wingdings" w:hint="default"/>
+        <w:sz w:val="20"/>
+      </w:rPr>
+    </w:lvl>
+    <w:lvl w:ilvl="3" w:tentative="1">
+      <w:start w:val="1"/>
+      <w:numFmt w:val="bullet"/>
+      <w:lvlText w:val=""/>
+      <w:lvlJc w:val="start"/>
+      <w:pPr>
+        <w:tabs>
+          <w:tab w:val="num" w:pos="144pt"/>
+        </w:tabs>
+        <w:ind w:start="144pt" w:hanging="18pt"/>
+      </w:pPr>
+      <w:rPr>
+        <w:rFonts w:ascii="Wingdings" w:hAnsi="Wingdings" w:hint="default"/>
+        <w:sz w:val="20"/>
+      </w:rPr>
+    </w:lvl>
+    <w:lvl w:ilvl="4" w:tentative="1">
+      <w:start w:val="1"/>
+      <w:numFmt w:val="bullet"/>
+      <w:lvlText w:val=""/>
+      <w:lvlJc w:val="start"/>
+      <w:pPr>
+        <w:tabs>
+          <w:tab w:val="num" w:pos="180pt"/>
+        </w:tabs>
+        <w:ind w:start="180pt" w:hanging="18pt"/>
+      </w:pPr>
+      <w:rPr>
+        <w:rFonts w:ascii="Wingdings" w:hAnsi="Wingdings" w:hint="default"/>
+        <w:sz w:val="20"/>
+      </w:rPr>
+    </w:lvl>
+    <w:lvl w:ilvl="5" w:tentative="1">
+      <w:start w:val="1"/>
+      <w:numFmt w:val="bullet"/>
+      <w:lvlText w:val=""/>
+      <w:lvlJc w:val="start"/>
+      <w:pPr>
+        <w:tabs>
+          <w:tab w:val="num" w:pos="216pt"/>
+        </w:tabs>
+        <w:ind w:start="216pt" w:hanging="18pt"/>
+      </w:pPr>
+      <w:rPr>
+        <w:rFonts w:ascii="Wingdings" w:hAnsi="Wingdings" w:hint="default"/>
+        <w:sz w:val="20"/>
+      </w:rPr>
+    </w:lvl>
+    <w:lvl w:ilvl="6" w:tentative="1">
+      <w:start w:val="1"/>
+      <w:numFmt w:val="bullet"/>
+      <w:lvlText w:val=""/>
+      <w:lvlJc w:val="start"/>
+      <w:pPr>
+        <w:tabs>
+          <w:tab w:val="num" w:pos="252pt"/>
+        </w:tabs>
+        <w:ind w:start="252pt" w:hanging="18pt"/>
+      </w:pPr>
+      <w:rPr>
+        <w:rFonts w:ascii="Wingdings" w:hAnsi="Wingdings" w:hint="default"/>
+        <w:sz w:val="20"/>
+      </w:rPr>
+    </w:lvl>
+    <w:lvl w:ilvl="7" w:tentative="1">
+      <w:start w:val="1"/>
+      <w:numFmt w:val="bullet"/>
+      <w:lvlText w:val=""/>
+      <w:lvlJc w:val="start"/>
+      <w:pPr>
+        <w:tabs>
+          <w:tab w:val="num" w:pos="288pt"/>
+        </w:tabs>
+        <w:ind w:start="288pt" w:hanging="18pt"/>
+      </w:pPr>
+      <w:rPr>
+        <w:rFonts w:ascii="Wingdings" w:hAnsi="Wingdings" w:hint="default"/>
+        <w:sz w:val="20"/>
+      </w:rPr>
+    </w:lvl>
+    <w:lvl w:ilvl="8" w:tentative="1">
+      <w:start w:val="1"/>
+      <w:numFmt w:val="bullet"/>
+      <w:lvlText w:val=""/>
+      <w:lvlJc w:val="start"/>
+      <w:pPr>
+        <w:tabs>
+          <w:tab w:val="num" w:pos="324pt"/>
+        </w:tabs>
+        <w:ind w:start="324pt" w:hanging="18pt"/>
+      </w:pPr>
+      <w:rPr>
+        <w:rFonts w:ascii="Wingdings" w:hAnsi="Wingdings" w:hint="default"/>
+        <w:sz w:val="20"/>
+      </w:rPr>
+    </w:lvl>
+  </w:abstractNum>
+  <w:abstractNum w:abstractNumId="14" w15:restartNumberingAfterBreak="0">
     <w:nsid w:val="186217F3"/>
     <w:multiLevelType w:val="hybridMultilevel"/>
     <w:tmpl w:val="E10AEFFE"/>
@@ -3429,7 +3611,7 @@
       </w:rPr>
     </w:lvl>
   </w:abstractNum>
-  <w:abstractNum w:abstractNumId="14" w15:restartNumberingAfterBreak="0">
+  <w:abstractNum w:abstractNumId="15" w15:restartNumberingAfterBreak="0">
     <w:nsid w:val="1E177E97"/>
     <w:multiLevelType w:val="hybridMultilevel"/>
     <w:tmpl w:val="A6463BCE"/>
@@ -3515,7 +3697,7 @@
       </w:pPr>
     </w:lvl>
   </w:abstractNum>
-  <w:abstractNum w:abstractNumId="15" w15:restartNumberingAfterBreak="0">
+  <w:abstractNum w:abstractNumId="16" w15:restartNumberingAfterBreak="0">
     <w:nsid w:val="20AF0333"/>
     <w:multiLevelType w:val="hybridMultilevel"/>
     <w:tmpl w:val="CB0E7F4E"/>
@@ -3657,7 +3839,7 @@
       </w:rPr>
     </w:lvl>
   </w:abstractNum>
-  <w:abstractNum w:abstractNumId="16" w15:restartNumberingAfterBreak="0">
+  <w:abstractNum w:abstractNumId="17" w15:restartNumberingAfterBreak="0">
     <w:nsid w:val="26943618"/>
     <w:multiLevelType w:val="multilevel"/>
     <w:tmpl w:val="F74E2C36"/>
@@ -3806,7 +3988,7 @@
       </w:rPr>
     </w:lvl>
   </w:abstractNum>
-  <w:abstractNum w:abstractNumId="17" w15:restartNumberingAfterBreak="0">
+  <w:abstractNum w:abstractNumId="18" w15:restartNumberingAfterBreak="0">
     <w:nsid w:val="26FE1FCF"/>
     <w:multiLevelType w:val="hybridMultilevel"/>
     <w:tmpl w:val="33826962"/>
@@ -3967,7 +4149,7 @@
       </w:rPr>
     </w:lvl>
   </w:abstractNum>
-  <w:abstractNum w:abstractNumId="18" w15:restartNumberingAfterBreak="0">
+  <w:abstractNum w:abstractNumId="19" w15:restartNumberingAfterBreak="0">
     <w:nsid w:val="37660336"/>
     <w:multiLevelType w:val="hybridMultilevel"/>
     <w:tmpl w:val="754EAC84"/>
@@ -4108,7 +4290,7 @@
       </w:rPr>
     </w:lvl>
   </w:abstractNum>
-  <w:abstractNum w:abstractNumId="19" w15:restartNumberingAfterBreak="0">
+  <w:abstractNum w:abstractNumId="20" w15:restartNumberingAfterBreak="0">
     <w:nsid w:val="39E54FC6"/>
     <w:multiLevelType w:val="singleLevel"/>
     <w:tmpl w:val="5B7288D4"/>
@@ -4128,7 +4310,7 @@
       </w:rPr>
     </w:lvl>
   </w:abstractNum>
-  <w:abstractNum w:abstractNumId="20" w15:restartNumberingAfterBreak="0">
+  <w:abstractNum w:abstractNumId="21" w15:restartNumberingAfterBreak="0">
     <w:nsid w:val="3BDD560A"/>
     <w:multiLevelType w:val="hybridMultilevel"/>
     <w:tmpl w:val="EC5C338C"/>
@@ -4241,7 +4423,7 @@
       </w:rPr>
     </w:lvl>
   </w:abstractNum>
-  <w:abstractNum w:abstractNumId="21" w15:restartNumberingAfterBreak="0">
+  <w:abstractNum w:abstractNumId="22" w15:restartNumberingAfterBreak="0">
     <w:nsid w:val="4189603E"/>
     <w:multiLevelType w:val="multilevel"/>
     <w:tmpl w:val="0AB06E12"/>
@@ -4448,7 +4630,7 @@
       </w:rPr>
     </w:lvl>
   </w:abstractNum>
-  <w:abstractNum w:abstractNumId="22" w15:restartNumberingAfterBreak="0">
+  <w:abstractNum w:abstractNumId="23" w15:restartNumberingAfterBreak="0">
     <w:nsid w:val="41C01C63"/>
     <w:multiLevelType w:val="multilevel"/>
     <w:tmpl w:val="58CAB6CE"/>
@@ -4597,7 +4779,7 @@
       </w:rPr>
     </w:lvl>
   </w:abstractNum>
-  <w:abstractNum w:abstractNumId="23" w15:restartNumberingAfterBreak="0">
+  <w:abstractNum w:abstractNumId="24" w15:restartNumberingAfterBreak="0">
     <w:nsid w:val="493C3F76"/>
     <w:multiLevelType w:val="hybridMultilevel"/>
     <w:tmpl w:val="9A9E418C"/>
@@ -4708,7 +4890,7 @@
       </w:pPr>
     </w:lvl>
   </w:abstractNum>
-  <w:abstractNum w:abstractNumId="24" w15:restartNumberingAfterBreak="0">
+  <w:abstractNum w:abstractNumId="25" w15:restartNumberingAfterBreak="0">
     <w:nsid w:val="4F716868"/>
     <w:multiLevelType w:val="hybridMultilevel"/>
     <w:tmpl w:val="569CFB56"/>
@@ -4821,7 +5003,7 @@
       </w:rPr>
     </w:lvl>
   </w:abstractNum>
-  <w:abstractNum w:abstractNumId="25" w15:restartNumberingAfterBreak="0">
+  <w:abstractNum w:abstractNumId="26" w15:restartNumberingAfterBreak="0">
     <w:nsid w:val="52CA544A"/>
     <w:multiLevelType w:val="singleLevel"/>
     <w:tmpl w:val="AED6D67E"/>
@@ -4848,7 +5030,7 @@
       </w:rPr>
     </w:lvl>
   </w:abstractNum>
-  <w:abstractNum w:abstractNumId="26" w15:restartNumberingAfterBreak="0">
+  <w:abstractNum w:abstractNumId="27" w15:restartNumberingAfterBreak="0">
     <w:nsid w:val="59851F56"/>
     <w:multiLevelType w:val="multilevel"/>
     <w:tmpl w:val="C6368F24"/>
@@ -4997,7 +5179,7 @@
       </w:rPr>
     </w:lvl>
   </w:abstractNum>
-  <w:abstractNum w:abstractNumId="27" w15:restartNumberingAfterBreak="0">
+  <w:abstractNum w:abstractNumId="28" w15:restartNumberingAfterBreak="0">
     <w:nsid w:val="6C402C58"/>
     <w:multiLevelType w:val="hybridMultilevel"/>
     <w:tmpl w:val="9A1CA078"/>
@@ -5142,7 +5324,7 @@
       </w:rPr>
     </w:lvl>
   </w:abstractNum>
-  <w:abstractNum w:abstractNumId="28" w15:restartNumberingAfterBreak="0">
+  <w:abstractNum w:abstractNumId="29" w15:restartNumberingAfterBreak="0">
     <w:nsid w:val="6CD32DA8"/>
     <w:multiLevelType w:val="singleLevel"/>
     <w:tmpl w:val="166470C2"/>
@@ -5169,40 +5351,40 @@
     </w:lvl>
   </w:abstractNum>
   <w:num w:numId="1" w16cid:durableId="940377641">
+    <w:abstractNumId w:val="19"/>
+  </w:num>
+  <w:num w:numId="2" w16cid:durableId="1397439891">
+    <w:abstractNumId w:val="28"/>
+  </w:num>
+  <w:num w:numId="3" w16cid:durableId="539585121">
     <w:abstractNumId w:val="18"/>
   </w:num>
-  <w:num w:numId="2" w16cid:durableId="1397439891">
-    <w:abstractNumId w:val="27"/>
-  </w:num>
-  <w:num w:numId="3" w16cid:durableId="539585121">
-    <w:abstractNumId w:val="17"/>
-  </w:num>
   <w:num w:numId="4" w16cid:durableId="1505513160">
-    <w:abstractNumId w:val="21"/>
+    <w:abstractNumId w:val="22"/>
   </w:num>
   <w:num w:numId="5" w16cid:durableId="978925957">
-    <w:abstractNumId w:val="21"/>
+    <w:abstractNumId w:val="22"/>
   </w:num>
   <w:num w:numId="6" w16cid:durableId="1721400726">
-    <w:abstractNumId w:val="21"/>
+    <w:abstractNumId w:val="22"/>
   </w:num>
   <w:num w:numId="7" w16cid:durableId="687826470">
-    <w:abstractNumId w:val="21"/>
+    <w:abstractNumId w:val="22"/>
   </w:num>
   <w:num w:numId="8" w16cid:durableId="143812469">
-    <w:abstractNumId w:val="25"/>
+    <w:abstractNumId w:val="26"/>
   </w:num>
   <w:num w:numId="9" w16cid:durableId="1364867722">
-    <w:abstractNumId w:val="28"/>
+    <w:abstractNumId w:val="29"/>
   </w:num>
   <w:num w:numId="10" w16cid:durableId="2029989048">
-    <w:abstractNumId w:val="19"/>
+    <w:abstractNumId w:val="20"/>
   </w:num>
   <w:num w:numId="11" w16cid:durableId="642739898">
-    <w:abstractNumId w:val="15"/>
+    <w:abstractNumId w:val="16"/>
   </w:num>
   <w:num w:numId="12" w16cid:durableId="1272741182">
-    <w:abstractNumId w:val="14"/>
+    <w:abstractNumId w:val="15"/>
   </w:num>
   <w:num w:numId="13" w16cid:durableId="851069540">
     <w:abstractNumId w:val="0"/>
@@ -5238,25 +5420,25 @@
     <w:abstractNumId w:val="1"/>
   </w:num>
   <w:num w:numId="24" w16cid:durableId="1366640472">
+    <w:abstractNumId w:val="24"/>
+  </w:num>
+  <w:num w:numId="25" w16cid:durableId="1917282883">
+    <w:abstractNumId w:val="26"/>
+  </w:num>
+  <w:num w:numId="26" w16cid:durableId="1466772736">
+    <w:abstractNumId w:val="14"/>
+  </w:num>
+  <w:num w:numId="27" w16cid:durableId="1057825152">
     <w:abstractNumId w:val="23"/>
   </w:num>
-  <w:num w:numId="25" w16cid:durableId="1917282883">
-    <w:abstractNumId w:val="25"/>
-  </w:num>
-  <w:num w:numId="26" w16cid:durableId="1466772736">
-    <w:abstractNumId w:val="13"/>
-  </w:num>
-  <w:num w:numId="27" w16cid:durableId="1057825152">
-    <w:abstractNumId w:val="22"/>
-  </w:num>
   <w:num w:numId="28" w16cid:durableId="1769081536">
-    <w:abstractNumId w:val="26"/>
+    <w:abstractNumId w:val="27"/>
   </w:num>
   <w:num w:numId="29" w16cid:durableId="913012818">
-    <w:abstractNumId w:val="20"/>
+    <w:abstractNumId w:val="21"/>
   </w:num>
   <w:num w:numId="30" w16cid:durableId="1016923067">
-    <w:abstractNumId w:val="16"/>
+    <w:abstractNumId w:val="17"/>
   </w:num>
   <w:num w:numId="31" w16cid:durableId="115874739">
     <w:abstractNumId w:val="11"/>
@@ -5265,7 +5447,10 @@
     <w:abstractNumId w:val="12"/>
   </w:num>
   <w:num w:numId="33" w16cid:durableId="145096952">
-    <w:abstractNumId w:val="24"/>
+    <w:abstractNumId w:val="25"/>
+  </w:num>
+  <w:num w:numId="34" w16cid:durableId="24529045">
+    <w:abstractNumId w:val="13"/>
   </w:num>
 </w:numbering>
 </file>
@@ -5293,7 +5478,6 @@
     <w:lsdException w:name="heading 8" w:semiHidden="1" w:unhideWhenUsed="1" w:qFormat="1"/>
     <w:lsdException w:name="heading 9" w:semiHidden="1" w:unhideWhenUsed="1" w:qFormat="1"/>
     <w:lsdException w:name="caption" w:semiHidden="1" w:unhideWhenUsed="1" w:qFormat="1"/>
-    <w:lsdException w:name="Title" w:qFormat="1"/>
     <w:lsdException w:name="Subtitle" w:qFormat="1"/>
     <w:lsdException w:name="Strong" w:qFormat="1"/>
     <w:lsdException w:name="Emphasis" w:qFormat="1"/>
@@ -5689,6 +5873,7 @@
   <w:style w:type="character" w:default="1" w:styleId="DefaultParagraphFont">
     <w:name w:val="Default Paragraph Font"/>
     <w:uiPriority w:val="1"/>
+    <w:semiHidden/>
     <w:unhideWhenUsed/>
   </w:style>
   <w:style w:type="table" w:default="1" w:styleId="TableNormal">
@@ -5850,6 +6035,7 @@
   </w:style>
   <w:style w:type="paragraph" w:customStyle="1" w:styleId="papertitle">
     <w:name w:val="paper title"/>
+    <w:rsid w:val="00005B4D"/>
     <w:pPr>
       <w:spacing w:after="6pt"/>
       <w:jc w:val="center"/>
@@ -6074,6 +6260,50 @@
         <w:insideV w:val="single" w:sz="4" w:space="0" w:color="auto"/>
       </w:tblBorders>
     </w:tblPr>
+  </w:style>
+  <w:style w:type="paragraph" w:styleId="Title">
+    <w:name w:val="Title"/>
+    <w:basedOn w:val="Normal"/>
+    <w:next w:val="Normal"/>
+    <w:link w:val="TitleChar"/>
+    <w:rsid w:val="00685CD6"/>
+    <w:pPr>
+      <w:contextualSpacing/>
+    </w:pPr>
+    <w:rPr>
+      <w:rFonts w:asciiTheme="majorHAnsi" w:eastAsiaTheme="majorEastAsia" w:hAnsiTheme="majorHAnsi" w:cstheme="majorBidi"/>
+      <w:spacing w:val="-10"/>
+      <w:kern w:val="28"/>
+      <w:sz w:val="56"/>
+      <w:szCs w:val="56"/>
+    </w:rPr>
+  </w:style>
+  <w:style w:type="character" w:customStyle="1" w:styleId="TitleChar">
+    <w:name w:val="Title Char"/>
+    <w:basedOn w:val="DefaultParagraphFont"/>
+    <w:link w:val="Title"/>
+    <w:rsid w:val="00685CD6"/>
+    <w:rPr>
+      <w:rFonts w:asciiTheme="majorHAnsi" w:eastAsiaTheme="majorEastAsia" w:hAnsiTheme="majorHAnsi" w:cstheme="majorBidi"/>
+      <w:spacing w:val="-10"/>
+      <w:kern w:val="28"/>
+      <w:sz w:val="56"/>
+      <w:szCs w:val="56"/>
+    </w:rPr>
+  </w:style>
+  <w:style w:type="character" w:styleId="BookTitle">
+    <w:name w:val="Book Title"/>
+    <w:basedOn w:val="DefaultParagraphFont"/>
+    <w:uiPriority w:val="33"/>
+    <w:qFormat/>
+    <w:rsid w:val="002921AC"/>
+    <w:rPr>
+      <w:b/>
+      <w:bCs/>
+      <w:i/>
+      <w:iCs/>
+      <w:spacing w:val="5"/>
+    </w:rPr>
   </w:style>
 </w:styles>
 </file>

--- a/project_status_October_6/status/meljahmi_RBE550_October_6_status.docx
+++ b/project_status_October_6/status/meljahmi_RBE550_October_6_status.docx
@@ -528,15 +528,7 @@
         <w:t>J</w:t>
       </w:r>
       <w:r>
-        <w:t xml:space="preserve">PS is an optimization for uniform-cost grids that </w:t>
-      </w:r>
-      <w:proofErr w:type="gramStart"/>
-      <w:r>
-        <w:t>skips</w:t>
-      </w:r>
-      <w:proofErr w:type="gramEnd"/>
-      <w:r>
-        <w:t xml:space="preserve"> over symmetric intermediate states. By “jumping” directly to critical nodes, JPS dramatically reduces the number of expansions while preserving optimality</w:t>
+        <w:t>PS is an optimization for uniform-cost grids that skips over symmetric intermediate states. By “jumping” directly to critical nodes, JPS dramatically reduces the number of expansions while preserving optimality</w:t>
       </w:r>
       <w:r>
         <w:t>.</w:t>
@@ -733,7 +725,6 @@
       <w:r>
         <w:t xml:space="preserve">, provides the benchmarking utilities and planner implementations. The build system is based on </w:t>
       </w:r>
-      <w:proofErr w:type="spellStart"/>
       <w:r>
         <w:rPr>
           <w:b/>
@@ -755,7 +746,6 @@
         </w:rPr>
         <w:t>on</w:t>
       </w:r>
-      <w:proofErr w:type="spellEnd"/>
       <w:r>
         <w:t>, and helper scripts (build.sh and run.sh) simplify compilation, environment setup, and experiment execution.</w:t>
       </w:r>
@@ -954,23 +944,7 @@
         <w:jc w:val="start"/>
       </w:pPr>
       <w:r>
-        <w:t xml:space="preserve">def </w:t>
-      </w:r>
-      <w:proofErr w:type="gramStart"/>
-      <w:r>
-        <w:t>plan(</w:t>
-      </w:r>
-      <w:proofErr w:type="gramEnd"/>
-      <w:r>
-        <w:t xml:space="preserve">grid, start, goal, </w:t>
-      </w:r>
-      <w:proofErr w:type="spellStart"/>
-      <w:r>
-        <w:t>neighbors_fn</w:t>
-      </w:r>
-      <w:proofErr w:type="spellEnd"/>
-      <w:r>
-        <w:t>) -&gt; (path, stats)</w:t>
+        <w:t>def plan(grid, start, goal, neighbors_fn) -&gt; (path, stats)</w:t>
       </w:r>
     </w:p>
     <w:p>
@@ -1023,13 +997,8 @@
         </w:numPr>
         <w:jc w:val="start"/>
       </w:pPr>
-      <w:proofErr w:type="spellStart"/>
-      <w:r>
-        <w:t>neighbors_fn</w:t>
-      </w:r>
-      <w:proofErr w:type="spellEnd"/>
-      <w:r>
-        <w:t xml:space="preserve"> selects 4- or 8-connected motion.</w:t>
+      <w:r>
+        <w:t>neighbors_fn selects 4- or 8-connected motion.</w:t>
       </w:r>
     </w:p>
     <w:p>
@@ -1389,15 +1358,7 @@
         </w:rPr>
       </w:pPr>
       <w:r>
-        <w:t xml:space="preserve">Each run reports results in a structured format, printed to the console and optionally saved for later analysis. The harness ensures that all planners are evaluated under identical conditions. </w:t>
-      </w:r>
-      <w:proofErr w:type="gramStart"/>
-      <w:r>
-        <w:t>In particular, it</w:t>
-      </w:r>
-      <w:proofErr w:type="gramEnd"/>
-      <w:r>
-        <w:t xml:space="preserve"> supports varying the cost model (4-connected vs. 8-connected grids) and heuristic functions (Manhattan vs. Euclidean) so that differences between </w:t>
+        <w:t xml:space="preserve">Each run reports results in a structured format, printed to the console and optionally saved for later analysis. The harness ensures that all planners are evaluated under identical conditions. In particular, it supports varying the cost model (4-connected vs. 8-connected grids) and heuristic functions (Manhattan vs. Euclidean) so that differences between </w:t>
       </w:r>
       <w:r>
         <w:t>algorithmic approaches can be measured systematically.</w:t>
@@ -1526,51 +1487,196 @@
         <w:jc w:val="start"/>
       </w:pPr>
       <w:r>
-        <w:t xml:space="preserve">The complete ROS 2 workspace ros2projrbe550_ws will be submitted (without </w:t>
-      </w:r>
-      <w:proofErr w:type="gramStart"/>
-      <w:r>
-        <w:t>build</w:t>
-      </w:r>
-      <w:proofErr w:type="gramEnd"/>
-      <w:r>
-        <w:t xml:space="preserve"> artifacts). Reproducibility depends on the workspace structure and </w:t>
-      </w:r>
-      <w:proofErr w:type="spellStart"/>
-      <w:r>
-        <w:t>colcon</w:t>
-      </w:r>
-      <w:proofErr w:type="spellEnd"/>
-      <w:r>
-        <w:t xml:space="preserve"> build system; therefore, individual source files alone are insufficient. The submission includes </w:t>
-      </w:r>
-      <w:proofErr w:type="spellStart"/>
-      <w:r>
-        <w:t>src</w:t>
-      </w:r>
-      <w:proofErr w:type="spellEnd"/>
-      <w:r>
-        <w:t xml:space="preserve">/rbe550_grid_bench/ (algorithms, nodes, utilities), launch/ files (e.g., bench.launch.py), maps/ (e.g., maze_32.txt), and scripts/ (build.sh, run.sh, run_random64.sh, run_maze32.sh), plus package metadata (package.xml, setup.py, </w:t>
-      </w:r>
-      <w:proofErr w:type="spellStart"/>
-      <w:r>
-        <w:t>setup.cfg</w:t>
-      </w:r>
-      <w:proofErr w:type="spellEnd"/>
-      <w:r>
-        <w:t>). Exclude generated directories build/, install/, and log/. To reproduce:</w:t>
-      </w:r>
-    </w:p>
-    <w:p>
-      <w:pPr>
-        <w:jc w:val="start"/>
-      </w:pPr>
-      <w:r>
-        <w:t>cd ~/ros2projrbe550_ws</w:t>
-      </w:r>
-    </w:p>
-    <w:p>
-      <w:pPr>
+        <w:t>The complete ROS 2 workspace RBE550-Workspace is hosted on GitHub and packaged for fully reproducible runs through Docker. The repository includes:</w:t>
+      </w:r>
+    </w:p>
+    <w:p>
+      <w:pPr>
+        <w:numPr>
+          <w:ilvl w:val="0"/>
+          <w:numId w:val="35"/>
+        </w:numPr>
+        <w:jc w:val="start"/>
+      </w:pPr>
+      <w:r>
+        <w:t>src/rbe550_grid_bench/ — core ROS 2 package (BFS and A* implementations).</w:t>
+      </w:r>
+    </w:p>
+    <w:p>
+      <w:pPr>
+        <w:numPr>
+          <w:ilvl w:val="0"/>
+          <w:numId w:val="35"/>
+        </w:numPr>
+        <w:jc w:val="start"/>
+      </w:pPr>
+      <w:r>
+        <w:t>maps/ — ASCII map files (e.g., maze_32.txt).</w:t>
+      </w:r>
+    </w:p>
+    <w:p>
+      <w:pPr>
+        <w:numPr>
+          <w:ilvl w:val="0"/>
+          <w:numId w:val="35"/>
+        </w:numPr>
+        <w:jc w:val="start"/>
+      </w:pPr>
+      <w:r>
+        <w:t>scripts/ — helper scripts for build and execution, both local and Docker.</w:t>
+      </w:r>
+    </w:p>
+    <w:p>
+      <w:pPr>
+        <w:numPr>
+          <w:ilvl w:val="0"/>
+          <w:numId w:val="35"/>
+        </w:numPr>
+        <w:jc w:val="start"/>
+      </w:pPr>
+      <w:r>
+        <w:t>Dockerfile and .dockerignore — define a self-contained, reproducible build.</w:t>
+      </w:r>
+    </w:p>
+    <w:p>
+      <w:pPr>
+        <w:numPr>
+          <w:ilvl w:val="0"/>
+          <w:numId w:val="35"/>
+        </w:numPr>
+        <w:jc w:val="start"/>
+      </w:pPr>
+      <w:r>
+        <w:t>README.md — detailed usage instructions.</w:t>
+      </w:r>
+    </w:p>
+    <w:p>
+      <w:pPr>
+        <w:pStyle w:val="ListParagraph"/>
+        <w:numPr>
+          <w:ilvl w:val="0"/>
+          <w:numId w:val="36"/>
+        </w:numPr>
+        <w:jc w:val="start"/>
+      </w:pPr>
+      <w:r>
+        <w:t>Reproducibility via Docker (Recommended)</w:t>
+      </w:r>
+      <w:r>
+        <w:t>:</w:t>
+      </w:r>
+    </w:p>
+    <w:p>
+      <w:pPr>
+        <w:pStyle w:val="ListParagraph"/>
+        <w:jc w:val="start"/>
+      </w:pPr>
+      <w:r>
+        <w:t>Docker ensures identical behavior across platforms without requiring a local ROS 2 installation.</w:t>
+      </w:r>
+      <w:r>
+        <w:br/>
+        <w:t>From any Linux or Windows system with Docker installed:</w:t>
+      </w:r>
+    </w:p>
+    <w:p>
+      <w:pPr>
+        <w:pStyle w:val="ListParagraph"/>
+        <w:jc w:val="start"/>
+      </w:pPr>
+      <w:r>
+        <w:t>git clone git@github.com:meljahmi-personal/RBE550-Workspace.git</w:t>
+      </w:r>
+    </w:p>
+    <w:p>
+      <w:pPr>
+        <w:pStyle w:val="ListParagraph"/>
+        <w:jc w:val="start"/>
+      </w:pPr>
+      <w:r>
+        <w:lastRenderedPageBreak/>
+        <w:t>cd RBE550-Workspace</w:t>
+      </w:r>
+    </w:p>
+    <w:p>
+      <w:pPr>
+        <w:pStyle w:val="ListParagraph"/>
+        <w:jc w:val="start"/>
+      </w:pPr>
+      <w:r>
+        <w:t>./scripts/run_docker.sh --steps 10 --render-every 2 --no-show</w:t>
+      </w:r>
+    </w:p>
+    <w:p>
+      <w:pPr>
+        <w:pStyle w:val="ListParagraph"/>
+        <w:jc w:val="start"/>
+      </w:pPr>
+    </w:p>
+    <w:p>
+      <w:pPr>
+        <w:pStyle w:val="ListParagraph"/>
+        <w:jc w:val="start"/>
+      </w:pPr>
+      <w:r>
+        <w:t>Th</w:t>
+      </w:r>
+      <w:r>
+        <w:t>e last command</w:t>
+      </w:r>
+      <w:r>
+        <w:t xml:space="preserve"> builds the image, copies both src/ and maps/ into /ws/, compiles the workspace with colcon, and runs the benchmark. Outputs (logs, images, and GIFs) are saved to ./outputs/ on the host.</w:t>
+      </w:r>
+    </w:p>
+    <w:p>
+      <w:pPr>
+        <w:pStyle w:val="ListParagraph"/>
+        <w:jc w:val="start"/>
+      </w:pPr>
+    </w:p>
+    <w:p>
+      <w:pPr>
+        <w:pStyle w:val="ListParagraph"/>
+        <w:numPr>
+          <w:ilvl w:val="0"/>
+          <w:numId w:val="36"/>
+        </w:numPr>
+        <w:jc w:val="start"/>
+      </w:pPr>
+      <w:r>
+        <w:t>Local Build (Optional, ROS 2 Humble required)</w:t>
+      </w:r>
+    </w:p>
+    <w:p>
+      <w:pPr>
+        <w:pStyle w:val="ListParagraph"/>
+        <w:jc w:val="start"/>
+      </w:pPr>
+      <w:r>
+        <w:t>Users with ROS 2 installed can alternatively build and run locally:</w:t>
+      </w:r>
+    </w:p>
+    <w:p>
+      <w:pPr>
+        <w:pStyle w:val="ListParagraph"/>
+        <w:jc w:val="start"/>
+      </w:pPr>
+      <w:r>
+        <w:t>git clone git@github.com:meljahmi-personal/RBE550-Workspace.git</w:t>
+      </w:r>
+    </w:p>
+    <w:p>
+      <w:pPr>
+        <w:pStyle w:val="ListParagraph"/>
+        <w:jc w:val="start"/>
+      </w:pPr>
+      <w:r>
+        <w:t>cd RBE550-Workspace</w:t>
+      </w:r>
+    </w:p>
+    <w:p>
+      <w:pPr>
+        <w:pStyle w:val="ListParagraph"/>
         <w:jc w:val="start"/>
       </w:pPr>
       <w:r>
@@ -1579,37 +1685,95 @@
     </w:p>
     <w:p>
       <w:pPr>
-        <w:jc w:val="start"/>
-      </w:pPr>
-      <w:r>
-        <w:t>source install/</w:t>
-      </w:r>
-      <w:proofErr w:type="spellStart"/>
-      <w:r>
-        <w:t>setup.bash</w:t>
-      </w:r>
-      <w:proofErr w:type="spellEnd"/>
-    </w:p>
-    <w:p>
-      <w:pPr>
-        <w:jc w:val="start"/>
-      </w:pPr>
-      <w:r>
-        <w:t>./scripts/run_random64.sh</w:t>
-      </w:r>
-    </w:p>
-    <w:p>
-      <w:pPr>
-        <w:jc w:val="start"/>
-      </w:pPr>
-      <w:r>
-        <w:t>./scripts/run_maze32.sh</w:t>
-      </w:r>
-    </w:p>
-    <w:p>
-      <w:pPr>
-        <w:jc w:val="start"/>
-      </w:pPr>
+        <w:pStyle w:val="ListParagraph"/>
+        <w:jc w:val="start"/>
+      </w:pPr>
+      <w:r>
+        <w:t>./scripts/run.sh --grid 64 --fill 0.20 --seed 42 --algo astar --moves 8 --no-show</w:t>
+      </w:r>
+    </w:p>
+    <w:p>
+      <w:pPr>
+        <w:pStyle w:val="ListParagraph"/>
+        <w:jc w:val="start"/>
+      </w:pPr>
+    </w:p>
+    <w:p>
+      <w:pPr>
+        <w:pStyle w:val="ListParagraph"/>
+        <w:numPr>
+          <w:ilvl w:val="0"/>
+          <w:numId w:val="36"/>
+        </w:numPr>
+        <w:jc w:val="start"/>
+      </w:pPr>
+      <w:r>
+        <w:t>Submission and Exclusions</w:t>
+      </w:r>
+    </w:p>
+    <w:p>
+      <w:pPr>
+        <w:pStyle w:val="ListParagraph"/>
+        <w:jc w:val="start"/>
+      </w:pPr>
+      <w:r>
+        <w:t>The submission excludes generated artifacts to keep the repository lightweight:</w:t>
+      </w:r>
+    </w:p>
+    <w:p>
+      <w:pPr>
+        <w:pStyle w:val="ListParagraph"/>
+        <w:jc w:val="start"/>
+      </w:pPr>
+      <w:r>
+        <w:t>build/</w:t>
+      </w:r>
+    </w:p>
+    <w:p>
+      <w:pPr>
+        <w:pStyle w:val="ListParagraph"/>
+        <w:jc w:val="start"/>
+      </w:pPr>
+      <w:r>
+        <w:t>install/</w:t>
+      </w:r>
+    </w:p>
+    <w:p>
+      <w:pPr>
+        <w:pStyle w:val="ListParagraph"/>
+        <w:jc w:val="start"/>
+      </w:pPr>
+      <w:r>
+        <w:t>log/</w:t>
+      </w:r>
+    </w:p>
+    <w:p>
+      <w:pPr>
+        <w:pStyle w:val="ListParagraph"/>
+        <w:jc w:val="start"/>
+      </w:pPr>
+      <w:r>
+        <w:t>outputs/</w:t>
+      </w:r>
+    </w:p>
+    <w:p>
+      <w:pPr>
+        <w:pStyle w:val="ListParagraph"/>
+        <w:jc w:val="start"/>
+      </w:pPr>
+    </w:p>
+    <w:p>
+      <w:pPr>
+        <w:pStyle w:val="ListParagraph"/>
+        <w:jc w:val="start"/>
+      </w:pPr>
+      <w:r>
+        <w:t>Only source code, maps, scripts, and configuration files are included.</w:t>
+      </w:r>
+      <w:r>
+        <w:br/>
+        <w:t>These components are sufficient for anyone with Docker and SSH access to reproduce the reported results exactly.</w:t>
+      </w:r>
     </w:p>
     <w:p>
       <w:pPr>
@@ -1624,7 +1788,6 @@
           <w:sz w:val="24"/>
           <w:szCs w:val="24"/>
         </w:rPr>
-        <w:lastRenderedPageBreak/>
         <w:t>Preliminary Results</w:t>
       </w:r>
     </w:p>
@@ -1695,7 +1858,7 @@
                         <w:tblPr>
                           <w:tblStyle w:val="TableGrid"/>
                           <w:tblW w:w="283.10pt" w:type="dxa"/>
-                          <w:tblInd w:w="-1.65pt" w:type="dxa"/>
+                          <w:tblInd w:w="0.35pt" w:type="dxa"/>
                           <w:tblBorders>
                             <w:bottom w:val="none" w:sz="0" w:space="0" w:color="auto"/>
                           </w:tblBorders>
@@ -2373,7 +2536,10 @@
         <w:jc w:val="start"/>
       </w:pPr>
       <w:r>
-        <w:t>The immediate challenge is extending the current framework to incorporate the remaining planned algorithms—Dijkstra’s algorithm, Theta*, and Jump Point Search (JPS). Each requires careful integration into the common planner interface so that results remain directly comparable across methods. Beyond implementing the algorithms, additional effort is needed to ensure that metrics such as number of turns, memory consumption of open and closed lists, and success rates over multiple random seeds are systematically recorded and analyzed.</w:t>
+        <w:t xml:space="preserve">The immediate challenge is extending the current framework to incorporate the remaining planned algorithms—Dijkstra’s algorithm, Theta*, and Jump Point Search (JPS). Each </w:t>
+      </w:r>
+      <w:r>
+        <w:t>requires careful integration into the common planner interface so that results remain directly comparable across methods. Beyond implementing the algorithms, additional effort is needed to ensure that metrics such as number of turns, memory consumption of open and closed lists, and success rates over multiple random seeds are systematically recorded and analyzed.</w:t>
       </w:r>
     </w:p>
     <w:p>
@@ -2403,15 +2569,7 @@
         <w:jc w:val="start"/>
       </w:pPr>
       <w:r>
-        <w:t>Future iterations will focus on broadening the range of evaluated approaches. Variants of A* with weighted heuristics (</w:t>
-      </w:r>
-      <w:proofErr w:type="spellStart"/>
-      <w:r>
-        <w:t>wA</w:t>
-      </w:r>
-      <w:proofErr w:type="spellEnd"/>
-      <w:r>
-        <w:t>*) can be used to study suboptimality–efficiency trade-offs. Theta* will highlight the effect of allowing any-angle shortcuts, and JPS will demonstrate pruning-based acceleration in uniform-cost grids. Beyond the five core algorithms, the extensible design allows exploration of incremental search algorithms such as D* Lite, and in the longer term, policy-based methods inspired by reinforcement learning.</w:t>
+        <w:t>Future iterations will focus on broadening the range of evaluated approaches. Variants of A* with weighted heuristics (wA*) can be used to study suboptimality–efficiency trade-offs. Theta* will highlight the effect of allowing any-angle shortcuts, and JPS will demonstrate pruning-based acceleration in uniform-cost grids. Beyond the five core algorithms, the extensible design allows exploration of incremental search algorithms such as D* Lite, and in the longer term, policy-based methods inspired by reinforcement learning.</w:t>
       </w:r>
       <w:r>
         <w:t xml:space="preserve"> </w:t>
@@ -2530,6 +2688,7 @@
           <w:sz w:val="20"/>
           <w:szCs w:val="20"/>
         </w:rPr>
+        <w:lastRenderedPageBreak/>
         <w:t>E. F. Moore, “The shortest path through a maze,” in Proc. Int. Symp. Switching Theory, 1959, pp. 285–292.</w:t>
       </w:r>
     </w:p>
@@ -4291,6 +4450,95 @@
     </w:lvl>
   </w:abstractNum>
   <w:abstractNum w:abstractNumId="20" w15:restartNumberingAfterBreak="0">
+    <w:nsid w:val="398B5511"/>
+    <w:multiLevelType w:val="hybridMultilevel"/>
+    <w:tmpl w:val="4FA6F3FC"/>
+    <w:lvl w:ilvl="0" w:tplc="0409000F">
+      <w:start w:val="1"/>
+      <w:numFmt w:val="decimal"/>
+      <w:lvlText w:val="%1."/>
+      <w:lvlJc w:val="start"/>
+      <w:pPr>
+        <w:ind w:start="36pt" w:hanging="18pt"/>
+      </w:pPr>
+      <w:rPr>
+        <w:rFonts w:hint="default"/>
+      </w:rPr>
+    </w:lvl>
+    <w:lvl w:ilvl="1" w:tplc="04090019" w:tentative="1">
+      <w:start w:val="1"/>
+      <w:numFmt w:val="lowerLetter"/>
+      <w:lvlText w:val="%2."/>
+      <w:lvlJc w:val="start"/>
+      <w:pPr>
+        <w:ind w:start="72pt" w:hanging="18pt"/>
+      </w:pPr>
+    </w:lvl>
+    <w:lvl w:ilvl="2" w:tplc="0409001B" w:tentative="1">
+      <w:start w:val="1"/>
+      <w:numFmt w:val="lowerRoman"/>
+      <w:lvlText w:val="%3."/>
+      <w:lvlJc w:val="end"/>
+      <w:pPr>
+        <w:ind w:start="108pt" w:hanging="9pt"/>
+      </w:pPr>
+    </w:lvl>
+    <w:lvl w:ilvl="3" w:tplc="0409000F" w:tentative="1">
+      <w:start w:val="1"/>
+      <w:numFmt w:val="decimal"/>
+      <w:lvlText w:val="%4."/>
+      <w:lvlJc w:val="start"/>
+      <w:pPr>
+        <w:ind w:start="144pt" w:hanging="18pt"/>
+      </w:pPr>
+    </w:lvl>
+    <w:lvl w:ilvl="4" w:tplc="04090019" w:tentative="1">
+      <w:start w:val="1"/>
+      <w:numFmt w:val="lowerLetter"/>
+      <w:lvlText w:val="%5."/>
+      <w:lvlJc w:val="start"/>
+      <w:pPr>
+        <w:ind w:start="180pt" w:hanging="18pt"/>
+      </w:pPr>
+    </w:lvl>
+    <w:lvl w:ilvl="5" w:tplc="0409001B" w:tentative="1">
+      <w:start w:val="1"/>
+      <w:numFmt w:val="lowerRoman"/>
+      <w:lvlText w:val="%6."/>
+      <w:lvlJc w:val="end"/>
+      <w:pPr>
+        <w:ind w:start="216pt" w:hanging="9pt"/>
+      </w:pPr>
+    </w:lvl>
+    <w:lvl w:ilvl="6" w:tplc="0409000F" w:tentative="1">
+      <w:start w:val="1"/>
+      <w:numFmt w:val="decimal"/>
+      <w:lvlText w:val="%7."/>
+      <w:lvlJc w:val="start"/>
+      <w:pPr>
+        <w:ind w:start="252pt" w:hanging="18pt"/>
+      </w:pPr>
+    </w:lvl>
+    <w:lvl w:ilvl="7" w:tplc="04090019" w:tentative="1">
+      <w:start w:val="1"/>
+      <w:numFmt w:val="lowerLetter"/>
+      <w:lvlText w:val="%8."/>
+      <w:lvlJc w:val="start"/>
+      <w:pPr>
+        <w:ind w:start="288pt" w:hanging="18pt"/>
+      </w:pPr>
+    </w:lvl>
+    <w:lvl w:ilvl="8" w:tplc="0409001B" w:tentative="1">
+      <w:start w:val="1"/>
+      <w:numFmt w:val="lowerRoman"/>
+      <w:lvlText w:val="%9."/>
+      <w:lvlJc w:val="end"/>
+      <w:pPr>
+        <w:ind w:start="324pt" w:hanging="9pt"/>
+      </w:pPr>
+    </w:lvl>
+  </w:abstractNum>
+  <w:abstractNum w:abstractNumId="21" w15:restartNumberingAfterBreak="0">
     <w:nsid w:val="39E54FC6"/>
     <w:multiLevelType w:val="singleLevel"/>
     <w:tmpl w:val="5B7288D4"/>
@@ -4310,7 +4558,7 @@
       </w:rPr>
     </w:lvl>
   </w:abstractNum>
-  <w:abstractNum w:abstractNumId="21" w15:restartNumberingAfterBreak="0">
+  <w:abstractNum w:abstractNumId="22" w15:restartNumberingAfterBreak="0">
     <w:nsid w:val="3BDD560A"/>
     <w:multiLevelType w:val="hybridMultilevel"/>
     <w:tmpl w:val="EC5C338C"/>
@@ -4423,7 +4671,7 @@
       </w:rPr>
     </w:lvl>
   </w:abstractNum>
-  <w:abstractNum w:abstractNumId="22" w15:restartNumberingAfterBreak="0">
+  <w:abstractNum w:abstractNumId="23" w15:restartNumberingAfterBreak="0">
     <w:nsid w:val="4189603E"/>
     <w:multiLevelType w:val="multilevel"/>
     <w:tmpl w:val="0AB06E12"/>
@@ -4630,7 +4878,7 @@
       </w:rPr>
     </w:lvl>
   </w:abstractNum>
-  <w:abstractNum w:abstractNumId="23" w15:restartNumberingAfterBreak="0">
+  <w:abstractNum w:abstractNumId="24" w15:restartNumberingAfterBreak="0">
     <w:nsid w:val="41C01C63"/>
     <w:multiLevelType w:val="multilevel"/>
     <w:tmpl w:val="58CAB6CE"/>
@@ -4779,7 +5027,7 @@
       </w:rPr>
     </w:lvl>
   </w:abstractNum>
-  <w:abstractNum w:abstractNumId="24" w15:restartNumberingAfterBreak="0">
+  <w:abstractNum w:abstractNumId="25" w15:restartNumberingAfterBreak="0">
     <w:nsid w:val="493C3F76"/>
     <w:multiLevelType w:val="hybridMultilevel"/>
     <w:tmpl w:val="9A9E418C"/>
@@ -4890,7 +5138,7 @@
       </w:pPr>
     </w:lvl>
   </w:abstractNum>
-  <w:abstractNum w:abstractNumId="25" w15:restartNumberingAfterBreak="0">
+  <w:abstractNum w:abstractNumId="26" w15:restartNumberingAfterBreak="0">
     <w:nsid w:val="4F716868"/>
     <w:multiLevelType w:val="hybridMultilevel"/>
     <w:tmpl w:val="569CFB56"/>
@@ -5003,7 +5251,7 @@
       </w:rPr>
     </w:lvl>
   </w:abstractNum>
-  <w:abstractNum w:abstractNumId="26" w15:restartNumberingAfterBreak="0">
+  <w:abstractNum w:abstractNumId="27" w15:restartNumberingAfterBreak="0">
     <w:nsid w:val="52CA544A"/>
     <w:multiLevelType w:val="singleLevel"/>
     <w:tmpl w:val="AED6D67E"/>
@@ -5030,7 +5278,7 @@
       </w:rPr>
     </w:lvl>
   </w:abstractNum>
-  <w:abstractNum w:abstractNumId="27" w15:restartNumberingAfterBreak="0">
+  <w:abstractNum w:abstractNumId="28" w15:restartNumberingAfterBreak="0">
     <w:nsid w:val="59851F56"/>
     <w:multiLevelType w:val="multilevel"/>
     <w:tmpl w:val="C6368F24"/>
@@ -5179,7 +5427,7 @@
       </w:rPr>
     </w:lvl>
   </w:abstractNum>
-  <w:abstractNum w:abstractNumId="28" w15:restartNumberingAfterBreak="0">
+  <w:abstractNum w:abstractNumId="29" w15:restartNumberingAfterBreak="0">
     <w:nsid w:val="6C402C58"/>
     <w:multiLevelType w:val="hybridMultilevel"/>
     <w:tmpl w:val="9A1CA078"/>
@@ -5324,7 +5572,7 @@
       </w:rPr>
     </w:lvl>
   </w:abstractNum>
-  <w:abstractNum w:abstractNumId="29" w15:restartNumberingAfterBreak="0">
+  <w:abstractNum w:abstractNumId="30" w15:restartNumberingAfterBreak="0">
     <w:nsid w:val="6CD32DA8"/>
     <w:multiLevelType w:val="singleLevel"/>
     <w:tmpl w:val="166470C2"/>
@@ -5350,35 +5598,180 @@
       </w:rPr>
     </w:lvl>
   </w:abstractNum>
+  <w:abstractNum w:abstractNumId="31" w15:restartNumberingAfterBreak="0">
+    <w:nsid w:val="74E669F6"/>
+    <w:multiLevelType w:val="multilevel"/>
+    <w:tmpl w:val="F806BE24"/>
+    <w:lvl w:ilvl="0">
+      <w:start w:val="1"/>
+      <w:numFmt w:val="bullet"/>
+      <w:lvlText w:val=""/>
+      <w:lvlJc w:val="start"/>
+      <w:pPr>
+        <w:tabs>
+          <w:tab w:val="num" w:pos="36pt"/>
+        </w:tabs>
+        <w:ind w:start="36pt" w:hanging="18pt"/>
+      </w:pPr>
+      <w:rPr>
+        <w:rFonts w:ascii="Symbol" w:hAnsi="Symbol" w:hint="default"/>
+        <w:sz w:val="20"/>
+      </w:rPr>
+    </w:lvl>
+    <w:lvl w:ilvl="1">
+      <w:start w:val="1"/>
+      <w:numFmt w:val="upperLetter"/>
+      <w:lvlText w:val="%2."/>
+      <w:lvlJc w:val="start"/>
+      <w:pPr>
+        <w:ind w:start="72pt" w:hanging="18pt"/>
+      </w:pPr>
+      <w:rPr>
+        <w:rFonts w:hint="default"/>
+      </w:rPr>
+    </w:lvl>
+    <w:lvl w:ilvl="2" w:tentative="1">
+      <w:start w:val="1"/>
+      <w:numFmt w:val="bullet"/>
+      <w:lvlText w:val=""/>
+      <w:lvlJc w:val="start"/>
+      <w:pPr>
+        <w:tabs>
+          <w:tab w:val="num" w:pos="108pt"/>
+        </w:tabs>
+        <w:ind w:start="108pt" w:hanging="18pt"/>
+      </w:pPr>
+      <w:rPr>
+        <w:rFonts w:ascii="Wingdings" w:hAnsi="Wingdings" w:hint="default"/>
+        <w:sz w:val="20"/>
+      </w:rPr>
+    </w:lvl>
+    <w:lvl w:ilvl="3" w:tentative="1">
+      <w:start w:val="1"/>
+      <w:numFmt w:val="bullet"/>
+      <w:lvlText w:val=""/>
+      <w:lvlJc w:val="start"/>
+      <w:pPr>
+        <w:tabs>
+          <w:tab w:val="num" w:pos="144pt"/>
+        </w:tabs>
+        <w:ind w:start="144pt" w:hanging="18pt"/>
+      </w:pPr>
+      <w:rPr>
+        <w:rFonts w:ascii="Wingdings" w:hAnsi="Wingdings" w:hint="default"/>
+        <w:sz w:val="20"/>
+      </w:rPr>
+    </w:lvl>
+    <w:lvl w:ilvl="4" w:tentative="1">
+      <w:start w:val="1"/>
+      <w:numFmt w:val="bullet"/>
+      <w:lvlText w:val=""/>
+      <w:lvlJc w:val="start"/>
+      <w:pPr>
+        <w:tabs>
+          <w:tab w:val="num" w:pos="180pt"/>
+        </w:tabs>
+        <w:ind w:start="180pt" w:hanging="18pt"/>
+      </w:pPr>
+      <w:rPr>
+        <w:rFonts w:ascii="Wingdings" w:hAnsi="Wingdings" w:hint="default"/>
+        <w:sz w:val="20"/>
+      </w:rPr>
+    </w:lvl>
+    <w:lvl w:ilvl="5" w:tentative="1">
+      <w:start w:val="1"/>
+      <w:numFmt w:val="bullet"/>
+      <w:lvlText w:val=""/>
+      <w:lvlJc w:val="start"/>
+      <w:pPr>
+        <w:tabs>
+          <w:tab w:val="num" w:pos="216pt"/>
+        </w:tabs>
+        <w:ind w:start="216pt" w:hanging="18pt"/>
+      </w:pPr>
+      <w:rPr>
+        <w:rFonts w:ascii="Wingdings" w:hAnsi="Wingdings" w:hint="default"/>
+        <w:sz w:val="20"/>
+      </w:rPr>
+    </w:lvl>
+    <w:lvl w:ilvl="6" w:tentative="1">
+      <w:start w:val="1"/>
+      <w:numFmt w:val="bullet"/>
+      <w:lvlText w:val=""/>
+      <w:lvlJc w:val="start"/>
+      <w:pPr>
+        <w:tabs>
+          <w:tab w:val="num" w:pos="252pt"/>
+        </w:tabs>
+        <w:ind w:start="252pt" w:hanging="18pt"/>
+      </w:pPr>
+      <w:rPr>
+        <w:rFonts w:ascii="Wingdings" w:hAnsi="Wingdings" w:hint="default"/>
+        <w:sz w:val="20"/>
+      </w:rPr>
+    </w:lvl>
+    <w:lvl w:ilvl="7" w:tentative="1">
+      <w:start w:val="1"/>
+      <w:numFmt w:val="bullet"/>
+      <w:lvlText w:val=""/>
+      <w:lvlJc w:val="start"/>
+      <w:pPr>
+        <w:tabs>
+          <w:tab w:val="num" w:pos="288pt"/>
+        </w:tabs>
+        <w:ind w:start="288pt" w:hanging="18pt"/>
+      </w:pPr>
+      <w:rPr>
+        <w:rFonts w:ascii="Wingdings" w:hAnsi="Wingdings" w:hint="default"/>
+        <w:sz w:val="20"/>
+      </w:rPr>
+    </w:lvl>
+    <w:lvl w:ilvl="8" w:tentative="1">
+      <w:start w:val="1"/>
+      <w:numFmt w:val="bullet"/>
+      <w:lvlText w:val=""/>
+      <w:lvlJc w:val="start"/>
+      <w:pPr>
+        <w:tabs>
+          <w:tab w:val="num" w:pos="324pt"/>
+        </w:tabs>
+        <w:ind w:start="324pt" w:hanging="18pt"/>
+      </w:pPr>
+      <w:rPr>
+        <w:rFonts w:ascii="Wingdings" w:hAnsi="Wingdings" w:hint="default"/>
+        <w:sz w:val="20"/>
+      </w:rPr>
+    </w:lvl>
+  </w:abstractNum>
   <w:num w:numId="1" w16cid:durableId="940377641">
     <w:abstractNumId w:val="19"/>
   </w:num>
   <w:num w:numId="2" w16cid:durableId="1397439891">
-    <w:abstractNumId w:val="28"/>
+    <w:abstractNumId w:val="29"/>
   </w:num>
   <w:num w:numId="3" w16cid:durableId="539585121">
     <w:abstractNumId w:val="18"/>
   </w:num>
   <w:num w:numId="4" w16cid:durableId="1505513160">
-    <w:abstractNumId w:val="22"/>
+    <w:abstractNumId w:val="23"/>
   </w:num>
   <w:num w:numId="5" w16cid:durableId="978925957">
-    <w:abstractNumId w:val="22"/>
+    <w:abstractNumId w:val="23"/>
   </w:num>
   <w:num w:numId="6" w16cid:durableId="1721400726">
-    <w:abstractNumId w:val="22"/>
+    <w:abstractNumId w:val="23"/>
   </w:num>
   <w:num w:numId="7" w16cid:durableId="687826470">
-    <w:abstractNumId w:val="22"/>
+    <w:abstractNumId w:val="23"/>
   </w:num>
   <w:num w:numId="8" w16cid:durableId="143812469">
-    <w:abstractNumId w:val="26"/>
+    <w:abstractNumId w:val="27"/>
   </w:num>
   <w:num w:numId="9" w16cid:durableId="1364867722">
-    <w:abstractNumId w:val="29"/>
+    <w:abstractNumId w:val="30"/>
   </w:num>
   <w:num w:numId="10" w16cid:durableId="2029989048">
-    <w:abstractNumId w:val="20"/>
+    <w:abstractNumId w:val="21"/>
   </w:num>
   <w:num w:numId="11" w16cid:durableId="642739898">
     <w:abstractNumId w:val="16"/>
@@ -5420,22 +5813,22 @@
     <w:abstractNumId w:val="1"/>
   </w:num>
   <w:num w:numId="24" w16cid:durableId="1366640472">
-    <w:abstractNumId w:val="24"/>
+    <w:abstractNumId w:val="25"/>
   </w:num>
   <w:num w:numId="25" w16cid:durableId="1917282883">
-    <w:abstractNumId w:val="26"/>
+    <w:abstractNumId w:val="27"/>
   </w:num>
   <w:num w:numId="26" w16cid:durableId="1466772736">
     <w:abstractNumId w:val="14"/>
   </w:num>
   <w:num w:numId="27" w16cid:durableId="1057825152">
-    <w:abstractNumId w:val="23"/>
+    <w:abstractNumId w:val="24"/>
   </w:num>
   <w:num w:numId="28" w16cid:durableId="1769081536">
-    <w:abstractNumId w:val="27"/>
+    <w:abstractNumId w:val="28"/>
   </w:num>
   <w:num w:numId="29" w16cid:durableId="913012818">
-    <w:abstractNumId w:val="21"/>
+    <w:abstractNumId w:val="22"/>
   </w:num>
   <w:num w:numId="30" w16cid:durableId="1016923067">
     <w:abstractNumId w:val="17"/>
@@ -5447,10 +5840,16 @@
     <w:abstractNumId w:val="12"/>
   </w:num>
   <w:num w:numId="33" w16cid:durableId="145096952">
-    <w:abstractNumId w:val="25"/>
+    <w:abstractNumId w:val="26"/>
   </w:num>
   <w:num w:numId="34" w16cid:durableId="24529045">
     <w:abstractNumId w:val="13"/>
+  </w:num>
+  <w:num w:numId="35" w16cid:durableId="1784879140">
+    <w:abstractNumId w:val="31"/>
+  </w:num>
+  <w:num w:numId="36" w16cid:durableId="965311006">
+    <w:abstractNumId w:val="20"/>
   </w:num>
 </w:numbering>
 </file>
@@ -5873,7 +6272,6 @@
   <w:style w:type="character" w:default="1" w:styleId="DefaultParagraphFont">
     <w:name w:val="Default Paragraph Font"/>
     <w:uiPriority w:val="1"/>
-    <w:semiHidden/>
     <w:unhideWhenUsed/>
   </w:style>
   <w:style w:type="table" w:default="1" w:styleId="TableNormal">

--- a/project_status_October_6/status/meljahmi_RBE550_October_6_status.docx
+++ b/project_status_October_6/status/meljahmi_RBE550_October_6_status.docx
@@ -282,10 +282,7 @@
         <w:jc w:val="start"/>
       </w:pPr>
       <w:r>
-        <w:t xml:space="preserve">Path planning is a fundamental problem in robotics and artificial intelligence. Mobile robots, manipulators, and autonomous agents must be able to navigate from an initial configuration to a goal while avoiding obstacles. Among the many approaches to path planning, grid-based search provides a simple yet powerful model: the workspace is discretized into </w:t>
-      </w:r>
-      <w:r>
-        <w:t>cells that are either free or occupied, and algorithms explore this graph to connect the start and goal states.</w:t>
+        <w:t>Path planning is a fundamental problem in robotics and artificial intelligence. Mobile robots, manipulators, and autonomous agents must be able to navigate from an initial configuration to a goal while avoiding obstacles. Among the many approaches to path planning, grid-based search provides a simple yet powerful model: the workspace is discretized into cells that are either free or occupied, and algorithms explore this graph to connect the start and goal states.</w:t>
       </w:r>
     </w:p>
     <w:p>
@@ -356,7 +353,6 @@
           <w:sz w:val="24"/>
           <w:szCs w:val="24"/>
         </w:rPr>
-        <w:lastRenderedPageBreak/>
         <w:t>Background</w:t>
       </w:r>
     </w:p>
@@ -528,7 +524,15 @@
         <w:t>J</w:t>
       </w:r>
       <w:r>
-        <w:t>PS is an optimization for uniform-cost grids that skips over symmetric intermediate states. By “jumping” directly to critical nodes, JPS dramatically reduces the number of expansions while preserving optimality</w:t>
+        <w:t xml:space="preserve">PS is an optimization for uniform-cost grids that </w:t>
+      </w:r>
+      <w:proofErr w:type="gramStart"/>
+      <w:r>
+        <w:t>skips</w:t>
+      </w:r>
+      <w:proofErr w:type="gramEnd"/>
+      <w:r>
+        <w:t xml:space="preserve"> over symmetric intermediate states. By “jumping” directly to critical nodes, JPS dramatically reduces the number of expansions while preserving optimality</w:t>
       </w:r>
       <w:r>
         <w:t>.</w:t>
@@ -725,6 +729,7 @@
       <w:r>
         <w:t xml:space="preserve">, provides the benchmarking utilities and planner implementations. The build system is based on </w:t>
       </w:r>
+      <w:proofErr w:type="spellStart"/>
       <w:r>
         <w:rPr>
           <w:b/>
@@ -746,6 +751,7 @@
         </w:rPr>
         <w:t>on</w:t>
       </w:r>
+      <w:proofErr w:type="spellEnd"/>
       <w:r>
         <w:t>, and helper scripts (build.sh and run.sh) simplify compilation, environment setup, and experiment execution.</w:t>
       </w:r>
@@ -944,7 +950,23 @@
         <w:jc w:val="start"/>
       </w:pPr>
       <w:r>
-        <w:t>def plan(grid, start, goal, neighbors_fn) -&gt; (path, stats)</w:t>
+        <w:t xml:space="preserve">def </w:t>
+      </w:r>
+      <w:proofErr w:type="gramStart"/>
+      <w:r>
+        <w:t>plan(</w:t>
+      </w:r>
+      <w:proofErr w:type="gramEnd"/>
+      <w:r>
+        <w:t xml:space="preserve">grid, start, goal, </w:t>
+      </w:r>
+      <w:proofErr w:type="spellStart"/>
+      <w:r>
+        <w:t>neighbors_fn</w:t>
+      </w:r>
+      <w:proofErr w:type="spellEnd"/>
+      <w:r>
+        <w:t>) -&gt; (path, stats)</w:t>
       </w:r>
     </w:p>
     <w:p>
@@ -997,21 +1019,25 @@
         </w:numPr>
         <w:jc w:val="start"/>
       </w:pPr>
-      <w:r>
-        <w:t>neighbors_fn selects 4- or 8-connected motion.</w:t>
-      </w:r>
-    </w:p>
-    <w:p>
-      <w:pPr>
-        <w:jc w:val="start"/>
-      </w:pPr>
-    </w:p>
-    <w:p>
-      <w:pPr>
-        <w:jc w:val="start"/>
-      </w:pPr>
-      <w:r>
-        <w:lastRenderedPageBreak/>
+      <w:proofErr w:type="spellStart"/>
+      <w:r>
+        <w:t>neighbors_fn</w:t>
+      </w:r>
+      <w:proofErr w:type="spellEnd"/>
+      <w:r>
+        <w:t xml:space="preserve"> selects 4- or 8-connected motion.</w:t>
+      </w:r>
+    </w:p>
+    <w:p>
+      <w:pPr>
+        <w:jc w:val="start"/>
+      </w:pPr>
+    </w:p>
+    <w:p>
+      <w:pPr>
+        <w:jc w:val="start"/>
+      </w:pPr>
+      <w:r>
         <w:t>Each planner returns a path (list of grid cells) and a stats dictionary (runtime, nodes expanded, path length in steps; memory/turns where available).</w:t>
       </w:r>
     </w:p>
@@ -1358,10 +1384,15 @@
         </w:rPr>
       </w:pPr>
       <w:r>
-        <w:t xml:space="preserve">Each run reports results in a structured format, printed to the console and optionally saved for later analysis. The harness ensures that all planners are evaluated under identical conditions. In particular, it supports varying the cost model (4-connected vs. 8-connected grids) and heuristic functions (Manhattan vs. Euclidean) so that differences between </w:t>
-      </w:r>
-      <w:r>
-        <w:t>algorithmic approaches can be measured systematically.</w:t>
+        <w:t xml:space="preserve">Each run reports results in a structured format, printed to the console and optionally saved for later analysis. The harness ensures that all planners are evaluated under identical conditions. </w:t>
+      </w:r>
+      <w:proofErr w:type="gramStart"/>
+      <w:r>
+        <w:t>In particular, it</w:t>
+      </w:r>
+      <w:proofErr w:type="gramEnd"/>
+      <w:r>
+        <w:t xml:space="preserve"> supports varying the cost model (4-connected vs. 8-connected grids) and heuristic functions (Manhattan vs. Euclidean) so that differences between algorithmic approaches can be measured systematically.</w:t>
       </w:r>
       <w:r>
         <w:t xml:space="preserve"> </w:t>
@@ -1498,8 +1529,21 @@
         </w:numPr>
         <w:jc w:val="start"/>
       </w:pPr>
-      <w:r>
-        <w:t>src/rbe550_grid_bench/ — core ROS 2 package (BFS and A* implementations).</w:t>
+      <w:proofErr w:type="spellStart"/>
+      <w:r>
+        <w:t>src</w:t>
+      </w:r>
+      <w:proofErr w:type="spellEnd"/>
+      <w:r>
+        <w:t>/rbe550_grid_</w:t>
+      </w:r>
+      <w:proofErr w:type="gramStart"/>
+      <w:r>
+        <w:t>bench/ —</w:t>
+      </w:r>
+      <w:proofErr w:type="gramEnd"/>
+      <w:r>
+        <w:t xml:space="preserve"> core ROS 2 package (BFS and A* implementations).</w:t>
       </w:r>
     </w:p>
     <w:p>
@@ -1510,8 +1554,13 @@
         </w:numPr>
         <w:jc w:val="start"/>
       </w:pPr>
-      <w:r>
-        <w:t>maps/ — ASCII map files (e.g., maze_32.txt).</w:t>
+      <w:proofErr w:type="gramStart"/>
+      <w:r>
+        <w:t>maps/ —</w:t>
+      </w:r>
+      <w:proofErr w:type="gramEnd"/>
+      <w:r>
+        <w:t xml:space="preserve"> ASCII map files (e.g., maze_32.txt).</w:t>
       </w:r>
     </w:p>
     <w:p>
@@ -1522,8 +1571,13 @@
         </w:numPr>
         <w:jc w:val="start"/>
       </w:pPr>
-      <w:r>
-        <w:t>scripts/ — helper scripts for build and execution, both local and Docker.</w:t>
+      <w:proofErr w:type="gramStart"/>
+      <w:r>
+        <w:t>scripts/ —</w:t>
+      </w:r>
+      <w:proofErr w:type="gramEnd"/>
+      <w:r>
+        <w:t xml:space="preserve"> helper scripts for build and execution, both local and Docker.</w:t>
       </w:r>
     </w:p>
     <w:p>
@@ -1534,8 +1588,26 @@
         </w:numPr>
         <w:jc w:val="start"/>
       </w:pPr>
-      <w:r>
-        <w:t>Dockerfile and .dockerignore — define a self-contained, reproducible build.</w:t>
+      <w:proofErr w:type="spellStart"/>
+      <w:r>
+        <w:t>Dockerfile</w:t>
+      </w:r>
+      <w:proofErr w:type="spellEnd"/>
+      <w:r>
+        <w:t xml:space="preserve"> </w:t>
+      </w:r>
+      <w:proofErr w:type="gramStart"/>
+      <w:r>
+        <w:t>and .</w:t>
+      </w:r>
+      <w:proofErr w:type="spellStart"/>
+      <w:r>
+        <w:t>dockerignore</w:t>
+      </w:r>
+      <w:proofErr w:type="spellEnd"/>
+      <w:proofErr w:type="gramEnd"/>
+      <w:r>
+        <w:t xml:space="preserve"> — define a self-contained, reproducible build.</w:t>
       </w:r>
     </w:p>
     <w:p>
@@ -1585,8 +1657,18 @@
         <w:jc w:val="start"/>
       </w:pPr>
       <w:r>
-        <w:t>git clone git@github.com:meljahmi-personal/RBE550-Workspace.git</w:t>
-      </w:r>
+        <w:t xml:space="preserve">git clone </w:t>
+      </w:r>
+      <w:proofErr w:type="spellStart"/>
+      <w:proofErr w:type="gramStart"/>
+      <w:r>
+        <w:t>git@github.com:meljahmi-personal</w:t>
+      </w:r>
+      <w:proofErr w:type="spellEnd"/>
+      <w:r>
+        <w:t>/RBE550-Workspace.git</w:t>
+      </w:r>
+      <w:proofErr w:type="gramEnd"/>
     </w:p>
     <w:p>
       <w:pPr>
@@ -1594,7 +1676,6 @@
         <w:jc w:val="start"/>
       </w:pPr>
       <w:r>
-        <w:lastRenderedPageBreak/>
         <w:t>cd RBE550-Workspace</w:t>
       </w:r>
     </w:p>
@@ -1625,7 +1706,39 @@
         <w:t>e last command</w:t>
       </w:r>
       <w:r>
-        <w:t xml:space="preserve"> builds the image, copies both src/ and maps/ into /ws/, compiles the workspace with colcon, and runs the benchmark. Outputs (logs, images, and GIFs) are saved to ./outputs/ on the host.</w:t>
+        <w:t xml:space="preserve"> builds the image, copies both </w:t>
+      </w:r>
+      <w:proofErr w:type="spellStart"/>
+      <w:r>
+        <w:t>src</w:t>
+      </w:r>
+      <w:proofErr w:type="spellEnd"/>
+      <w:r>
+        <w:t>/ and maps/ into /</w:t>
+      </w:r>
+      <w:proofErr w:type="spellStart"/>
+      <w:r>
+        <w:t>ws</w:t>
+      </w:r>
+      <w:proofErr w:type="spellEnd"/>
+      <w:r>
+        <w:t xml:space="preserve">/, compiles the workspace with </w:t>
+      </w:r>
+      <w:proofErr w:type="spellStart"/>
+      <w:r>
+        <w:t>colcon</w:t>
+      </w:r>
+      <w:proofErr w:type="spellEnd"/>
+      <w:r>
+        <w:t xml:space="preserve">, and runs the benchmark. Outputs (logs, images, and GIFs) are saved </w:t>
+      </w:r>
+      <w:proofErr w:type="gramStart"/>
+      <w:r>
+        <w:t>to .</w:t>
+      </w:r>
+      <w:proofErr w:type="gramEnd"/>
+      <w:r>
+        <w:t>/outputs/ on the host.</w:t>
       </w:r>
     </w:p>
     <w:p>
@@ -1662,8 +1775,18 @@
         <w:jc w:val="start"/>
       </w:pPr>
       <w:r>
-        <w:t>git clone git@github.com:meljahmi-personal/RBE550-Workspace.git</w:t>
-      </w:r>
+        <w:t xml:space="preserve">git clone </w:t>
+      </w:r>
+      <w:proofErr w:type="spellStart"/>
+      <w:proofErr w:type="gramStart"/>
+      <w:r>
+        <w:t>git@github.com:meljahmi-personal</w:t>
+      </w:r>
+      <w:proofErr w:type="spellEnd"/>
+      <w:r>
+        <w:t>/RBE550-Workspace.git</w:t>
+      </w:r>
+      <w:proofErr w:type="gramEnd"/>
     </w:p>
     <w:p>
       <w:pPr>
@@ -1689,7 +1812,15 @@
         <w:jc w:val="start"/>
       </w:pPr>
       <w:r>
-        <w:t>./scripts/run.sh --grid 64 --fill 0.20 --seed 42 --algo astar --moves 8 --no-show</w:t>
+        <w:t xml:space="preserve">./scripts/run.sh --grid 64 --fill 0.20 --seed 42 --algo </w:t>
+      </w:r>
+      <w:proofErr w:type="spellStart"/>
+      <w:r>
+        <w:t>astar</w:t>
+      </w:r>
+      <w:proofErr w:type="spellEnd"/>
+      <w:r>
+        <w:t xml:space="preserve"> --moves 8 --no-show</w:t>
       </w:r>
     </w:p>
     <w:p>
@@ -1710,6 +1841,9 @@
       <w:r>
         <w:t>Submission and Exclusions</w:t>
       </w:r>
+      <w:r>
+        <w:t>:</w:t>
+      </w:r>
     </w:p>
     <w:p>
       <w:pPr>
@@ -1774,6 +1908,76 @@
         <w:br/>
         <w:t>These components are sufficient for anyone with Docker and SSH access to reproduce the reported results exactly.</w:t>
       </w:r>
+    </w:p>
+    <w:p>
+      <w:pPr>
+        <w:pStyle w:val="ListParagraph"/>
+        <w:jc w:val="start"/>
+      </w:pPr>
+    </w:p>
+    <w:p>
+      <w:pPr>
+        <w:pStyle w:val="ListParagraph"/>
+        <w:numPr>
+          <w:ilvl w:val="0"/>
+          <w:numId w:val="36"/>
+        </w:numPr>
+        <w:jc w:val="start"/>
+      </w:pPr>
+      <w:r>
+        <w:t>Project Documentation Repository</w:t>
+      </w:r>
+      <w:r>
+        <w:t>:</w:t>
+      </w:r>
+    </w:p>
+    <w:p>
+      <w:pPr>
+        <w:pStyle w:val="ListParagraph"/>
+        <w:jc w:val="start"/>
+      </w:pPr>
+      <w:r>
+        <w:t>In addition to the code workspace, all written project documents — including the proposal, status reports, and presentation materials — are hosted in a separate GitHub repository for transparency and version control:</w:t>
+      </w:r>
+    </w:p>
+    <w:p>
+      <w:pPr>
+        <w:pStyle w:val="ListParagraph"/>
+        <w:jc w:val="start"/>
+      </w:pPr>
+      <w:hyperlink r:id="rId12" w:history="1">
+        <w:r>
+          <w:rPr>
+            <w:rStyle w:val="Hyperlink"/>
+          </w:rPr>
+          <w:t>git@github.com:meljahmi-personal/RBE550-project-proposal.git</w:t>
+        </w:r>
+      </w:hyperlink>
+    </w:p>
+    <w:p>
+      <w:pPr>
+        <w:pStyle w:val="ListParagraph"/>
+        <w:jc w:val="start"/>
+      </w:pPr>
+    </w:p>
+    <w:p>
+      <w:pPr>
+        <w:pStyle w:val="ListParagraph"/>
+        <w:jc w:val="start"/>
+      </w:pPr>
+      <w:r>
+        <w:t>The October 6 status report and related figures are located under:</w:t>
+      </w:r>
+      <w:r>
+        <w:br/>
+        <w:t>project_status_October_6/status/</w:t>
+      </w:r>
+    </w:p>
+    <w:p>
+      <w:pPr>
+        <w:pStyle w:val="ListParagraph"/>
+        <w:jc w:val="start"/>
+      </w:pPr>
     </w:p>
     <w:p>
       <w:pPr>
@@ -2536,10 +2740,7 @@
         <w:jc w:val="start"/>
       </w:pPr>
       <w:r>
-        <w:t xml:space="preserve">The immediate challenge is extending the current framework to incorporate the remaining planned algorithms—Dijkstra’s algorithm, Theta*, and Jump Point Search (JPS). Each </w:t>
-      </w:r>
-      <w:r>
-        <w:t>requires careful integration into the common planner interface so that results remain directly comparable across methods. Beyond implementing the algorithms, additional effort is needed to ensure that metrics such as number of turns, memory consumption of open and closed lists, and success rates over multiple random seeds are systematically recorded and analyzed.</w:t>
+        <w:t>The immediate challenge is extending the current framework to incorporate the remaining planned algorithms—Dijkstra’s algorithm, Theta*, and Jump Point Search (JPS). Each requires careful integration into the common planner interface so that results remain directly comparable across methods. Beyond implementing the algorithms, additional effort is needed to ensure that metrics such as number of turns, memory consumption of open and closed lists, and success rates over multiple random seeds are systematically recorded and analyzed.</w:t>
       </w:r>
     </w:p>
     <w:p>
@@ -2569,7 +2770,15 @@
         <w:jc w:val="start"/>
       </w:pPr>
       <w:r>
-        <w:t>Future iterations will focus on broadening the range of evaluated approaches. Variants of A* with weighted heuristics (wA*) can be used to study suboptimality–efficiency trade-offs. Theta* will highlight the effect of allowing any-angle shortcuts, and JPS will demonstrate pruning-based acceleration in uniform-cost grids. Beyond the five core algorithms, the extensible design allows exploration of incremental search algorithms such as D* Lite, and in the longer term, policy-based methods inspired by reinforcement learning.</w:t>
+        <w:t>Future iterations will focus on broadening the range of evaluated approaches. Variants of A* with weighted heuristics (</w:t>
+      </w:r>
+      <w:proofErr w:type="spellStart"/>
+      <w:r>
+        <w:t>wA</w:t>
+      </w:r>
+      <w:proofErr w:type="spellEnd"/>
+      <w:r>
+        <w:t>*) can be used to study suboptimality–efficiency trade-offs. Theta* will highlight the effect of allowing any-angle shortcuts, and JPS will demonstrate pruning-based acceleration in uniform-cost grids. Beyond the five core algorithms, the extensible design allows exploration of incremental search algorithms such as D* Lite, and in the longer term, policy-based methods inspired by reinforcement learning.</w:t>
       </w:r>
       <w:r>
         <w:t xml:space="preserve"> </w:t>
@@ -2688,7 +2897,6 @@
           <w:sz w:val="20"/>
           <w:szCs w:val="20"/>
         </w:rPr>
-        <w:lastRenderedPageBreak/>
         <w:t>E. F. Moore, “The shortest path through a maze,” in Proc. Int. Symp. Switching Theory, 1959, pp. 285–292.</w:t>
       </w:r>
     </w:p>
@@ -6272,6 +6480,7 @@
   <w:style w:type="character" w:default="1" w:styleId="DefaultParagraphFont">
     <w:name w:val="Default Paragraph Font"/>
     <w:uiPriority w:val="1"/>
+    <w:semiHidden/>
     <w:unhideWhenUsed/>
   </w:style>
   <w:style w:type="table" w:default="1" w:styleId="TableNormal">
